--- a/report/vault_api_PBL_report.docx
+++ b/report/vault_api_PBL_report.docx
@@ -18207,7 +18207,7 @@
                 <w:sz w:val="26"/>
                 <w:szCs w:val="26"/>
               </w:rPr>
-              <w:t xml:space="preserve">11</w:t>
+              <w:t xml:space="preserve">12</w:t>
             </w:r>
           </w:p>
         </w:tc>
@@ -24601,7 +24601,7 @@
       <w:r>
         <w:drawing>
           <wp:inline xmlns:a="http://schemas.openxmlformats.org/drawingml/2006/main" xmlns:pic="http://schemas.openxmlformats.org/drawingml/2006/picture">
-            <wp:extent cx="5394960" cy="4358218"/>
+            <wp:extent cx="4754880" cy="5103113"/>
             <wp:docPr id="30" name="Picture 30"/>
             <wp:cNvGraphicFramePr>
               <a:graphicFrameLocks noChangeAspect="1"/>
@@ -24622,7 +24622,7 @@
                   <pic:spPr>
                     <a:xfrm>
                       <a:off x="0" y="0"/>
-                      <a:ext cx="5394960" cy="4358218"/>
+                      <a:ext cx="4754880" cy="5103113"/>
                     </a:xfrm>
                     <a:prstGeom prst="rect"/>
                   </pic:spPr>
@@ -24750,97 +24750,9 @@
         <w:t xml:space="preserve">If there is no completed record, the worker tries to acquire the Redis lock idem:{merchant_id}:{idempotency_key} with SET NX EX and a unique owner token. Acquiring it does not entitle the worker to assume anything, so it rechecks the database — another worker may have completed the same request in the gap. Only then does it open one PostgreSQL transaction, verify the merchant exists, insert the logical payment, determine its outcome, and insert the idempotency record carrying the response to replay, all committing together. A worker that fails to take the lock rechecks the database and either replays a completed result or returns 409 while the winner is still in flight. Should a lease expire at an unlucky moment and two workers reach the insert, the unique constraint on (merchant_id, idempotency_key) rejects the loser; the code catches the integrity error, rolls back, fetches the winner's stored result and returns that. Redis reduces duplicate work; PostgreSQL decides what is true. Figure 4.2 sets out the same flow as a decision path.</w:t>
       </w:r>
     </w:p>
-    <w:tbl>
-      <w:tblPr>
-        <w:tblW w:type="auto" w:w="0"/>
-        <w:jc w:val="center"/>
-        <w:tblLayout w:type="fixed"/>
-        <w:tblLook w:firstColumn="1" w:firstRow="1" w:lastColumn="0" w:lastRow="0" w:noHBand="0" w:noVBand="1" w:val="04A0"/>
-        <w:tblBorders>
-          <w:top w:val="none"/>
-          <w:left w:val="none"/>
-          <w:bottom w:val="none"/>
-          <w:right w:val="none"/>
-          <w:insideH w:val="none"/>
-          <w:insideV w:val="none"/>
-        </w:tblBorders>
-      </w:tblPr>
-      <w:tblGrid>
-        <w:gridCol w:w="8712"/>
-      </w:tblGrid>
-      <w:tr>
-        <w:trPr>
-          <w:trHeight w:val="6803"/>
-          <w:cantSplit/>
-        </w:trPr>
-        <w:tc>
-          <w:tcPr>
-            <w:tcW w:type="dxa" w:w="8712"/>
-            <w:tcBorders>
-              <w:top w:val="single" w:sz="6" w:space="0" w:color="A6A6A6"/>
-              <w:left w:val="single" w:sz="6" w:space="0" w:color="A6A6A6"/>
-              <w:bottom w:val="single" w:sz="6" w:space="0" w:color="A6A6A6"/>
-              <w:right w:val="single" w:sz="6" w:space="0" w:color="A6A6A6"/>
-            </w:tcBorders>
-            <w:vAlign w:val="center"/>
-          </w:tcPr>
-          <w:p>
-            <w:pPr>
-              <w:keepNext/>
-              <w:jc w:val="center"/>
-            </w:pPr>
-            <w:r>
-              <w:rPr>
-                <w:rFonts w:ascii="Times New Roman" w:hAnsi="Times New Roman"/>
-                <w:i/>
-                <w:color w:val="7F7F7F"/>
-                <w:sz w:val="20"/>
-              </w:rPr>
-              <w:t>FIGURE PLACEHOLDER — Flowchart of the README request flow, top to bottom: validate body and Idempotency-Key; compute request fingerprint; check PostgreSQL for a completed record, branching to 'replay stored result' on a fingerprint match and to '409 Conflict' on a mismatch; otherwise acquire the Redis lock, recheck the database, open the atomic transaction that creates the payment and stores the idempotency result, commit, release the owned lock and return. Mark the two PostgreSQL checks and the unique constraint so a reader can see the database, not the lock, is the authority.</w:t>
-            </w:r>
-          </w:p>
-        </w:tc>
-      </w:tr>
-      <w:tr>
-        <w:trPr>
-          <w:cantSplit/>
-        </w:trPr>
-        <w:tc>
-          <w:tcPr>
-            <w:tcW w:type="dxa" w:w="8712"/>
-          </w:tcPr>
-          <w:p>
-            <w:pPr>
-              <w:spacing w:after="240" w:line="276" w:lineRule="auto"/>
-              <w:jc w:val="center"/>
-              <w:rPr>
-                <w:b/>
-                <w:bCs/>
-                <w:iCs/>
-                <w:sz w:val="26"/>
-                <w:szCs w:val="26"/>
-                <w:lang w:val="en-US"/>
-              </w:rPr>
-            </w:pPr>
-            <w:bookmarkStart w:id="33" w:name="bm_f4_1"/>
-            <w:r>
-              <w:rPr>
-                <w:b/>
-                <w:bCs/>
-                <w:iCs/>
-                <w:sz w:val="26"/>
-                <w:szCs w:val="26"/>
-                <w:lang w:val="en-US"/>
-              </w:rPr>
-              <w:t xml:space="preserve">Figure 4.2  Idempotent POST /payments Request Flow</w:t>
-            </w:r>
-            <w:bookmarkEnd w:id="33"/>
-          </w:p>
-        </w:tc>
-      </w:tr>
-    </w:tbl>
-    <w:p>
-      <w:pPr>
+    <w:p>
+      <w:pPr>
+        <w:keepNext/>
         <w:spacing w:after="240" w:line="276" w:lineRule="auto"/>
         <w:jc w:val="center"/>
         <w:rPr>
@@ -24853,7 +24765,46 @@
         </w:rPr>
       </w:pPr>
       <w:bookmarkStart w:id="33" w:name="bm_f4_1"/>
-      <w:r>
+      <w:bookmarkEnd w:id="33"/>
+      <w:r>
+        <w:drawing>
+          <wp:inline xmlns:a="http://schemas.openxmlformats.org/drawingml/2006/main" xmlns:pic="http://schemas.openxmlformats.org/drawingml/2006/picture">
+            <wp:extent cx="4937760" cy="6051649"/>
+            <wp:docPr id="31" name="Picture 31"/>
+            <wp:cNvGraphicFramePr>
+              <a:graphicFrameLocks noChangeAspect="1"/>
+            </wp:cNvGraphicFramePr>
+            <a:graphic>
+              <a:graphicData uri="http://schemas.openxmlformats.org/drawingml/2006/picture">
+                <pic:pic>
+                  <pic:nvPicPr>
+                    <pic:cNvPr id="0" name="fig_4_2_payment_flow.png"/>
+                    <pic:cNvPicPr/>
+                  </pic:nvPicPr>
+                  <pic:blipFill>
+                    <a:blip r:embed="rId19"/>
+                    <a:stretch>
+                      <a:fillRect/>
+                    </a:stretch>
+                  </pic:blipFill>
+                  <pic:spPr>
+                    <a:xfrm>
+                      <a:off x="0" y="0"/>
+                      <a:ext cx="4937760" cy="6051649"/>
+                    </a:xfrm>
+                    <a:prstGeom prst="rect"/>
+                  </pic:spPr>
+                </pic:pic>
+              </a:graphicData>
+            </a:graphic>
+          </wp:inline>
+        </w:drawing>
+      </w:r>
+    </w:p>
+    <w:p>
+      <w:pPr>
+        <w:spacing w:after="240" w:line="276" w:lineRule="auto"/>
+        <w:jc w:val="center"/>
         <w:rPr>
           <w:b/>
           <w:bCs/>
@@ -24862,318 +24813,9 @@
           <w:szCs w:val="26"/>
           <w:lang w:val="en-US"/>
         </w:rPr>
-      </w:r>
-      <w:bookmarkEnd w:id="33"/>
-    </w:p>
-    <w:p>
-      <w:pPr>
-        <w:spacing w:after="160" w:line="360" w:lineRule="auto"/>
-        <w:jc w:val="both"/>
-        <w:rPr>
-          <w:color w:val="000000" w:themeColor="text1"/>
-          <w:sz w:val="28"/>
-          <w:szCs w:val="28"/>
-          <w:lang w:val="en-US"/>
-          <w14:textFill>
-            <w14:solidFill>
-              <w14:schemeClr w14:val="tx1"/>
-            </w14:solidFill>
-          </w14:textFill>
-        </w:rPr>
-      </w:pPr>
-      <w:r>
-        <w:rPr>
-          <w:color w:val="000000" w:themeColor="text1"/>
-          <w:sz w:val="28"/>
-          <w:szCs w:val="28"/>
-          <w14:textFill>
-            <w14:solidFill>
-              <w14:schemeClr w14:val="tx1"/>
-            </w14:solidFill>
-          </w14:textFill>
-        </w:rPr>
-        <w:t xml:space="preserve">What reaches the ledger, therefore, is one row per logical payment regardless of how many HTTP requests produced it. That row is a durable fact — merchant, amount, currency, status, timestamps — and nothing else: no RFM column, no churn flag, no feature of any kind, so that changing the model later cannot require a schema migration. The offline pipeline reads those facts. For each merchant it walks forward in weekly steps; at each snapshot time t it summarises only payments created at or before t over the preceding 90 days into recency, frequency, monetary and failure-rate features, and separately looks forward into (t, t + 60 days] to decide the label. XGBoost trains on those rows, SHAP explains the trained model, and GET /merchants/{merchant_id}/churn-risk rebuilds the same feature vector from the live ledger for one merchant and returns a churn score with its top contributing factors. The merchant whose retries were collapsed into one payment at the start of this paragraph is counted once, and only once, in every feature the model sees.</w:t>
-      </w:r>
-    </w:p>
-    <w:p>
-      <w:pPr>
-        <w:pStyle w:val="3"/>
-        <w:rPr>
-          <w:rFonts w:ascii="Times New Roman" w:hAnsi="Times New Roman" w:cs="Times New Roman"/>
-          <w:color w:val="000000" w:themeColor="text1"/>
-          <w:sz w:val="26"/>
-          <w:szCs w:val="26"/>
-          <w14:textFill>
-            <w14:solidFill>
-              <w14:schemeClr w14:val="tx1"/>
-            </w14:solidFill>
-          </w14:textFill>
-        </w:rPr>
-      </w:pPr>
-      <w:bookmarkStart w:id="34" w:name="bm_4_2"/>
-      <w:r>
-        <w:rPr>
-          <w:rFonts w:ascii="Times New Roman" w:hAnsi="Times New Roman" w:cs="Times New Roman"/>
-          <w:bCs w:val="0"/>
-          <w:color w:val="000000" w:themeColor="text1"/>
-          <w:sz w:val="26"/>
-          <w:szCs w:val="26"/>
-          <w14:textFill>
-            <w14:solidFill>
-              <w14:schemeClr w14:val="tx1"/>
-            </w14:solidFill>
-          </w14:textFill>
-        </w:rPr>
-        <w:t xml:space="preserve">4.2 BASELINE</w:t>
-      </w:r>
-      <w:bookmarkEnd w:id="34"/>
-    </w:p>
-    <w:p>
-      <w:pPr>
-        <w:spacing w:after="160" w:line="360" w:lineRule="auto"/>
-        <w:jc w:val="both"/>
-        <w:rPr>
-          <w:color w:val="000000" w:themeColor="text1"/>
-          <w:sz w:val="28"/>
-          <w:szCs w:val="28"/>
-          <w:lang w:val="en-US"/>
-          <w14:textFill>
-            <w14:solidFill>
-              <w14:schemeClr w14:val="tx1"/>
-            </w14:solidFill>
-          </w14:textFill>
-        </w:rPr>
-      </w:pPr>
-      <w:r>
-        <w:rPr>
-          <w:color w:val="000000" w:themeColor="text1"/>
-          <w:sz w:val="28"/>
-          <w:szCs w:val="28"/>
-          <w14:textFill>
-            <w14:solidFill>
-              <w14:schemeClr w14:val="tx1"/>
-            </w14:solidFill>
-          </w14:textFill>
-        </w:rPr>
-        <w:t xml:space="preserve">The first working version was a connectivity prototype rather than a design. It brought up FastAPI, PostgreSQL and Docker together and proved they could talk to each other, and it exposed a payment endpoint that checked for an idempotency header. The weaknesses were all in the domain model rather than the plumbing. Transactions carried a bare merchant_id string with no merchants table and no foreign key, so nothing prevented a payment against a merchant that did not exist and there was no joined_at from which tenure could ever be computed. Idempotency state was held in process memory, which is correct for exactly one worker and worthless for three. Feature-shaped columns had begun to appear on the transaction rows, and a static is_churned flag had been sketched on the merchant side — a field that is wrong by construction, since whether a merchant has churned depends on when you ask. The ML side was a placeholder endpoint returning a dummy forecast. None of this was salvageable by patching, because the problem was the shape of the data rather than the quality of the code.</w:t>
-      </w:r>
-    </w:p>
-    <w:p>
-      <w:pPr>
-        <w:pStyle w:val="3"/>
-        <w:rPr>
-          <w:rFonts w:ascii="Times New Roman" w:hAnsi="Times New Roman" w:cs="Times New Roman"/>
-          <w:color w:val="000000" w:themeColor="text1"/>
-          <w:sz w:val="26"/>
-          <w:szCs w:val="26"/>
-          <w14:textFill>
-            <w14:solidFill>
-              <w14:schemeClr w14:val="tx1"/>
-            </w14:solidFill>
-          </w14:textFill>
-        </w:rPr>
-      </w:pPr>
-      <w:bookmarkStart w:id="35" w:name="bm_4_3"/>
-      <w:r>
-        <w:rPr>
-          <w:rFonts w:ascii="Times New Roman" w:hAnsi="Times New Roman" w:cs="Times New Roman"/>
-          <w:bCs w:val="0"/>
-          <w:color w:val="000000" w:themeColor="text1"/>
-          <w:sz w:val="26"/>
-          <w:szCs w:val="26"/>
-          <w14:textFill>
-            <w14:solidFill>
-              <w14:schemeClr w14:val="tx1"/>
-            </w14:solidFill>
-          </w14:textFill>
-        </w:rPr>
-        <w:t xml:space="preserve">4.3 PROJECT REFINEMENT</w:t>
-      </w:r>
-      <w:bookmarkEnd w:id="35"/>
-    </w:p>
-    <w:p>
-      <w:pPr>
-        <w:spacing w:after="160" w:line="360" w:lineRule="auto"/>
-        <w:jc w:val="both"/>
-        <w:rPr>
-          <w:color w:val="000000" w:themeColor="text1"/>
-          <w:sz w:val="28"/>
-          <w:szCs w:val="28"/>
-          <w:lang w:val="en-US"/>
-          <w14:textFill>
-            <w14:solidFill>
-              <w14:schemeClr w14:val="tx1"/>
-            </w14:solidFill>
-          </w14:textFill>
-        </w:rPr>
-      </w:pPr>
-      <w:r>
-        <w:rPr>
-          <w:color w:val="000000" w:themeColor="text1"/>
-          <w:sz w:val="28"/>
-          <w:szCs w:val="28"/>
-          <w14:textFill>
-            <w14:solidFill>
-              <w14:schemeClr w14:val="tx1"/>
-            </w14:solidFill>
-          </w14:textFill>
-        </w:rPr>
-        <w:t xml:space="preserve">The redesign began by separating three things the prototype had conflated: durable facts, transport state and analytical features. A merchants table was introduced with joined_at and industry, and payments gained a real foreign key to it, a positive-amount check, a three-character currency code, a PENDING / SUCCESS / FAILED status and an index on (merchant_id, created_at) to serve the dominant analytical query. Every feature-shaped column was removed from the ledger on the principle that the schema persists facts and the pipeline derives analytics; industry is stored but deliberately withheld from the model, because the generator assigns it and feeding it back in would create an artificial shortcut to churn.</w:t>
-      </w:r>
-    </w:p>
-    <w:p>
-      <w:pPr>
-        <w:spacing w:after="160" w:line="360" w:lineRule="auto"/>
-        <w:jc w:val="both"/>
-        <w:rPr>
-          <w:color w:val="000000" w:themeColor="text1"/>
-          <w:sz w:val="28"/>
-          <w:szCs w:val="28"/>
-          <w:lang w:val="en-US"/>
-          <w14:textFill>
-            <w14:solidFill>
-              <w14:schemeClr w14:val="tx1"/>
-            </w14:solidFill>
-          </w14:textFill>
-        </w:rPr>
-      </w:pPr>
-      <w:r>
-        <w:rPr>
-          <w:color w:val="000000" w:themeColor="text1"/>
-          <w:sz w:val="28"/>
-          <w:szCs w:val="28"/>
-          <w14:textFill>
-            <w14:solidFill>
-              <w14:schemeClr w14:val="tx1"/>
-            </w14:solidFill>
-          </w14:textFill>
-        </w:rPr>
-        <w:t xml:space="preserve">Idempotency moved out of process memory and into its own idempotency_records table, deliberately separate from payments so that retry bookkeeping never pollutes the behavioural ledger the ML reads. It carries the merchant-scoped key, the request fingerprint, a PROCESSING or COMPLETED state, the resulting payment and the response to replay, under a unique constraint on (merchant_id, idempotency_key).</w:t>
-      </w:r>
-    </w:p>
-    <w:p>
-      <w:pPr>
-        <w:spacing w:after="160" w:line="360" w:lineRule="auto"/>
-        <w:jc w:val="both"/>
-        <w:rPr>
-          <w:color w:val="000000" w:themeColor="text1"/>
-          <w:sz w:val="28"/>
-          <w:szCs w:val="28"/>
-          <w:lang w:val="en-US"/>
-          <w14:textFill>
-            <w14:solidFill>
-              <w14:schemeClr w14:val="tx1"/>
-            </w14:solidFill>
-          </w14:textFill>
-        </w:rPr>
-      </w:pPr>
-      <w:r>
-        <w:rPr>
-          <w:color w:val="000000" w:themeColor="text1"/>
-          <w:sz w:val="28"/>
-          <w:szCs w:val="28"/>
-          <w14:textFill>
-            <w14:solidFill>
-              <w14:schemeClr w14:val="tx1"/>
-            </w14:solidFill>
-          </w14:textFill>
-        </w:rPr>
-        <w:t xml:space="preserve">The churn problem was reformulated at the same time, and this was the larger change. Instead of a flag on a merchant row, one observation became a merchant at a point in time, generated every 7 days. Features look back over a 90-day observation window; the label looks forward over a 60-day horizon and is 1 when the merchant makes zero payment attempts in that window. A snapshot is eligible only if the merchant has at least 90 days of tenure, the dataset contains a full 60 days after it so the label can actually be observed, and the merchant made at least one attempt in the prior 60 days — the last condition keeps the population to merchants who have not already obviously left. Failed payments count as activity throughout: a merchant whose payments keep failing is experiencing friction, not absence, and treating failure as churn would have both mislabelled the data and destroyed the very question we wanted to ask about reliability features. Figure 4.3 shows the construction on a single merchant timeline, and Figure 4.4 shows why the idempotency work is a precondition for it.</w:t>
-      </w:r>
-    </w:p>
-    <w:tbl>
-      <w:tblPr>
-        <w:tblW w:type="auto" w:w="0"/>
-        <w:jc w:val="center"/>
-        <w:tblLayout w:type="fixed"/>
-        <w:tblLook w:firstColumn="1" w:firstRow="1" w:lastColumn="0" w:lastRow="0" w:noHBand="0" w:noVBand="1" w:val="04A0"/>
-        <w:tblBorders>
-          <w:top w:val="none"/>
-          <w:left w:val="none"/>
-          <w:bottom w:val="none"/>
-          <w:right w:val="none"/>
-          <w:insideH w:val="none"/>
-          <w:insideV w:val="none"/>
-        </w:tblBorders>
-      </w:tblPr>
-      <w:tblGrid>
-        <w:gridCol w:w="8712"/>
-      </w:tblGrid>
-      <w:tr>
-        <w:trPr>
-          <w:trHeight w:val="3969"/>
-          <w:cantSplit/>
-        </w:trPr>
-        <w:tc>
-          <w:tcPr>
-            <w:tcW w:type="dxa" w:w="8712"/>
-            <w:tcBorders>
-              <w:top w:val="single" w:sz="6" w:space="0" w:color="A6A6A6"/>
-              <w:left w:val="single" w:sz="6" w:space="0" w:color="A6A6A6"/>
-              <w:bottom w:val="single" w:sz="6" w:space="0" w:color="A6A6A6"/>
-              <w:right w:val="single" w:sz="6" w:space="0" w:color="A6A6A6"/>
-            </w:tcBorders>
-            <w:vAlign w:val="center"/>
-          </w:tcPr>
-          <w:p>
-            <w:pPr>
-              <w:keepNext/>
-              <w:jc w:val="center"/>
-            </w:pPr>
-            <w:r>
-              <w:rPr>
-                <w:rFonts w:ascii="Times New Roman" w:hAnsi="Times New Roman"/>
-                <w:i/>
-                <w:color w:val="7F7F7F"/>
-                <w:sz w:val="20"/>
-              </w:rPr>
-              <w:t>FIGURE PLACEHOLDER — A single horizontal merchant timeline with payment attempts drawn as ticks. Mark one snapshot t, shade the 90-day observation window to its left and the 60-day prediction horizon to its right, and show the weekly cadence with several further snapshots stepping forward by 7 days. The reader should see that features come only from the left of t and the label only from the right of it.</w:t>
-            </w:r>
-          </w:p>
-        </w:tc>
-      </w:tr>
-      <w:tr>
-        <w:trPr>
-          <w:cantSplit/>
-        </w:trPr>
-        <w:tc>
-          <w:tcPr>
-            <w:tcW w:type="dxa" w:w="8712"/>
-          </w:tcPr>
-          <w:p>
-            <w:pPr>
-              <w:spacing w:after="240" w:line="276" w:lineRule="auto"/>
-              <w:jc w:val="center"/>
-              <w:rPr>
-                <w:b/>
-                <w:bCs/>
-                <w:iCs/>
-                <w:sz w:val="26"/>
-                <w:szCs w:val="26"/>
-                <w:lang w:val="en-US"/>
-              </w:rPr>
-            </w:pPr>
-            <w:bookmarkStart w:id="33" w:name="bm_f4_1"/>
-            <w:r>
-              <w:rPr>
-                <w:b/>
-                <w:bCs/>
-                <w:iCs/>
-                <w:sz w:val="26"/>
-                <w:szCs w:val="26"/>
-                <w:lang w:val="en-US"/>
-              </w:rPr>
-              <w:t xml:space="preserve">Figure 4.3  Temporal Formulation on One Merchant Timeline</w:t>
-            </w:r>
-            <w:bookmarkEnd w:id="33"/>
-          </w:p>
-        </w:tc>
-      </w:tr>
-    </w:tbl>
-    <w:p>
-      <w:pPr>
-        <w:spacing w:after="240" w:line="276" w:lineRule="auto"/>
-        <w:jc w:val="center"/>
+      </w:pPr>
+      <w:bookmarkStart w:id="33" w:name="bm_f4_1"/>
+      <w:r>
         <w:rPr>
           <w:b/>
           <w:bCs/>
@@ -25182,9 +24824,231 @@
           <w:szCs w:val="26"/>
           <w:lang w:val="en-US"/>
         </w:rPr>
-      </w:pPr>
-      <w:bookmarkStart w:id="33" w:name="bm_f4_1"/>
-      <w:r>
+        <w:t xml:space="preserve">Figure 4.2  Idempotent POST /payments Request Flow</w:t>
+      </w:r>
+      <w:bookmarkEnd w:id="33"/>
+    </w:p>
+    <w:p>
+      <w:pPr>
+        <w:spacing w:after="160" w:line="360" w:lineRule="auto"/>
+        <w:jc w:val="both"/>
+        <w:rPr>
+          <w:color w:val="000000" w:themeColor="text1"/>
+          <w:sz w:val="28"/>
+          <w:szCs w:val="28"/>
+          <w:lang w:val="en-US"/>
+          <w14:textFill>
+            <w14:solidFill>
+              <w14:schemeClr w14:val="tx1"/>
+            </w14:solidFill>
+          </w14:textFill>
+        </w:rPr>
+      </w:pPr>
+      <w:r>
+        <w:rPr>
+          <w:color w:val="000000" w:themeColor="text1"/>
+          <w:sz w:val="28"/>
+          <w:szCs w:val="28"/>
+          <w14:textFill>
+            <w14:solidFill>
+              <w14:schemeClr w14:val="tx1"/>
+            </w14:solidFill>
+          </w14:textFill>
+        </w:rPr>
+        <w:t xml:space="preserve">What reaches the ledger, therefore, is one row per logical payment regardless of how many HTTP requests produced it. That row is a durable fact — merchant, amount, currency, status, timestamps — and nothing else: no RFM column, no churn flag, no feature of any kind, so that changing the model later cannot require a schema migration. The offline pipeline reads those facts. For each merchant it walks forward in weekly steps; at each snapshot time t it summarises only payments created at or before t over the preceding 90 days into recency, frequency, monetary and failure-rate features, and separately looks forward into (t, t + 60 days] to decide the label. XGBoost trains on those rows, SHAP explains the trained model, and GET /merchants/{merchant_id}/churn-risk rebuilds the same feature vector from the live ledger for one merchant and returns a churn score with its top contributing factors. The merchant whose retries were collapsed into one payment at the start of this paragraph is counted once, and only once, in every feature the model sees.</w:t>
+      </w:r>
+    </w:p>
+    <w:p>
+      <w:pPr>
+        <w:pStyle w:val="3"/>
+        <w:rPr>
+          <w:rFonts w:ascii="Times New Roman" w:hAnsi="Times New Roman" w:cs="Times New Roman"/>
+          <w:color w:val="000000" w:themeColor="text1"/>
+          <w:sz w:val="26"/>
+          <w:szCs w:val="26"/>
+          <w14:textFill>
+            <w14:solidFill>
+              <w14:schemeClr w14:val="tx1"/>
+            </w14:solidFill>
+          </w14:textFill>
+        </w:rPr>
+      </w:pPr>
+      <w:bookmarkStart w:id="34" w:name="bm_4_2"/>
+      <w:r>
+        <w:rPr>
+          <w:rFonts w:ascii="Times New Roman" w:hAnsi="Times New Roman" w:cs="Times New Roman"/>
+          <w:bCs w:val="0"/>
+          <w:color w:val="000000" w:themeColor="text1"/>
+          <w:sz w:val="26"/>
+          <w:szCs w:val="26"/>
+          <w14:textFill>
+            <w14:solidFill>
+              <w14:schemeClr w14:val="tx1"/>
+            </w14:solidFill>
+          </w14:textFill>
+        </w:rPr>
+        <w:t xml:space="preserve">4.2 BASELINE</w:t>
+      </w:r>
+      <w:bookmarkEnd w:id="34"/>
+    </w:p>
+    <w:p>
+      <w:pPr>
+        <w:spacing w:after="160" w:line="360" w:lineRule="auto"/>
+        <w:jc w:val="both"/>
+        <w:rPr>
+          <w:color w:val="000000" w:themeColor="text1"/>
+          <w:sz w:val="28"/>
+          <w:szCs w:val="28"/>
+          <w:lang w:val="en-US"/>
+          <w14:textFill>
+            <w14:solidFill>
+              <w14:schemeClr w14:val="tx1"/>
+            </w14:solidFill>
+          </w14:textFill>
+        </w:rPr>
+      </w:pPr>
+      <w:r>
+        <w:rPr>
+          <w:color w:val="000000" w:themeColor="text1"/>
+          <w:sz w:val="28"/>
+          <w:szCs w:val="28"/>
+          <w14:textFill>
+            <w14:solidFill>
+              <w14:schemeClr w14:val="tx1"/>
+            </w14:solidFill>
+          </w14:textFill>
+        </w:rPr>
+        <w:t xml:space="preserve">The first working version was a connectivity prototype rather than a design. It brought up FastAPI, PostgreSQL and Docker together and proved they could talk to each other, and it exposed a payment endpoint that checked for an idempotency header. The weaknesses were all in the domain model rather than the plumbing. Transactions carried a bare merchant_id string with no merchants table and no foreign key, so nothing prevented a payment against a merchant that did not exist and there was no joined_at from which tenure could ever be computed. Idempotency state was held in process memory, which is correct for exactly one worker and worthless for three. Feature-shaped columns had begun to appear on the transaction rows, and a static is_churned flag had been sketched on the merchant side — a field that is wrong by construction, since whether a merchant has churned depends on when you ask. The ML side was a placeholder endpoint returning a dummy forecast. None of this was salvageable by patching, because the problem was the shape of the data rather than the quality of the code.</w:t>
+      </w:r>
+    </w:p>
+    <w:p>
+      <w:pPr>
+        <w:pStyle w:val="3"/>
+        <w:rPr>
+          <w:rFonts w:ascii="Times New Roman" w:hAnsi="Times New Roman" w:cs="Times New Roman"/>
+          <w:color w:val="000000" w:themeColor="text1"/>
+          <w:sz w:val="26"/>
+          <w:szCs w:val="26"/>
+          <w14:textFill>
+            <w14:solidFill>
+              <w14:schemeClr w14:val="tx1"/>
+            </w14:solidFill>
+          </w14:textFill>
+        </w:rPr>
+      </w:pPr>
+      <w:bookmarkStart w:id="35" w:name="bm_4_3"/>
+      <w:r>
+        <w:rPr>
+          <w:rFonts w:ascii="Times New Roman" w:hAnsi="Times New Roman" w:cs="Times New Roman"/>
+          <w:bCs w:val="0"/>
+          <w:color w:val="000000" w:themeColor="text1"/>
+          <w:sz w:val="26"/>
+          <w:szCs w:val="26"/>
+          <w14:textFill>
+            <w14:solidFill>
+              <w14:schemeClr w14:val="tx1"/>
+            </w14:solidFill>
+          </w14:textFill>
+        </w:rPr>
+        <w:t xml:space="preserve">4.3 PROJECT REFINEMENT</w:t>
+      </w:r>
+      <w:bookmarkEnd w:id="35"/>
+    </w:p>
+    <w:p>
+      <w:pPr>
+        <w:spacing w:after="160" w:line="360" w:lineRule="auto"/>
+        <w:jc w:val="both"/>
+        <w:rPr>
+          <w:color w:val="000000" w:themeColor="text1"/>
+          <w:sz w:val="28"/>
+          <w:szCs w:val="28"/>
+          <w:lang w:val="en-US"/>
+          <w14:textFill>
+            <w14:solidFill>
+              <w14:schemeClr w14:val="tx1"/>
+            </w14:solidFill>
+          </w14:textFill>
+        </w:rPr>
+      </w:pPr>
+      <w:r>
+        <w:rPr>
+          <w:color w:val="000000" w:themeColor="text1"/>
+          <w:sz w:val="28"/>
+          <w:szCs w:val="28"/>
+          <w14:textFill>
+            <w14:solidFill>
+              <w14:schemeClr w14:val="tx1"/>
+            </w14:solidFill>
+          </w14:textFill>
+        </w:rPr>
+        <w:t xml:space="preserve">The redesign began by separating three things the prototype had conflated: durable facts, transport state and analytical features. A merchants table was introduced with joined_at and industry, and payments gained a real foreign key to it, a positive-amount check, a three-character currency code, a PENDING / SUCCESS / FAILED status and an index on (merchant_id, created_at) to serve the dominant analytical query. Every feature-shaped column was removed from the ledger on the principle that the schema persists facts and the pipeline derives analytics; industry is stored but deliberately withheld from the model, because the generator assigns it and feeding it back in would create an artificial shortcut to churn.</w:t>
+      </w:r>
+    </w:p>
+    <w:p>
+      <w:pPr>
+        <w:spacing w:after="160" w:line="360" w:lineRule="auto"/>
+        <w:jc w:val="both"/>
+        <w:rPr>
+          <w:color w:val="000000" w:themeColor="text1"/>
+          <w:sz w:val="28"/>
+          <w:szCs w:val="28"/>
+          <w:lang w:val="en-US"/>
+          <w14:textFill>
+            <w14:solidFill>
+              <w14:schemeClr w14:val="tx1"/>
+            </w14:solidFill>
+          </w14:textFill>
+        </w:rPr>
+      </w:pPr>
+      <w:r>
+        <w:rPr>
+          <w:color w:val="000000" w:themeColor="text1"/>
+          <w:sz w:val="28"/>
+          <w:szCs w:val="28"/>
+          <w14:textFill>
+            <w14:solidFill>
+              <w14:schemeClr w14:val="tx1"/>
+            </w14:solidFill>
+          </w14:textFill>
+        </w:rPr>
+        <w:t xml:space="preserve">Idempotency moved out of process memory and into its own idempotency_records table, deliberately separate from payments so that retry bookkeeping never pollutes the behavioural ledger the ML reads. It carries the merchant-scoped key, the request fingerprint, a PROCESSING or COMPLETED state, the resulting payment and the response to replay, under a unique constraint on (merchant_id, idempotency_key).</w:t>
+      </w:r>
+    </w:p>
+    <w:p>
+      <w:pPr>
+        <w:spacing w:after="160" w:line="360" w:lineRule="auto"/>
+        <w:jc w:val="both"/>
+        <w:rPr>
+          <w:color w:val="000000" w:themeColor="text1"/>
+          <w:sz w:val="28"/>
+          <w:szCs w:val="28"/>
+          <w:lang w:val="en-US"/>
+          <w14:textFill>
+            <w14:solidFill>
+              <w14:schemeClr w14:val="tx1"/>
+            </w14:solidFill>
+          </w14:textFill>
+        </w:rPr>
+      </w:pPr>
+      <w:r>
+        <w:rPr>
+          <w:color w:val="000000" w:themeColor="text1"/>
+          <w:sz w:val="28"/>
+          <w:szCs w:val="28"/>
+          <w14:textFill>
+            <w14:solidFill>
+              <w14:schemeClr w14:val="tx1"/>
+            </w14:solidFill>
+          </w14:textFill>
+        </w:rPr>
+        <w:t xml:space="preserve">The churn problem was reformulated at the same time, and this was the larger change. Instead of a flag on a merchant row, one observation became a merchant at a point in time, generated every 7 days. Features look back over a 90-day observation window; the label looks forward over a 60-day horizon and is 1 when the merchant makes zero payment attempts in that window. A snapshot is eligible only if the merchant has at least 90 days of tenure, the dataset contains a full 60 days after it so the label can actually be observed, and the merchant made at least one attempt in the prior 60 days — the last condition keeps the population to merchants who have not already obviously left. Failed payments count as activity throughout: a merchant whose payments keep failing is experiencing friction, not absence, and treating failure as churn would have both mislabelled the data and destroyed the very question we wanted to ask about reliability features. Figure 4.3 shows the construction on a single merchant timeline, and Figure 4.4 shows why the idempotency work is a precondition for it.</w:t>
+      </w:r>
+    </w:p>
+    <w:p>
+      <w:pPr>
+        <w:keepNext/>
+        <w:spacing w:after="240" w:line="276" w:lineRule="auto"/>
+        <w:jc w:val="center"/>
         <w:rPr>
           <w:b/>
           <w:bCs/>
@@ -25193,98 +25057,44 @@
           <w:szCs w:val="26"/>
           <w:lang w:val="en-US"/>
         </w:rPr>
-      </w:r>
+      </w:pPr>
+      <w:bookmarkStart w:id="33" w:name="bm_f4_1"/>
       <w:bookmarkEnd w:id="33"/>
-    </w:p>
-    <w:tbl>
-      <w:tblPr>
-        <w:tblW w:type="auto" w:w="0"/>
-        <w:jc w:val="center"/>
-        <w:tblLayout w:type="fixed"/>
-        <w:tblLook w:firstColumn="1" w:firstRow="1" w:lastColumn="0" w:lastRow="0" w:noHBand="0" w:noVBand="1" w:val="04A0"/>
-        <w:tblBorders>
-          <w:top w:val="none"/>
-          <w:left w:val="none"/>
-          <w:bottom w:val="none"/>
-          <w:right w:val="none"/>
-          <w:insideH w:val="none"/>
-          <w:insideV w:val="none"/>
-        </w:tblBorders>
-      </w:tblPr>
-      <w:tblGrid>
-        <w:gridCol w:w="8712"/>
-      </w:tblGrid>
-      <w:tr>
-        <w:trPr>
-          <w:trHeight w:val="3969"/>
-          <w:cantSplit/>
-        </w:trPr>
-        <w:tc>
-          <w:tcPr>
-            <w:tcW w:type="dxa" w:w="8712"/>
-            <w:tcBorders>
-              <w:top w:val="single" w:sz="6" w:space="0" w:color="A6A6A6"/>
-              <w:left w:val="single" w:sz="6" w:space="0" w:color="A6A6A6"/>
-              <w:bottom w:val="single" w:sz="6" w:space="0" w:color="A6A6A6"/>
-              <w:right w:val="single" w:sz="6" w:space="0" w:color="A6A6A6"/>
-            </w:tcBorders>
-            <w:vAlign w:val="center"/>
-          </w:tcPr>
-          <w:p>
-            <w:pPr>
-              <w:keepNext/>
-              <w:jc w:val="center"/>
-            </w:pPr>
-            <w:r>
-              <w:rPr>
-                <w:rFonts w:ascii="Times New Roman" w:hAnsi="Times New Roman"/>
-                <w:i/>
-                <w:color w:val="7F7F7F"/>
-                <w:sz w:val="20"/>
-              </w:rPr>
-              <w:t>FIGURE PLACEHOLDER — Three stacked bands: 20 duplicate HTTP requests at the top, funnelling through an idempotency-handling layer into a single logical payment row, and from there into a single behavioural event visible to the feature pipeline. Alongside it, the unprotected case: the same 20 requests producing 17 rows and therefore 17 inflated events. Contrast between the two columns is the point.</w:t>
-            </w:r>
-          </w:p>
-        </w:tc>
-      </w:tr>
-      <w:tr>
-        <w:trPr>
-          <w:cantSplit/>
-        </w:trPr>
-        <w:tc>
-          <w:tcPr>
-            <w:tcW w:type="dxa" w:w="8712"/>
-          </w:tcPr>
-          <w:p>
-            <w:pPr>
-              <w:spacing w:after="240" w:line="276" w:lineRule="auto"/>
-              <w:jc w:val="center"/>
-              <w:rPr>
-                <w:b/>
-                <w:bCs/>
-                <w:iCs/>
-                <w:sz w:val="26"/>
-                <w:szCs w:val="26"/>
-                <w:lang w:val="en-US"/>
-              </w:rPr>
-            </w:pPr>
-            <w:bookmarkStart w:id="33" w:name="bm_f4_1"/>
-            <w:r>
-              <w:rPr>
-                <w:b/>
-                <w:bCs/>
-                <w:iCs/>
-                <w:sz w:val="26"/>
-                <w:szCs w:val="26"/>
-                <w:lang w:val="en-US"/>
-              </w:rPr>
-              <w:t xml:space="preserve">Figure 4.4  Twenty HTTP Requests Resolving to One ML Event</w:t>
-            </w:r>
-            <w:bookmarkEnd w:id="33"/>
-          </w:p>
-        </w:tc>
-      </w:tr>
-    </w:tbl>
+      <w:r>
+        <w:drawing>
+          <wp:inline xmlns:a="http://schemas.openxmlformats.org/drawingml/2006/main" xmlns:pic="http://schemas.openxmlformats.org/drawingml/2006/picture">
+            <wp:extent cx="5394960" cy="3087092"/>
+            <wp:docPr id="32" name="Picture 32"/>
+            <wp:cNvGraphicFramePr>
+              <a:graphicFrameLocks noChangeAspect="1"/>
+            </wp:cNvGraphicFramePr>
+            <a:graphic>
+              <a:graphicData uri="http://schemas.openxmlformats.org/drawingml/2006/picture">
+                <pic:pic>
+                  <pic:nvPicPr>
+                    <pic:cNvPr id="0" name="fig_4_3_temporal.png"/>
+                    <pic:cNvPicPr/>
+                  </pic:nvPicPr>
+                  <pic:blipFill>
+                    <a:blip r:embed="rId20"/>
+                    <a:stretch>
+                      <a:fillRect/>
+                    </a:stretch>
+                  </pic:blipFill>
+                  <pic:spPr>
+                    <a:xfrm>
+                      <a:off x="0" y="0"/>
+                      <a:ext cx="5394960" cy="3087092"/>
+                    </a:xfrm>
+                    <a:prstGeom prst="rect"/>
+                  </pic:spPr>
+                </pic:pic>
+              </a:graphicData>
+            </a:graphic>
+          </wp:inline>
+        </w:drawing>
+      </w:r>
+    </w:p>
     <w:p>
       <w:pPr>
         <w:spacing w:after="240" w:line="276" w:lineRule="auto"/>
@@ -25308,6 +25118,85 @@
           <w:szCs w:val="26"/>
           <w:lang w:val="en-US"/>
         </w:rPr>
+        <w:t xml:space="preserve">Figure 4.3  Temporal Formulation on One Merchant Timeline</w:t>
+      </w:r>
+      <w:bookmarkEnd w:id="33"/>
+    </w:p>
+    <w:p>
+      <w:pPr>
+        <w:keepNext/>
+        <w:spacing w:after="240" w:line="276" w:lineRule="auto"/>
+        <w:jc w:val="center"/>
+        <w:rPr>
+          <w:b/>
+          <w:bCs/>
+          <w:iCs/>
+          <w:sz w:val="26"/>
+          <w:szCs w:val="26"/>
+          <w:lang w:val="en-US"/>
+        </w:rPr>
+      </w:pPr>
+      <w:bookmarkStart w:id="33" w:name="bm_f4_1"/>
+      <w:bookmarkEnd w:id="33"/>
+      <w:r>
+        <w:drawing>
+          <wp:inline xmlns:a="http://schemas.openxmlformats.org/drawingml/2006/main" xmlns:pic="http://schemas.openxmlformats.org/drawingml/2006/picture">
+            <wp:extent cx="5394960" cy="3064337"/>
+            <wp:docPr id="33" name="Picture 33"/>
+            <wp:cNvGraphicFramePr>
+              <a:graphicFrameLocks noChangeAspect="1"/>
+            </wp:cNvGraphicFramePr>
+            <a:graphic>
+              <a:graphicData uri="http://schemas.openxmlformats.org/drawingml/2006/picture">
+                <pic:pic>
+                  <pic:nvPicPr>
+                    <pic:cNvPr id="0" name="fig_4_4_one_event.png"/>
+                    <pic:cNvPicPr/>
+                  </pic:nvPicPr>
+                  <pic:blipFill>
+                    <a:blip r:embed="rId21"/>
+                    <a:stretch>
+                      <a:fillRect/>
+                    </a:stretch>
+                  </pic:blipFill>
+                  <pic:spPr>
+                    <a:xfrm>
+                      <a:off x="0" y="0"/>
+                      <a:ext cx="5394960" cy="3064337"/>
+                    </a:xfrm>
+                    <a:prstGeom prst="rect"/>
+                  </pic:spPr>
+                </pic:pic>
+              </a:graphicData>
+            </a:graphic>
+          </wp:inline>
+        </w:drawing>
+      </w:r>
+    </w:p>
+    <w:p>
+      <w:pPr>
+        <w:spacing w:after="240" w:line="276" w:lineRule="auto"/>
+        <w:jc w:val="center"/>
+        <w:rPr>
+          <w:b/>
+          <w:bCs/>
+          <w:iCs/>
+          <w:sz w:val="26"/>
+          <w:szCs w:val="26"/>
+          <w:lang w:val="en-US"/>
+        </w:rPr>
+      </w:pPr>
+      <w:bookmarkStart w:id="33" w:name="bm_f4_1"/>
+      <w:r>
+        <w:rPr>
+          <w:b/>
+          <w:bCs/>
+          <w:iCs/>
+          <w:sz w:val="26"/>
+          <w:szCs w:val="26"/>
+          <w:lang w:val="en-US"/>
+        </w:rPr>
+        <w:t xml:space="preserve">Figure 4.4  Twenty HTTP Requests Resolving to One ML Event</w:t>
       </w:r>
       <w:bookmarkEnd w:id="33"/>
     </w:p>

--- a/report/vault_api_PBL_report.docx
+++ b/report/vault_api_PBL_report.docx
@@ -14494,7 +14494,7 @@
                   </w14:solidFill>
                 </w14:textFill>
               </w:rPr>
-              <w:t xml:space="preserve">15</w:t>
+              <w:t xml:space="preserve">17</w:t>
             </w:r>
           </w:p>
         </w:tc>
@@ -14593,7 +14593,7 @@
                   </w14:solidFill>
                 </w14:textFill>
               </w:rPr>
-              <w:t xml:space="preserve">16</w:t>
+              <w:t xml:space="preserve">18</w:t>
             </w:r>
           </w:p>
         </w:tc>
@@ -14694,7 +14694,7 @@
                   </w14:solidFill>
                 </w14:textFill>
               </w:rPr>
-              <w:t xml:space="preserve">18</w:t>
+              <w:t xml:space="preserve">19</w:t>
             </w:r>
           </w:p>
         </w:tc>
@@ -14788,7 +14788,7 @@
                   </w14:solidFill>
                 </w14:textFill>
               </w:rPr>
-              <w:t xml:space="preserve">18</w:t>
+              <w:t xml:space="preserve">19</w:t>
             </w:r>
           </w:p>
         </w:tc>
@@ -14882,7 +14882,7 @@
                   </w14:solidFill>
                 </w14:textFill>
               </w:rPr>
-              <w:t xml:space="preserve">19</w:t>
+              <w:t xml:space="preserve">21</w:t>
             </w:r>
           </w:p>
         </w:tc>
@@ -14981,7 +14981,7 @@
                   </w14:solidFill>
                 </w14:textFill>
               </w:rPr>
-              <w:t xml:space="preserve">22</w:t>
+              <w:t xml:space="preserve">24</w:t>
             </w:r>
           </w:p>
         </w:tc>
@@ -15082,7 +15082,7 @@
                   </w14:solidFill>
                 </w14:textFill>
               </w:rPr>
-              <w:t xml:space="preserve">25</w:t>
+              <w:t xml:space="preserve">27</w:t>
             </w:r>
           </w:p>
         </w:tc>
@@ -15176,7 +15176,7 @@
                   </w14:solidFill>
                 </w14:textFill>
               </w:rPr>
-              <w:t xml:space="preserve">25</w:t>
+              <w:t xml:space="preserve">27</w:t>
             </w:r>
           </w:p>
         </w:tc>
@@ -15270,7 +15270,7 @@
                   </w14:solidFill>
                 </w14:textFill>
               </w:rPr>
-              <w:t xml:space="preserve">26</w:t>
+              <w:t xml:space="preserve">28</w:t>
             </w:r>
           </w:p>
         </w:tc>
@@ -15364,7 +15364,7 @@
                   </w14:solidFill>
                 </w14:textFill>
               </w:rPr>
-              <w:t xml:space="preserve">36</w:t>
+              <w:t xml:space="preserve">37</w:t>
             </w:r>
           </w:p>
         </w:tc>
@@ -15456,7 +15456,7 @@
                 <w:b w:val="0"/>
                 <w:sz w:val="24"/>
               </w:rPr>
-              <w:t xml:space="preserve">38</w:t>
+              <w:t xml:space="preserve">39</w:t>
             </w:r>
           </w:p>
         </w:tc>
@@ -15654,7 +15654,7 @@
                   </w14:solidFill>
                 </w14:textFill>
               </w:rPr>
-              <w:t xml:space="preserve">39</w:t>
+              <w:t xml:space="preserve">40</w:t>
             </w:r>
           </w:p>
         </w:tc>
@@ -15748,7 +15748,7 @@
                   </w14:solidFill>
                 </w14:textFill>
               </w:rPr>
-              <w:t xml:space="preserve">39</w:t>
+              <w:t xml:space="preserve">40</w:t>
             </w:r>
           </w:p>
         </w:tc>
@@ -15842,7 +15842,7 @@
                   </w14:solidFill>
                 </w14:textFill>
               </w:rPr>
-              <w:t xml:space="preserve">40</w:t>
+              <w:t xml:space="preserve">41</w:t>
             </w:r>
           </w:p>
         </w:tc>
@@ -15941,7 +15941,7 @@
                   </w14:solidFill>
                 </w14:textFill>
               </w:rPr>
-              <w:t xml:space="preserve">40</w:t>
+              <w:t xml:space="preserve">41</w:t>
             </w:r>
           </w:p>
         </w:tc>
@@ -16042,7 +16042,7 @@
                   </w14:solidFill>
                 </w14:textFill>
               </w:rPr>
-              <w:t xml:space="preserve">42</w:t>
+              <w:t xml:space="preserve">43</w:t>
             </w:r>
           </w:p>
         </w:tc>
@@ -16136,7 +16136,7 @@
                   </w14:solidFill>
                 </w14:textFill>
               </w:rPr>
-              <w:t xml:space="preserve">42</w:t>
+              <w:t xml:space="preserve">43</w:t>
             </w:r>
           </w:p>
         </w:tc>
@@ -16229,7 +16229,7 @@
                   </w14:solidFill>
                 </w14:textFill>
               </w:rPr>
-              <w:t xml:space="preserve">42</w:t>
+              <w:t xml:space="preserve">43</w:t>
             </w:r>
           </w:p>
         </w:tc>
@@ -16322,7 +16322,7 @@
                   </w14:solidFill>
                 </w14:textFill>
               </w:rPr>
-              <w:t xml:space="preserve">44</w:t>
+              <w:t xml:space="preserve">45</w:t>
             </w:r>
           </w:p>
         </w:tc>
@@ -16416,7 +16416,7 @@
                   </w14:solidFill>
                 </w14:textFill>
               </w:rPr>
-              <w:t xml:space="preserve">46</w:t>
+              <w:t xml:space="preserve">47</w:t>
             </w:r>
           </w:p>
         </w:tc>
@@ -16510,7 +16510,7 @@
                   </w14:solidFill>
                 </w14:textFill>
               </w:rPr>
-              <w:t xml:space="preserve">46</w:t>
+              <w:t xml:space="preserve">47</w:t>
             </w:r>
           </w:p>
         </w:tc>
@@ -16604,7 +16604,7 @@
                   </w14:solidFill>
                 </w14:textFill>
               </w:rPr>
-              <w:t xml:space="preserve">46</w:t>
+              <w:t xml:space="preserve">47</w:t>
             </w:r>
           </w:p>
         </w:tc>
@@ -16697,7 +16697,7 @@
                   </w14:solidFill>
                 </w14:textFill>
               </w:rPr>
-              <w:t xml:space="preserve">46</w:t>
+              <w:t xml:space="preserve">47</w:t>
             </w:r>
           </w:p>
         </w:tc>
@@ -17316,7 +17316,7 @@
                 <w:sz w:val="26"/>
                 <w:szCs w:val="26"/>
               </w:rPr>
-              <w:t xml:space="preserve">6.1</w:t>
+              <w:t xml:space="preserve">4.1</w:t>
             </w:r>
           </w:p>
         </w:tc>
@@ -17346,7 +17346,7 @@
                   </w14:solidFill>
                 </w14:textFill>
               </w:rPr>
-              <w:t xml:space="preserve">Synthetic Dataset Statistics</w:t>
+              <w:t xml:space="preserve">V1 Feature Schema and the Model C / Model D Ablation</w:t>
             </w:r>
           </w:p>
         </w:tc>
@@ -17372,7 +17372,7 @@
                 <w:sz w:val="26"/>
                 <w:szCs w:val="26"/>
               </w:rPr>
-              <w:t xml:space="preserve">26</w:t>
+              <w:t xml:space="preserve">16</w:t>
             </w:r>
           </w:p>
         </w:tc>
@@ -17412,7 +17412,7 @@
                 <w:sz w:val="26"/>
                 <w:szCs w:val="26"/>
               </w:rPr>
-              <w:t xml:space="preserve">6.2</w:t>
+              <w:t xml:space="preserve">5.1</w:t>
             </w:r>
           </w:p>
         </w:tc>
@@ -17442,7 +17442,7 @@
                   </w14:solidFill>
                 </w14:textFill>
               </w:rPr>
-              <w:t xml:space="preserve">Chronological Splits and Label Balance</w:t>
+              <w:t xml:space="preserve">HTTP API Contract</w:t>
             </w:r>
           </w:p>
         </w:tc>
@@ -17468,7 +17468,7 @@
                 <w:sz w:val="26"/>
                 <w:szCs w:val="26"/>
               </w:rPr>
-              <w:t xml:space="preserve">28</w:t>
+              <w:t xml:space="preserve">20</w:t>
             </w:r>
           </w:p>
         </w:tc>
@@ -17508,7 +17508,7 @@
                 <w:sz w:val="26"/>
                 <w:szCs w:val="26"/>
               </w:rPr>
-              <w:t xml:space="preserve">6.3</w:t>
+              <w:t xml:space="preserve">6.1</w:t>
             </w:r>
           </w:p>
         </w:tc>
@@ -17538,7 +17538,7 @@
                   </w14:solidFill>
                 </w14:textFill>
               </w:rPr>
-              <w:t xml:space="preserve">Test-Split Results for Models A–D</w:t>
+              <w:t xml:space="preserve">Synthetic Dataset Statistics</w:t>
             </w:r>
           </w:p>
         </w:tc>
@@ -17564,7 +17564,7 @@
                 <w:sz w:val="26"/>
                 <w:szCs w:val="26"/>
               </w:rPr>
-              <w:t xml:space="preserve">29</w:t>
+              <w:t xml:space="preserve">28</w:t>
             </w:r>
           </w:p>
         </w:tc>
@@ -17604,7 +17604,7 @@
                 <w:sz w:val="26"/>
                 <w:szCs w:val="26"/>
               </w:rPr>
-              <w:t xml:space="preserve">6.4</w:t>
+              <w:t xml:space="preserve">6.2</w:t>
             </w:r>
           </w:p>
         </w:tc>
@@ -17634,7 +17634,7 @@
                   </w14:solidFill>
                 </w14:textFill>
               </w:rPr>
-              <w:t xml:space="preserve">Infrastructure and Resilience Results</w:t>
+              <w:t xml:space="preserve">Chronological Splits and Label Balance</w:t>
             </w:r>
           </w:p>
         </w:tc>
@@ -17660,7 +17660,7 @@
                 <w:sz w:val="26"/>
                 <w:szCs w:val="26"/>
               </w:rPr>
-              <w:t xml:space="preserve">33</w:t>
+              <w:t xml:space="preserve">30</w:t>
             </w:r>
           </w:p>
         </w:tc>
@@ -17700,7 +17700,7 @@
                 <w:sz w:val="26"/>
                 <w:szCs w:val="26"/>
               </w:rPr>
-              <w:t xml:space="preserve">6.5</w:t>
+              <w:t xml:space="preserve">6.3</w:t>
             </w:r>
           </w:p>
         </w:tc>
@@ -17730,7 +17730,7 @@
                   </w14:solidFill>
                 </w14:textFill>
               </w:rPr>
-              <w:t xml:space="preserve">Test Suite Breakdown</w:t>
+              <w:t xml:space="preserve">Test-Split Results for Models A–D</w:t>
             </w:r>
           </w:p>
         </w:tc>
@@ -17756,7 +17756,7 @@
                 <w:sz w:val="26"/>
                 <w:szCs w:val="26"/>
               </w:rPr>
-              <w:t xml:space="preserve">33</w:t>
+              <w:t xml:space="preserve">31</w:t>
             </w:r>
           </w:p>
         </w:tc>
@@ -17796,7 +17796,7 @@
                 <w:sz w:val="26"/>
                 <w:szCs w:val="26"/>
               </w:rPr>
-              <w:t xml:space="preserve">A.1</w:t>
+              <w:t xml:space="preserve">6.4</w:t>
             </w:r>
           </w:p>
         </w:tc>
@@ -17826,7 +17826,7 @@
                   </w14:solidFill>
                 </w14:textFill>
               </w:rPr>
-              <w:t xml:space="preserve">Self and Peer Assessment</w:t>
+              <w:t xml:space="preserve">Infrastructure and Resilience Results</w:t>
             </w:r>
           </w:p>
         </w:tc>
@@ -17852,7 +17852,199 @@
                 <w:sz w:val="26"/>
                 <w:szCs w:val="26"/>
               </w:rPr>
-              <w:t xml:space="preserve">46</w:t>
+              <w:t xml:space="preserve">34</w:t>
+            </w:r>
+          </w:p>
+        </w:tc>
+      </w:tr>
+      <w:tr>
+        <w:tblPrEx>
+          <w:tblCellMar>
+            <w:top w:w="0" w:type="dxa"/>
+            <w:left w:w="0" w:type="dxa"/>
+            <w:bottom w:w="0" w:type="dxa"/>
+            <w:right w:w="0" w:type="dxa"/>
+          </w:tblCellMar>
+        </w:tblPrEx>
+        <w:trPr>
+          <w:trHeight w:val="598" w:hRule="atLeast"/>
+          <w:cantSplit/>
+        </w:trPr>
+        <w:tc>
+          <w:tcPr>
+            <w:tcW w:w="1266" w:type="dxa"/>
+          </w:tcPr>
+          <w:p>
+            <w:pPr>
+              <w:pStyle w:val="46"/>
+              <w:spacing w:before="185"/>
+              <w:ind w:right="63"/>
+              <w:jc w:val="center"/>
+              <w:rPr>
+                <w:sz w:val="26"/>
+                <w:szCs w:val="26"/>
+              </w:rPr>
+            </w:pPr>
+            <w:r>
+              <w:rPr>
+                <w:b w:val="0"/>
+                <w:spacing w:val="-5"/>
+                <w:sz w:val="26"/>
+                <w:szCs w:val="26"/>
+              </w:rPr>
+              <w:t xml:space="preserve">6.5</w:t>
+            </w:r>
+          </w:p>
+        </w:tc>
+        <w:tc>
+          <w:tcPr>
+            <w:tcW w:w="4947" w:type="dxa"/>
+          </w:tcPr>
+          <w:p>
+            <w:pPr>
+              <w:pStyle w:val="46"/>
+              <w:spacing w:before="185"/>
+              <w:ind w:left="0" w:firstLine="0"/>
+              <w:rPr>
+                <w:sz w:val="26"/>
+                <w:szCs w:val="26"/>
+              </w:rPr>
+            </w:pPr>
+            <w:r>
+              <w:rPr>
+                <w:b w:val="0"/>
+                <w:color w:val="000000" w:themeColor="text1"/>
+                <w:sz w:val="26"/>
+                <w:szCs w:val="26"/>
+                <w14:textFill>
+                  <w14:solidFill>
+                    <w14:schemeClr w14:val="tx1"/>
+                  </w14:solidFill>
+                </w14:textFill>
+              </w:rPr>
+              <w:t xml:space="preserve">Test Suite Breakdown</w:t>
+            </w:r>
+          </w:p>
+        </w:tc>
+        <w:tc>
+          <w:tcPr>
+            <w:tcW w:w="2422" w:type="dxa"/>
+          </w:tcPr>
+          <w:p>
+            <w:pPr>
+              <w:pStyle w:val="46"/>
+              <w:spacing w:before="185"/>
+              <w:ind w:right="260"/>
+              <w:jc w:val="center"/>
+              <w:rPr>
+                <w:sz w:val="26"/>
+                <w:szCs w:val="26"/>
+              </w:rPr>
+            </w:pPr>
+            <w:r>
+              <w:rPr>
+                <w:b w:val="0"/>
+                <w:spacing w:val="-5"/>
+                <w:sz w:val="26"/>
+                <w:szCs w:val="26"/>
+              </w:rPr>
+              <w:t xml:space="preserve">34</w:t>
+            </w:r>
+          </w:p>
+        </w:tc>
+      </w:tr>
+      <w:tr>
+        <w:tblPrEx>
+          <w:tblCellMar>
+            <w:top w:w="0" w:type="dxa"/>
+            <w:left w:w="0" w:type="dxa"/>
+            <w:bottom w:w="0" w:type="dxa"/>
+            <w:right w:w="0" w:type="dxa"/>
+          </w:tblCellMar>
+        </w:tblPrEx>
+        <w:trPr>
+          <w:trHeight w:val="598" w:hRule="atLeast"/>
+          <w:cantSplit/>
+        </w:trPr>
+        <w:tc>
+          <w:tcPr>
+            <w:tcW w:w="1266" w:type="dxa"/>
+          </w:tcPr>
+          <w:p>
+            <w:pPr>
+              <w:pStyle w:val="46"/>
+              <w:spacing w:before="185"/>
+              <w:ind w:right="63"/>
+              <w:jc w:val="center"/>
+              <w:rPr>
+                <w:sz w:val="26"/>
+                <w:szCs w:val="26"/>
+              </w:rPr>
+            </w:pPr>
+            <w:r>
+              <w:rPr>
+                <w:b w:val="0"/>
+                <w:spacing w:val="-5"/>
+                <w:sz w:val="26"/>
+                <w:szCs w:val="26"/>
+              </w:rPr>
+              <w:t xml:space="preserve">A.1</w:t>
+            </w:r>
+          </w:p>
+        </w:tc>
+        <w:tc>
+          <w:tcPr>
+            <w:tcW w:w="4947" w:type="dxa"/>
+          </w:tcPr>
+          <w:p>
+            <w:pPr>
+              <w:pStyle w:val="46"/>
+              <w:spacing w:before="185"/>
+              <w:ind w:left="0" w:firstLine="0"/>
+              <w:rPr>
+                <w:sz w:val="26"/>
+                <w:szCs w:val="26"/>
+              </w:rPr>
+            </w:pPr>
+            <w:r>
+              <w:rPr>
+                <w:b w:val="0"/>
+                <w:color w:val="000000" w:themeColor="text1"/>
+                <w:sz w:val="26"/>
+                <w:szCs w:val="26"/>
+                <w14:textFill>
+                  <w14:solidFill>
+                    <w14:schemeClr w14:val="tx1"/>
+                  </w14:solidFill>
+                </w14:textFill>
+              </w:rPr>
+              <w:t xml:space="preserve">Self and Peer Assessment</w:t>
+            </w:r>
+          </w:p>
+        </w:tc>
+        <w:tc>
+          <w:tcPr>
+            <w:tcW w:w="2422" w:type="dxa"/>
+          </w:tcPr>
+          <w:p>
+            <w:pPr>
+              <w:pStyle w:val="46"/>
+              <w:spacing w:before="185"/>
+              <w:ind w:right="260"/>
+              <w:jc w:val="center"/>
+              <w:rPr>
+                <w:sz w:val="26"/>
+                <w:szCs w:val="26"/>
+              </w:rPr>
+            </w:pPr>
+            <w:r>
+              <w:rPr>
+                <w:b w:val="0"/>
+                <w:spacing w:val="-5"/>
+                <w:sz w:val="26"/>
+                <w:szCs w:val="26"/>
+              </w:rPr>
+              <w:t xml:space="preserve">48</w:t>
             </w:r>
           </w:p>
         </w:tc>
@@ -18270,7 +18462,7 @@
                 <w:sz w:val="26"/>
                 <w:szCs w:val="26"/>
               </w:rPr>
-              <w:t xml:space="preserve">Temporal Formulation on One Merchant Timeline</w:t>
+              <w:t xml:space="preserve">Core Domain Schema and Its Constraints</w:t>
             </w:r>
           </w:p>
         </w:tc>
@@ -18359,7 +18551,7 @@
                 <w:sz w:val="26"/>
                 <w:szCs w:val="26"/>
               </w:rPr>
-              <w:t xml:space="preserve">Twenty HTTP Requests Resolving to One ML Event</w:t>
+              <w:t xml:space="preserve">Temporal Formulation on One Merchant Timeline</w:t>
             </w:r>
           </w:p>
         </w:tc>
@@ -18385,7 +18577,7 @@
                 <w:sz w:val="26"/>
                 <w:szCs w:val="26"/>
               </w:rPr>
-              <w:t xml:space="preserve">14</w:t>
+              <w:t xml:space="preserve">15</w:t>
             </w:r>
           </w:p>
         </w:tc>
@@ -18424,7 +18616,7 @@
                 <w:sz w:val="26"/>
                 <w:szCs w:val="26"/>
               </w:rPr>
-              <w:t xml:space="preserve">5.1</w:t>
+              <w:t xml:space="preserve">4.5</w:t>
             </w:r>
           </w:p>
         </w:tc>
@@ -18448,7 +18640,7 @@
                 <w:sz w:val="26"/>
                 <w:szCs w:val="26"/>
               </w:rPr>
-              <w:t xml:space="preserve">Swagger Interactive API Documentation at /docs</w:t>
+              <w:t xml:space="preserve">Twenty HTTP Requests Resolving to One ML Event</w:t>
             </w:r>
           </w:p>
         </w:tc>
@@ -18474,7 +18666,7 @@
                 <w:sz w:val="26"/>
                 <w:szCs w:val="26"/>
               </w:rPr>
-              <w:t xml:space="preserve">22</w:t>
+              <w:t xml:space="preserve">15</w:t>
             </w:r>
           </w:p>
         </w:tc>
@@ -18513,7 +18705,7 @@
                 <w:sz w:val="26"/>
                 <w:szCs w:val="26"/>
               </w:rPr>
-              <w:t xml:space="preserve">5.2</w:t>
+              <w:t xml:space="preserve">5.1</w:t>
             </w:r>
           </w:p>
         </w:tc>
@@ -18537,7 +18729,7 @@
                 <w:sz w:val="26"/>
                 <w:szCs w:val="26"/>
               </w:rPr>
-              <w:t xml:space="preserve">Churn-Risk Endpoint Response for a High-Risk Merchant</w:t>
+              <w:t xml:space="preserve">Swagger Interactive API Documentation at /docs</w:t>
             </w:r>
           </w:p>
         </w:tc>
@@ -18563,7 +18755,7 @@
                 <w:sz w:val="26"/>
                 <w:szCs w:val="26"/>
               </w:rPr>
-              <w:t xml:space="preserve">23</w:t>
+              <w:t xml:space="preserve">24</w:t>
             </w:r>
           </w:p>
         </w:tc>
@@ -18602,7 +18794,7 @@
                 <w:sz w:val="26"/>
                 <w:szCs w:val="26"/>
               </w:rPr>
-              <w:t xml:space="preserve">5.3</w:t>
+              <w:t xml:space="preserve">5.2</w:t>
             </w:r>
           </w:p>
         </w:tc>
@@ -18626,7 +18818,7 @@
                 <w:sz w:val="26"/>
                 <w:szCs w:val="26"/>
               </w:rPr>
-              <w:t xml:space="preserve">Churn-Risk Dashboard — High-Risk Merchant</w:t>
+              <w:t xml:space="preserve">Churn-Risk Endpoint Response for a High-Risk Merchant</w:t>
             </w:r>
           </w:p>
         </w:tc>
@@ -18652,7 +18844,7 @@
                 <w:sz w:val="26"/>
                 <w:szCs w:val="26"/>
               </w:rPr>
-              <w:t xml:space="preserve">23</w:t>
+              <w:t xml:space="preserve">25</w:t>
             </w:r>
           </w:p>
         </w:tc>
@@ -18691,7 +18883,7 @@
                 <w:sz w:val="26"/>
                 <w:szCs w:val="26"/>
               </w:rPr>
-              <w:t xml:space="preserve">5.4</w:t>
+              <w:t xml:space="preserve">5.3</w:t>
             </w:r>
           </w:p>
         </w:tc>
@@ -18715,7 +18907,7 @@
                 <w:sz w:val="26"/>
                 <w:szCs w:val="26"/>
               </w:rPr>
-              <w:t xml:space="preserve">Churn-Risk Dashboard — Low-Risk Merchant</w:t>
+              <w:t xml:space="preserve">Churn-Risk Dashboard — High-Risk Merchant</w:t>
             </w:r>
           </w:p>
         </w:tc>
@@ -18741,7 +18933,7 @@
                 <w:sz w:val="26"/>
                 <w:szCs w:val="26"/>
               </w:rPr>
-              <w:t xml:space="preserve">24</w:t>
+              <w:t xml:space="preserve">25</w:t>
             </w:r>
           </w:p>
         </w:tc>
@@ -18780,7 +18972,7 @@
                 <w:sz w:val="26"/>
                 <w:szCs w:val="26"/>
               </w:rPr>
-              <w:t xml:space="preserve">6.1</w:t>
+              <w:t xml:space="preserve">5.4</w:t>
             </w:r>
           </w:p>
         </w:tc>
@@ -18804,7 +18996,7 @@
                 <w:sz w:val="26"/>
                 <w:szCs w:val="26"/>
               </w:rPr>
-              <w:t xml:space="preserve">Class Balance Across the Chronological Splits</w:t>
+              <w:t xml:space="preserve">Churn-Risk Dashboard — Low-Risk Merchant</w:t>
             </w:r>
           </w:p>
         </w:tc>
@@ -18830,7 +19022,7 @@
                 <w:sz w:val="26"/>
                 <w:szCs w:val="26"/>
               </w:rPr>
-              <w:t xml:space="preserve">28</w:t>
+              <w:t xml:space="preserve">26</w:t>
             </w:r>
           </w:p>
         </w:tc>
@@ -18869,7 +19061,7 @@
                 <w:sz w:val="26"/>
                 <w:szCs w:val="26"/>
               </w:rPr>
-              <w:t xml:space="preserve">6.2</w:t>
+              <w:t xml:space="preserve">6.1</w:t>
             </w:r>
           </w:p>
         </w:tc>
@@ -18893,7 +19085,7 @@
                 <w:sz w:val="26"/>
                 <w:szCs w:val="26"/>
               </w:rPr>
-              <w:t xml:space="preserve">Precision–Recall Curves for Models A–D</w:t>
+              <w:t xml:space="preserve">Class Balance Across the Chronological Splits</w:t>
             </w:r>
           </w:p>
         </w:tc>
@@ -18958,7 +19150,7 @@
                 <w:sz w:val="26"/>
                 <w:szCs w:val="26"/>
               </w:rPr>
-              <w:t xml:space="preserve">6.3</w:t>
+              <w:t xml:space="preserve">6.2</w:t>
             </w:r>
           </w:p>
         </w:tc>
@@ -18982,7 +19174,7 @@
                 <w:sz w:val="26"/>
                 <w:szCs w:val="26"/>
               </w:rPr>
-              <w:t xml:space="preserve">Confusion Matrix for Model D at the Frozen Threshold</w:t>
+              <w:t xml:space="preserve">Precision–Recall Curves for Models A–D</w:t>
             </w:r>
           </w:p>
         </w:tc>
@@ -19008,7 +19200,7 @@
                 <w:sz w:val="26"/>
                 <w:szCs w:val="26"/>
               </w:rPr>
-              <w:t xml:space="preserve">31</w:t>
+              <w:t xml:space="preserve">32</w:t>
             </w:r>
           </w:p>
         </w:tc>
@@ -19047,7 +19239,7 @@
                 <w:sz w:val="26"/>
                 <w:szCs w:val="26"/>
               </w:rPr>
-              <w:t xml:space="preserve">6.4</w:t>
+              <w:t xml:space="preserve">6.3</w:t>
             </w:r>
           </w:p>
         </w:tc>
@@ -19071,7 +19263,7 @@
                 <w:sz w:val="26"/>
                 <w:szCs w:val="26"/>
               </w:rPr>
-              <w:t xml:space="preserve">SHAP Summary (Beeswarm) for Model D</w:t>
+              <w:t xml:space="preserve">Confusion Matrix for Model D at the Frozen Threshold</w:t>
             </w:r>
           </w:p>
         </w:tc>
@@ -19097,7 +19289,7 @@
                 <w:sz w:val="26"/>
                 <w:szCs w:val="26"/>
               </w:rPr>
-              <w:t xml:space="preserve">32</w:t>
+              <w:t xml:space="preserve">33</w:t>
             </w:r>
           </w:p>
         </w:tc>
@@ -19136,7 +19328,7 @@
                 <w:sz w:val="26"/>
                 <w:szCs w:val="26"/>
               </w:rPr>
-              <w:t xml:space="preserve">6.5</w:t>
+              <w:t xml:space="preserve">6.4</w:t>
             </w:r>
           </w:p>
         </w:tc>
@@ -19160,7 +19352,7 @@
                 <w:sz w:val="26"/>
                 <w:szCs w:val="26"/>
               </w:rPr>
-              <w:t xml:space="preserve">SHAP Waterfall for One High-Risk Merchant</w:t>
+              <w:t xml:space="preserve">SHAP Summary (Beeswarm) for Model D</w:t>
             </w:r>
           </w:p>
         </w:tc>
@@ -19186,7 +19378,7 @@
                 <w:sz w:val="26"/>
                 <w:szCs w:val="26"/>
               </w:rPr>
-              <w:t xml:space="preserve">32</w:t>
+              <w:t xml:space="preserve">33</w:t>
             </w:r>
           </w:p>
         </w:tc>
@@ -19225,7 +19417,7 @@
                 <w:sz w:val="26"/>
                 <w:szCs w:val="26"/>
               </w:rPr>
-              <w:t xml:space="preserve">6.6</w:t>
+              <w:t xml:space="preserve">6.5</w:t>
             </w:r>
           </w:p>
         </w:tc>
@@ -19249,7 +19441,7 @@
                 <w:sz w:val="26"/>
                 <w:szCs w:val="26"/>
               </w:rPr>
-              <w:t xml:space="preserve">Pytest Report — 38 of 38 Tests Passing</w:t>
+              <w:t xml:space="preserve">SHAP Waterfall for One High-Risk Merchant</w:t>
             </w:r>
           </w:p>
         </w:tc>
@@ -19275,7 +19467,7 @@
                 <w:sz w:val="26"/>
                 <w:szCs w:val="26"/>
               </w:rPr>
-              <w:t xml:space="preserve">36</w:t>
+              <w:t xml:space="preserve">33</w:t>
             </w:r>
           </w:p>
         </w:tc>
@@ -19314,7 +19506,7 @@
                 <w:sz w:val="26"/>
                 <w:szCs w:val="26"/>
               </w:rPr>
-              <w:t xml:space="preserve">6.7</w:t>
+              <w:t xml:space="preserve">6.6</w:t>
             </w:r>
           </w:p>
         </w:tc>
@@ -19338,7 +19530,7 @@
                 <w:sz w:val="26"/>
                 <w:szCs w:val="26"/>
               </w:rPr>
-              <w:t xml:space="preserve">Concurrency Test Output With and Without Idempotency</w:t>
+              <w:t xml:space="preserve">Pytest Report — 38 of 38 Tests Passing</w:t>
             </w:r>
           </w:p>
         </w:tc>
@@ -19364,7 +19556,96 @@
                 <w:sz w:val="26"/>
                 <w:szCs w:val="26"/>
               </w:rPr>
-              <w:t xml:space="preserve">36</w:t>
+              <w:t xml:space="preserve">37</w:t>
+            </w:r>
+          </w:p>
+        </w:tc>
+      </w:tr>
+      <w:tr>
+        <w:tblPrEx>
+          <w:tblCellMar>
+            <w:top w:w="0" w:type="dxa"/>
+            <w:left w:w="0" w:type="dxa"/>
+            <w:bottom w:w="0" w:type="dxa"/>
+            <w:right w:w="0" w:type="dxa"/>
+          </w:tblCellMar>
+        </w:tblPrEx>
+        <w:trPr>
+          <w:trHeight w:val="597" w:hRule="atLeast"/>
+          <w:cantSplit/>
+        </w:trPr>
+        <w:tc>
+          <w:tcPr>
+            <w:tcW w:w="1104" w:type="dxa"/>
+          </w:tcPr>
+          <w:p>
+            <w:pPr>
+              <w:pStyle w:val="46"/>
+              <w:spacing w:before="185"/>
+              <w:ind w:left="366"/>
+              <w:rPr>
+                <w:sz w:val="26"/>
+                <w:szCs w:val="26"/>
+              </w:rPr>
+            </w:pPr>
+            <w:r>
+              <w:rPr>
+                <w:b w:val="0"/>
+                <w:spacing w:val="-5"/>
+                <w:sz w:val="26"/>
+                <w:szCs w:val="26"/>
+              </w:rPr>
+              <w:t xml:space="preserve">6.7</w:t>
+            </w:r>
+          </w:p>
+        </w:tc>
+        <w:tc>
+          <w:tcPr>
+            <w:tcW w:w="5264" w:type="dxa"/>
+          </w:tcPr>
+          <w:p>
+            <w:pPr>
+              <w:pStyle w:val="46"/>
+              <w:spacing w:before="185"/>
+              <w:ind w:left="0" w:firstLine="0"/>
+              <w:rPr>
+                <w:sz w:val="26"/>
+                <w:szCs w:val="26"/>
+              </w:rPr>
+            </w:pPr>
+            <w:r>
+              <w:rPr>
+                <w:b w:val="0"/>
+                <w:sz w:val="26"/>
+                <w:szCs w:val="26"/>
+              </w:rPr>
+              <w:t xml:space="preserve">Concurrency Test Output With and Without Idempotency</w:t>
+            </w:r>
+          </w:p>
+        </w:tc>
+        <w:tc>
+          <w:tcPr>
+            <w:tcW w:w="2263" w:type="dxa"/>
+          </w:tcPr>
+          <w:p>
+            <w:pPr>
+              <w:pStyle w:val="46"/>
+              <w:spacing w:before="185"/>
+              <w:ind w:right="261"/>
+              <w:jc w:val="center"/>
+              <w:rPr>
+                <w:sz w:val="26"/>
+                <w:szCs w:val="26"/>
+              </w:rPr>
+            </w:pPr>
+            <w:r>
+              <w:rPr>
+                <w:b w:val="0"/>
+                <w:spacing w:val="-5"/>
+                <w:sz w:val="26"/>
+                <w:szCs w:val="26"/>
+              </w:rPr>
+              <w:t xml:space="preserve">37</w:t>
             </w:r>
           </w:p>
         </w:tc>
@@ -24610,7 +24891,7 @@
               <a:graphicData uri="http://schemas.openxmlformats.org/drawingml/2006/picture">
                 <pic:pic>
                   <pic:nvPicPr>
-                    <pic:cNvPr id="0" name="fig_4_1_architecture.png"/>
+                    <pic:cNvPr id="0" name="fig_architecture.png"/>
                     <pic:cNvPicPr/>
                   </pic:nvPicPr>
                   <pic:blipFill>
@@ -24778,7 +25059,7 @@
               <a:graphicData uri="http://schemas.openxmlformats.org/drawingml/2006/picture">
                 <pic:pic>
                   <pic:nvPicPr>
-                    <pic:cNvPr id="0" name="fig_4_2_payment_flow.png"/>
+                    <pic:cNvPr id="0" name="fig_payment_flow.png"/>
                     <pic:cNvPicPr/>
                   </pic:nvPicPr>
                   <pic:blipFill>
@@ -25011,37 +25292,7 @@
             </w14:solidFill>
           </w14:textFill>
         </w:rPr>
-        <w:t xml:space="preserve">Idempotency moved out of process memory and into its own idempotency_records table, deliberately separate from payments so that retry bookkeeping never pollutes the behavioural ledger the ML reads. It carries the merchant-scoped key, the request fingerprint, a PROCESSING or COMPLETED state, the resulting payment and the response to replay, under a unique constraint on (merchant_id, idempotency_key).</w:t>
-      </w:r>
-    </w:p>
-    <w:p>
-      <w:pPr>
-        <w:spacing w:after="160" w:line="360" w:lineRule="auto"/>
-        <w:jc w:val="both"/>
-        <w:rPr>
-          <w:color w:val="000000" w:themeColor="text1"/>
-          <w:sz w:val="28"/>
-          <w:szCs w:val="28"/>
-          <w:lang w:val="en-US"/>
-          <w14:textFill>
-            <w14:solidFill>
-              <w14:schemeClr w14:val="tx1"/>
-            </w14:solidFill>
-          </w14:textFill>
-        </w:rPr>
-      </w:pPr>
-      <w:r>
-        <w:rPr>
-          <w:color w:val="000000" w:themeColor="text1"/>
-          <w:sz w:val="28"/>
-          <w:szCs w:val="28"/>
-          <w14:textFill>
-            <w14:solidFill>
-              <w14:schemeClr w14:val="tx1"/>
-            </w14:solidFill>
-          </w14:textFill>
-        </w:rPr>
-        <w:t xml:space="preserve">The churn problem was reformulated at the same time, and this was the larger change. Instead of a flag on a merchant row, one observation became a merchant at a point in time, generated every 7 days. Features look back over a 90-day observation window; the label looks forward over a 60-day horizon and is 1 when the merchant makes zero payment attempts in that window. A snapshot is eligible only if the merchant has at least 90 days of tenure, the dataset contains a full 60 days after it so the label can actually be observed, and the merchant made at least one attempt in the prior 60 days — the last condition keeps the population to merchants who have not already obviously left. Failed payments count as activity throughout: a merchant whose payments keep failing is experiencing friction, not absence, and treating failure as churn would have both mislabelled the data and destroyed the very question we wanted to ask about reliability features. Figure 4.3 shows the construction on a single merchant timeline, and Figure 4.4 shows why the idempotency work is a precondition for it.</w:t>
+        <w:t xml:space="preserve">Idempotency moved out of process memory and into its own idempotency_records table, deliberately separate from payments so that retry bookkeeping never pollutes the behavioural ledger the ML reads. It carries the merchant-scoped key, the request fingerprint, a PROCESSING or COMPLETED state, the resulting payment and the response to replay, under a unique constraint on (merchant_id, idempotency_key). Figure 4.3 sets out the three tables together with the constraints that hold them in step.</w:t>
       </w:r>
     </w:p>
     <w:p>
@@ -25063,7 +25314,7 @@
       <w:r>
         <w:drawing>
           <wp:inline xmlns:a="http://schemas.openxmlformats.org/drawingml/2006/main" xmlns:pic="http://schemas.openxmlformats.org/drawingml/2006/picture">
-            <wp:extent cx="5394960" cy="3087092"/>
+            <wp:extent cx="4754880" cy="3950572"/>
             <wp:docPr id="32" name="Picture 32"/>
             <wp:cNvGraphicFramePr>
               <a:graphicFrameLocks noChangeAspect="1"/>
@@ -25072,11 +25323,119 @@
               <a:graphicData uri="http://schemas.openxmlformats.org/drawingml/2006/picture">
                 <pic:pic>
                   <pic:nvPicPr>
-                    <pic:cNvPr id="0" name="fig_4_3_temporal.png"/>
+                    <pic:cNvPr id="0" name="fig_schema.png"/>
                     <pic:cNvPicPr/>
                   </pic:nvPicPr>
                   <pic:blipFill>
                     <a:blip r:embed="rId20"/>
+                    <a:stretch>
+                      <a:fillRect/>
+                    </a:stretch>
+                  </pic:blipFill>
+                  <pic:spPr>
+                    <a:xfrm>
+                      <a:off x="0" y="0"/>
+                      <a:ext cx="4754880" cy="3950572"/>
+                    </a:xfrm>
+                    <a:prstGeom prst="rect"/>
+                  </pic:spPr>
+                </pic:pic>
+              </a:graphicData>
+            </a:graphic>
+          </wp:inline>
+        </w:drawing>
+      </w:r>
+    </w:p>
+    <w:p>
+      <w:pPr>
+        <w:spacing w:after="240" w:line="276" w:lineRule="auto"/>
+        <w:jc w:val="center"/>
+        <w:rPr>
+          <w:b/>
+          <w:bCs/>
+          <w:iCs/>
+          <w:sz w:val="26"/>
+          <w:szCs w:val="26"/>
+          <w:lang w:val="en-US"/>
+        </w:rPr>
+      </w:pPr>
+      <w:bookmarkStart w:id="33" w:name="bm_f4_1"/>
+      <w:r>
+        <w:rPr>
+          <w:b/>
+          <w:bCs/>
+          <w:iCs/>
+          <w:sz w:val="26"/>
+          <w:szCs w:val="26"/>
+          <w:lang w:val="en-US"/>
+        </w:rPr>
+        <w:t xml:space="preserve">Figure 4.3  Core Domain Schema and Its Constraints</w:t>
+      </w:r>
+      <w:bookmarkEnd w:id="33"/>
+    </w:p>
+    <w:p>
+      <w:pPr>
+        <w:spacing w:after="160" w:line="360" w:lineRule="auto"/>
+        <w:jc w:val="both"/>
+        <w:rPr>
+          <w:color w:val="000000" w:themeColor="text1"/>
+          <w:sz w:val="28"/>
+          <w:szCs w:val="28"/>
+          <w:lang w:val="en-US"/>
+          <w14:textFill>
+            <w14:solidFill>
+              <w14:schemeClr w14:val="tx1"/>
+            </w14:solidFill>
+          </w14:textFill>
+        </w:rPr>
+      </w:pPr>
+      <w:r>
+        <w:rPr>
+          <w:color w:val="000000" w:themeColor="text1"/>
+          <w:sz w:val="28"/>
+          <w:szCs w:val="28"/>
+          <w14:textFill>
+            <w14:solidFill>
+              <w14:schemeClr w14:val="tx1"/>
+            </w14:solidFill>
+          </w14:textFill>
+        </w:rPr>
+        <w:t xml:space="preserve">The churn problem was reformulated at the same time, and this was the larger change. Instead of a flag on a merchant row, one observation became a merchant at a point in time, generated every 7 days. Features look back over a 90-day observation window; the label looks forward over a 60-day horizon and is 1 when the merchant makes zero payment attempts in that window. A snapshot is eligible only if the merchant has at least 90 days of tenure, the dataset contains a full 60 days after it so the label can actually be observed, and the merchant made at least one attempt in the prior 60 days — the last condition keeps the population to merchants who have not already obviously left. Failed payments count as activity throughout: a merchant whose payments keep failing is experiencing friction, not absence, and treating failure as churn would have both mislabelled the data and destroyed the very question we wanted to ask about reliability features. Figure 4.4 shows the construction on a single merchant timeline, and Figure 4.5 shows why the idempotency work is a precondition for it.</w:t>
+      </w:r>
+    </w:p>
+    <w:p>
+      <w:pPr>
+        <w:keepNext/>
+        <w:spacing w:after="240" w:line="276" w:lineRule="auto"/>
+        <w:jc w:val="center"/>
+        <w:rPr>
+          <w:b/>
+          <w:bCs/>
+          <w:iCs/>
+          <w:sz w:val="26"/>
+          <w:szCs w:val="26"/>
+          <w:lang w:val="en-US"/>
+        </w:rPr>
+      </w:pPr>
+      <w:bookmarkStart w:id="33" w:name="bm_f4_1"/>
+      <w:bookmarkEnd w:id="33"/>
+      <w:r>
+        <w:drawing>
+          <wp:inline xmlns:a="http://schemas.openxmlformats.org/drawingml/2006/main" xmlns:pic="http://schemas.openxmlformats.org/drawingml/2006/picture">
+            <wp:extent cx="5394960" cy="3087092"/>
+            <wp:docPr id="33" name="Picture 33"/>
+            <wp:cNvGraphicFramePr>
+              <a:graphicFrameLocks noChangeAspect="1"/>
+            </wp:cNvGraphicFramePr>
+            <a:graphic>
+              <a:graphicData uri="http://schemas.openxmlformats.org/drawingml/2006/picture">
+                <pic:pic>
+                  <pic:nvPicPr>
+                    <pic:cNvPr id="0" name="fig_temporal.png"/>
+                    <pic:cNvPicPr/>
+                  </pic:nvPicPr>
+                  <pic:blipFill>
+                    <a:blip r:embed="rId21"/>
                     <a:stretch>
                       <a:fillRect/>
                     </a:stretch>
@@ -25118,7 +25477,7 @@
           <w:szCs w:val="26"/>
           <w:lang w:val="en-US"/>
         </w:rPr>
-        <w:t xml:space="preserve">Figure 4.3  Temporal Formulation on One Merchant Timeline</w:t>
+        <w:t xml:space="preserve">Figure 4.4  Temporal Formulation on One Merchant Timeline</w:t>
       </w:r>
       <w:bookmarkEnd w:id="33"/>
     </w:p>
@@ -25142,7 +25501,7 @@
         <w:drawing>
           <wp:inline xmlns:a="http://schemas.openxmlformats.org/drawingml/2006/main" xmlns:pic="http://schemas.openxmlformats.org/drawingml/2006/picture">
             <wp:extent cx="5394960" cy="3064337"/>
-            <wp:docPr id="33" name="Picture 33"/>
+            <wp:docPr id="34" name="Picture 34"/>
             <wp:cNvGraphicFramePr>
               <a:graphicFrameLocks noChangeAspect="1"/>
             </wp:cNvGraphicFramePr>
@@ -25150,11 +25509,11 @@
               <a:graphicData uri="http://schemas.openxmlformats.org/drawingml/2006/picture">
                 <pic:pic>
                   <pic:nvPicPr>
-                    <pic:cNvPr id="0" name="fig_4_4_one_event.png"/>
+                    <pic:cNvPr id="0" name="fig_one_event.png"/>
                     <pic:cNvPicPr/>
                   </pic:nvPicPr>
                   <pic:blipFill>
-                    <a:blip r:embed="rId21"/>
+                    <a:blip r:embed="rId22"/>
                     <a:stretch>
                       <a:fillRect/>
                     </a:stretch>
@@ -25196,10 +25555,2262 @@
           <w:szCs w:val="26"/>
           <w:lang w:val="en-US"/>
         </w:rPr>
-        <w:t xml:space="preserve">Figure 4.4  Twenty HTTP Requests Resolving to One ML Event</w:t>
+        <w:t xml:space="preserve">Figure 4.5  Twenty HTTP Requests Resolving to One ML Event</w:t>
       </w:r>
       <w:bookmarkEnd w:id="33"/>
     </w:p>
+    <w:p>
+      <w:pPr>
+        <w:spacing w:after="160" w:line="360" w:lineRule="auto"/>
+        <w:jc w:val="both"/>
+        <w:rPr>
+          <w:color w:val="000000" w:themeColor="text1"/>
+          <w:sz w:val="28"/>
+          <w:szCs w:val="28"/>
+          <w:lang w:val="en-US"/>
+          <w14:textFill>
+            <w14:solidFill>
+              <w14:schemeClr w14:val="tx1"/>
+            </w14:solidFill>
+          </w14:textFill>
+        </w:rPr>
+      </w:pPr>
+      <w:r>
+        <w:rPr>
+          <w:color w:val="000000" w:themeColor="text1"/>
+          <w:sz w:val="28"/>
+          <w:szCs w:val="28"/>
+          <w14:textFill>
+            <w14:solidFill>
+              <w14:schemeClr w14:val="tx1"/>
+            </w14:solidFill>
+          </w14:textFill>
+        </w:rPr>
+        <w:t xml:space="preserve">Table 4.1 lists the resulting feature schema in full. Every column is computed from merchant.joined_at and the merchant's own payment rows, which is why changing the feature set never touches the ledger. The last two columns record the ablation: Model C sees the nine recency, frequency, monetary and tenure columns, and Model D adds the three payment-reliability columns, so the difference between them in Chapter 6 isolates exactly what reliability behaviour contributes. industry is stored on the merchant row but is given to neither model, because the generator assigns it and feeding it back would create an artificial shortcut to churn.</w:t>
+      </w:r>
+    </w:p>
+    <w:p>
+      <w:pPr>
+        <w:keepNext/>
+        <w:jc w:val="center"/>
+        <w:rPr>
+          <w:b/>
+          <w:bCs/>
+          <w:lang w:val="en-US"/>
+        </w:rPr>
+      </w:pPr>
+      <w:r>
+        <w:rPr>
+          <w:b/>
+          <w:bCs/>
+          <w:lang w:val="en-US"/>
+        </w:rPr>
+        <w:t xml:space="preserve">Table 4.1  V1 Feature Schema and the Model C / Model D Ablation</w:t>
+      </w:r>
+    </w:p>
+    <w:tbl>
+      <w:tblPr>
+        <w:tblStyle w:val="21"/>
+        <w:tblInd w:w="0" w:type="dxa"/>
+        <w:tblBorders>
+          <w:top w:val="single" w:color="auto" w:sz="4" w:space="0"/>
+          <w:left w:val="single" w:color="auto" w:sz="4" w:space="0"/>
+          <w:bottom w:val="single" w:color="auto" w:sz="4" w:space="0"/>
+          <w:right w:val="single" w:color="auto" w:sz="4" w:space="0"/>
+          <w:insideH w:val="single" w:color="auto" w:sz="4" w:space="0"/>
+          <w:insideV w:val="single" w:color="auto" w:sz="4" w:space="0"/>
+        </w:tblBorders>
+        <w:tblCellMar>
+          <w:top w:w="0" w:type="dxa"/>
+          <w:left w:w="108" w:type="dxa"/>
+          <w:bottom w:w="0" w:type="dxa"/>
+          <w:right w:w="108" w:type="dxa"/>
+        </w:tblCellMar>
+        <w:tblW w:w="8710" w:type="dxa"/>
+        <w:tblLayout w:type="fixed"/>
+      </w:tblPr>
+      <w:tblGrid>
+        <w:gridCol w:w="2962"/>
+        <w:gridCol w:w="4356"/>
+        <w:gridCol w:w="696"/>
+        <w:gridCol w:w="696"/>
+      </w:tblGrid>
+      <w:tr>
+        <w:tblPrEx>
+          <w:tblBorders>
+            <w:top w:val="single" w:color="auto" w:sz="4" w:space="0"/>
+            <w:left w:val="single" w:color="auto" w:sz="4" w:space="0"/>
+            <w:bottom w:val="single" w:color="auto" w:sz="4" w:space="0"/>
+            <w:right w:val="single" w:color="auto" w:sz="4" w:space="0"/>
+            <w:insideH w:val="single" w:color="auto" w:sz="4" w:space="0"/>
+            <w:insideV w:val="single" w:color="auto" w:sz="4" w:space="0"/>
+          </w:tblBorders>
+          <w:tblCellMar>
+            <w:top w:w="0" w:type="dxa"/>
+            <w:left w:w="108" w:type="dxa"/>
+            <w:bottom w:w="0" w:type="dxa"/>
+            <w:right w:w="108" w:type="dxa"/>
+          </w:tblCellMar>
+        </w:tblPrEx>
+        <w:trPr>
+          <w:cantSplit/>
+          <w:tblHeader/>
+        </w:trPr>
+        <w:tc>
+          <w:tcPr>
+            <w:tcW w:w="2962" w:type="dxa"/>
+          </w:tcPr>
+          <w:p>
+            <w:pPr>
+              <w:jc w:val="left"/>
+              <w:rPr>
+                <w:color w:val="000000" w:themeColor="text1"/>
+                <w:sz w:val="28"/>
+                <w:szCs w:val="28"/>
+                <w14:textFill>
+                  <w14:solidFill>
+                    <w14:schemeClr w14:val="tx1"/>
+                  </w14:solidFill>
+                </w14:textFill>
+              </w:rPr>
+            </w:pPr>
+            <w:r>
+              <w:rPr>
+                <w:b/>
+                <w:bCs/>
+                <w:color w:val="000000" w:themeColor="text1"/>
+                <w:sz w:val="28"/>
+                <w:szCs w:val="28"/>
+                <w14:textFill>
+                  <w14:solidFill>
+                    <w14:schemeClr w14:val="tx1"/>
+                  </w14:solidFill>
+                </w14:textFill>
+              </w:rPr>
+              <w:t xml:space="preserve">Feature</w:t>
+            </w:r>
+          </w:p>
+        </w:tc>
+        <w:tc>
+          <w:tcPr>
+            <w:tcW w:w="4356" w:type="dxa"/>
+          </w:tcPr>
+          <w:p>
+            <w:pPr>
+              <w:jc w:val="left"/>
+              <w:rPr>
+                <w:color w:val="000000" w:themeColor="text1"/>
+                <w:sz w:val="28"/>
+                <w:szCs w:val="28"/>
+                <w14:textFill>
+                  <w14:solidFill>
+                    <w14:schemeClr w14:val="tx1"/>
+                  </w14:solidFill>
+                </w14:textFill>
+              </w:rPr>
+            </w:pPr>
+            <w:r>
+              <w:rPr>
+                <w:b/>
+                <w:bCs/>
+                <w:color w:val="000000" w:themeColor="text1"/>
+                <w:sz w:val="28"/>
+                <w:szCs w:val="28"/>
+                <w14:textFill>
+                  <w14:solidFill>
+                    <w14:schemeClr w14:val="tx1"/>
+                  </w14:solidFill>
+                </w14:textFill>
+              </w:rPr>
+              <w:t xml:space="preserve">Definition at snapshot t</w:t>
+            </w:r>
+          </w:p>
+        </w:tc>
+        <w:tc>
+          <w:tcPr>
+            <w:tcW w:w="696" w:type="dxa"/>
+          </w:tcPr>
+          <w:p>
+            <w:pPr>
+              <w:rPr>
+                <w:color w:val="000000" w:themeColor="text1"/>
+                <w:sz w:val="28"/>
+                <w:szCs w:val="28"/>
+                <w14:textFill>
+                  <w14:solidFill>
+                    <w14:schemeClr w14:val="tx1"/>
+                  </w14:solidFill>
+                </w14:textFill>
+              </w:rPr>
+            </w:pPr>
+            <w:r>
+              <w:rPr>
+                <w:b/>
+                <w:bCs/>
+                <w:color w:val="000000" w:themeColor="text1"/>
+                <w:sz w:val="28"/>
+                <w:szCs w:val="28"/>
+                <w14:textFill>
+                  <w14:solidFill>
+                    <w14:schemeClr w14:val="tx1"/>
+                  </w14:solidFill>
+                </w14:textFill>
+              </w:rPr>
+              <w:t xml:space="preserve">C</w:t>
+            </w:r>
+          </w:p>
+        </w:tc>
+        <w:tc>
+          <w:tcPr>
+            <w:tcW w:w="696" w:type="dxa"/>
+          </w:tcPr>
+          <w:p>
+            <w:pPr>
+              <w:rPr>
+                <w:color w:val="000000" w:themeColor="text1"/>
+                <w:sz w:val="28"/>
+                <w:szCs w:val="28"/>
+                <w14:textFill>
+                  <w14:solidFill>
+                    <w14:schemeClr w14:val="tx1"/>
+                  </w14:solidFill>
+                </w14:textFill>
+              </w:rPr>
+            </w:pPr>
+            <w:r>
+              <w:rPr>
+                <w:b/>
+                <w:bCs/>
+                <w:color w:val="000000" w:themeColor="text1"/>
+                <w:sz w:val="28"/>
+                <w:szCs w:val="28"/>
+                <w14:textFill>
+                  <w14:solidFill>
+                    <w14:schemeClr w14:val="tx1"/>
+                  </w14:solidFill>
+                </w14:textFill>
+              </w:rPr>
+              <w:t xml:space="preserve">D</w:t>
+            </w:r>
+          </w:p>
+        </w:tc>
+      </w:tr>
+      <w:tr>
+        <w:tblPrEx>
+          <w:tblBorders>
+            <w:top w:val="single" w:color="auto" w:sz="4" w:space="0"/>
+            <w:left w:val="single" w:color="auto" w:sz="4" w:space="0"/>
+            <w:bottom w:val="single" w:color="auto" w:sz="4" w:space="0"/>
+            <w:right w:val="single" w:color="auto" w:sz="4" w:space="0"/>
+            <w:insideH w:val="single" w:color="auto" w:sz="4" w:space="0"/>
+            <w:insideV w:val="single" w:color="auto" w:sz="4" w:space="0"/>
+          </w:tblBorders>
+          <w:tblCellMar>
+            <w:top w:w="0" w:type="dxa"/>
+            <w:left w:w="108" w:type="dxa"/>
+            <w:bottom w:w="0" w:type="dxa"/>
+            <w:right w:w="108" w:type="dxa"/>
+          </w:tblCellMar>
+        </w:tblPrEx>
+        <w:trPr>
+          <w:cantSplit/>
+        </w:trPr>
+        <w:tc>
+          <w:tcPr>
+            <w:tcW w:w="2962" w:type="dxa"/>
+            <w:vAlign w:val="center"/>
+          </w:tcPr>
+          <w:p>
+            <w:pPr>
+              <w:jc w:val="left"/>
+              <w:rPr>
+                <w:color w:val="000000" w:themeColor="text1"/>
+                <w:sz w:val="28"/>
+                <w:szCs w:val="28"/>
+                <w14:textFill>
+                  <w14:solidFill>
+                    <w14:schemeClr w14:val="tx1"/>
+                  </w14:solidFill>
+                </w14:textFill>
+              </w:rPr>
+            </w:pPr>
+            <w:r>
+              <w:rPr>
+                <w:color w:val="000000" w:themeColor="text1"/>
+                <w:sz w:val="28"/>
+                <w:szCs w:val="28"/>
+                <w14:textFill>
+                  <w14:solidFill>
+                    <w14:schemeClr w14:val="tx1"/>
+                  </w14:solidFill>
+                </w14:textFill>
+              </w:rPr>
+              <w:t xml:space="preserve">recency_days</w:t>
+            </w:r>
+          </w:p>
+        </w:tc>
+        <w:tc>
+          <w:tcPr>
+            <w:tcW w:w="4356" w:type="dxa"/>
+            <w:vAlign w:val="center"/>
+          </w:tcPr>
+          <w:p>
+            <w:pPr>
+              <w:jc w:val="left"/>
+              <w:rPr>
+                <w:color w:val="000000" w:themeColor="text1"/>
+                <w:sz w:val="28"/>
+                <w:szCs w:val="28"/>
+                <w14:textFill>
+                  <w14:solidFill>
+                    <w14:schemeClr w14:val="tx1"/>
+                  </w14:solidFill>
+                </w14:textFill>
+              </w:rPr>
+            </w:pPr>
+            <w:r>
+              <w:rPr>
+                <w:color w:val="000000" w:themeColor="text1"/>
+                <w:sz w:val="28"/>
+                <w:szCs w:val="28"/>
+                <w14:textFill>
+                  <w14:solidFill>
+                    <w14:schemeClr w14:val="tx1"/>
+                  </w14:solidFill>
+                </w14:textFill>
+              </w:rPr>
+              <w:t xml:space="preserve">Days from the latest attempt at or before t to t</w:t>
+            </w:r>
+          </w:p>
+        </w:tc>
+        <w:tc>
+          <w:tcPr>
+            <w:tcW w:w="696" w:type="dxa"/>
+            <w:vAlign w:val="center"/>
+          </w:tcPr>
+          <w:p>
+            <w:pPr>
+              <w:rPr>
+                <w:color w:val="000000" w:themeColor="text1"/>
+                <w:sz w:val="28"/>
+                <w:szCs w:val="28"/>
+                <w14:textFill>
+                  <w14:solidFill>
+                    <w14:schemeClr w14:val="tx1"/>
+                  </w14:solidFill>
+                </w14:textFill>
+              </w:rPr>
+            </w:pPr>
+            <w:r>
+              <w:rPr>
+                <w:color w:val="000000" w:themeColor="text1"/>
+                <w:sz w:val="28"/>
+                <w:szCs w:val="28"/>
+                <w14:textFill>
+                  <w14:solidFill>
+                    <w14:schemeClr w14:val="tx1"/>
+                  </w14:solidFill>
+                </w14:textFill>
+              </w:rPr>
+              <w:t xml:space="preserve">✓</w:t>
+            </w:r>
+          </w:p>
+        </w:tc>
+        <w:tc>
+          <w:tcPr>
+            <w:tcW w:w="696" w:type="dxa"/>
+            <w:vAlign w:val="center"/>
+          </w:tcPr>
+          <w:p>
+            <w:pPr>
+              <w:rPr>
+                <w:color w:val="000000" w:themeColor="text1"/>
+                <w:sz w:val="28"/>
+                <w:szCs w:val="28"/>
+                <w14:textFill>
+                  <w14:solidFill>
+                    <w14:schemeClr w14:val="tx1"/>
+                  </w14:solidFill>
+                </w14:textFill>
+              </w:rPr>
+            </w:pPr>
+            <w:r>
+              <w:rPr>
+                <w:color w:val="000000" w:themeColor="text1"/>
+                <w:sz w:val="28"/>
+                <w:szCs w:val="28"/>
+                <w14:textFill>
+                  <w14:solidFill>
+                    <w14:schemeClr w14:val="tx1"/>
+                  </w14:solidFill>
+                </w14:textFill>
+              </w:rPr>
+              <w:t xml:space="preserve">✓</w:t>
+            </w:r>
+          </w:p>
+        </w:tc>
+      </w:tr>
+      <w:tr>
+        <w:tblPrEx>
+          <w:tblBorders>
+            <w:top w:val="single" w:color="auto" w:sz="4" w:space="0"/>
+            <w:left w:val="single" w:color="auto" w:sz="4" w:space="0"/>
+            <w:bottom w:val="single" w:color="auto" w:sz="4" w:space="0"/>
+            <w:right w:val="single" w:color="auto" w:sz="4" w:space="0"/>
+            <w:insideH w:val="single" w:color="auto" w:sz="4" w:space="0"/>
+            <w:insideV w:val="single" w:color="auto" w:sz="4" w:space="0"/>
+          </w:tblBorders>
+          <w:tblCellMar>
+            <w:top w:w="0" w:type="dxa"/>
+            <w:left w:w="108" w:type="dxa"/>
+            <w:bottom w:w="0" w:type="dxa"/>
+            <w:right w:w="108" w:type="dxa"/>
+          </w:tblCellMar>
+        </w:tblPrEx>
+        <w:trPr>
+          <w:cantSplit/>
+        </w:trPr>
+        <w:tc>
+          <w:tcPr>
+            <w:tcW w:w="2962" w:type="dxa"/>
+            <w:vAlign w:val="center"/>
+          </w:tcPr>
+          <w:p>
+            <w:pPr>
+              <w:jc w:val="left"/>
+              <w:rPr>
+                <w:color w:val="000000" w:themeColor="text1"/>
+                <w:sz w:val="28"/>
+                <w:szCs w:val="28"/>
+                <w14:textFill>
+                  <w14:solidFill>
+                    <w14:schemeClr w14:val="tx1"/>
+                  </w14:solidFill>
+                </w14:textFill>
+              </w:rPr>
+            </w:pPr>
+            <w:r>
+              <w:rPr>
+                <w:color w:val="000000" w:themeColor="text1"/>
+                <w:sz w:val="28"/>
+                <w:szCs w:val="28"/>
+                <w14:textFill>
+                  <w14:solidFill>
+                    <w14:schemeClr w14:val="tx1"/>
+                  </w14:solidFill>
+                </w14:textFill>
+              </w:rPr>
+              <w:t xml:space="preserve">tx_count_30d</w:t>
+            </w:r>
+          </w:p>
+        </w:tc>
+        <w:tc>
+          <w:tcPr>
+            <w:tcW w:w="4356" w:type="dxa"/>
+            <w:vAlign w:val="center"/>
+          </w:tcPr>
+          <w:p>
+            <w:pPr>
+              <w:jc w:val="left"/>
+              <w:rPr>
+                <w:color w:val="000000" w:themeColor="text1"/>
+                <w:sz w:val="28"/>
+                <w:szCs w:val="28"/>
+                <w14:textFill>
+                  <w14:solidFill>
+                    <w14:schemeClr w14:val="tx1"/>
+                  </w14:solidFill>
+                </w14:textFill>
+              </w:rPr>
+            </w:pPr>
+            <w:r>
+              <w:rPr>
+                <w:color w:val="000000" w:themeColor="text1"/>
+                <w:sz w:val="28"/>
+                <w:szCs w:val="28"/>
+                <w14:textFill>
+                  <w14:solidFill>
+                    <w14:schemeClr w14:val="tx1"/>
+                  </w14:solidFill>
+                </w14:textFill>
+              </w:rPr>
+              <w:t xml:space="preserve">Attempts in (t − 30 d, t]</w:t>
+            </w:r>
+          </w:p>
+        </w:tc>
+        <w:tc>
+          <w:tcPr>
+            <w:tcW w:w="696" w:type="dxa"/>
+            <w:vAlign w:val="center"/>
+          </w:tcPr>
+          <w:p>
+            <w:pPr>
+              <w:rPr>
+                <w:color w:val="000000" w:themeColor="text1"/>
+                <w:sz w:val="28"/>
+                <w:szCs w:val="28"/>
+                <w14:textFill>
+                  <w14:solidFill>
+                    <w14:schemeClr w14:val="tx1"/>
+                  </w14:solidFill>
+                </w14:textFill>
+              </w:rPr>
+            </w:pPr>
+            <w:r>
+              <w:rPr>
+                <w:color w:val="000000" w:themeColor="text1"/>
+                <w:sz w:val="28"/>
+                <w:szCs w:val="28"/>
+                <w14:textFill>
+                  <w14:solidFill>
+                    <w14:schemeClr w14:val="tx1"/>
+                  </w14:solidFill>
+                </w14:textFill>
+              </w:rPr>
+              <w:t xml:space="preserve">✓</w:t>
+            </w:r>
+          </w:p>
+        </w:tc>
+        <w:tc>
+          <w:tcPr>
+            <w:tcW w:w="696" w:type="dxa"/>
+            <w:vAlign w:val="center"/>
+          </w:tcPr>
+          <w:p>
+            <w:pPr>
+              <w:rPr>
+                <w:color w:val="000000" w:themeColor="text1"/>
+                <w:sz w:val="28"/>
+                <w:szCs w:val="28"/>
+                <w14:textFill>
+                  <w14:solidFill>
+                    <w14:schemeClr w14:val="tx1"/>
+                  </w14:solidFill>
+                </w14:textFill>
+              </w:rPr>
+            </w:pPr>
+            <w:r>
+              <w:rPr>
+                <w:color w:val="000000" w:themeColor="text1"/>
+                <w:sz w:val="28"/>
+                <w:szCs w:val="28"/>
+                <w14:textFill>
+                  <w14:solidFill>
+                    <w14:schemeClr w14:val="tx1"/>
+                  </w14:solidFill>
+                </w14:textFill>
+              </w:rPr>
+              <w:t xml:space="preserve">✓</w:t>
+            </w:r>
+          </w:p>
+        </w:tc>
+      </w:tr>
+      <w:tr>
+        <w:tblPrEx>
+          <w:tblBorders>
+            <w:top w:val="single" w:color="auto" w:sz="4" w:space="0"/>
+            <w:left w:val="single" w:color="auto" w:sz="4" w:space="0"/>
+            <w:bottom w:val="single" w:color="auto" w:sz="4" w:space="0"/>
+            <w:right w:val="single" w:color="auto" w:sz="4" w:space="0"/>
+            <w:insideH w:val="single" w:color="auto" w:sz="4" w:space="0"/>
+            <w:insideV w:val="single" w:color="auto" w:sz="4" w:space="0"/>
+          </w:tblBorders>
+          <w:tblCellMar>
+            <w:top w:w="0" w:type="dxa"/>
+            <w:left w:w="108" w:type="dxa"/>
+            <w:bottom w:w="0" w:type="dxa"/>
+            <w:right w:w="108" w:type="dxa"/>
+          </w:tblCellMar>
+        </w:tblPrEx>
+        <w:trPr>
+          <w:cantSplit/>
+        </w:trPr>
+        <w:tc>
+          <w:tcPr>
+            <w:tcW w:w="2962" w:type="dxa"/>
+            <w:vAlign w:val="center"/>
+          </w:tcPr>
+          <w:p>
+            <w:pPr>
+              <w:jc w:val="left"/>
+              <w:rPr>
+                <w:color w:val="000000" w:themeColor="text1"/>
+                <w:sz w:val="28"/>
+                <w:szCs w:val="28"/>
+                <w14:textFill>
+                  <w14:solidFill>
+                    <w14:schemeClr w14:val="tx1"/>
+                  </w14:solidFill>
+                </w14:textFill>
+              </w:rPr>
+            </w:pPr>
+            <w:r>
+              <w:rPr>
+                <w:color w:val="000000" w:themeColor="text1"/>
+                <w:sz w:val="28"/>
+                <w:szCs w:val="28"/>
+                <w14:textFill>
+                  <w14:solidFill>
+                    <w14:schemeClr w14:val="tx1"/>
+                  </w14:solidFill>
+                </w14:textFill>
+              </w:rPr>
+              <w:t xml:space="preserve">tx_count_prev_30d</w:t>
+            </w:r>
+          </w:p>
+        </w:tc>
+        <w:tc>
+          <w:tcPr>
+            <w:tcW w:w="4356" w:type="dxa"/>
+            <w:vAlign w:val="center"/>
+          </w:tcPr>
+          <w:p>
+            <w:pPr>
+              <w:jc w:val="left"/>
+              <w:rPr>
+                <w:color w:val="000000" w:themeColor="text1"/>
+                <w:sz w:val="28"/>
+                <w:szCs w:val="28"/>
+                <w14:textFill>
+                  <w14:solidFill>
+                    <w14:schemeClr w14:val="tx1"/>
+                  </w14:solidFill>
+                </w14:textFill>
+              </w:rPr>
+            </w:pPr>
+            <w:r>
+              <w:rPr>
+                <w:color w:val="000000" w:themeColor="text1"/>
+                <w:sz w:val="28"/>
+                <w:szCs w:val="28"/>
+                <w14:textFill>
+                  <w14:solidFill>
+                    <w14:schemeClr w14:val="tx1"/>
+                  </w14:solidFill>
+                </w14:textFill>
+              </w:rPr>
+              <w:t xml:space="preserve">Attempts in (t − 60 d, t − 30 d]</w:t>
+            </w:r>
+          </w:p>
+        </w:tc>
+        <w:tc>
+          <w:tcPr>
+            <w:tcW w:w="696" w:type="dxa"/>
+            <w:vAlign w:val="center"/>
+          </w:tcPr>
+          <w:p>
+            <w:pPr>
+              <w:rPr>
+                <w:color w:val="000000" w:themeColor="text1"/>
+                <w:sz w:val="28"/>
+                <w:szCs w:val="28"/>
+                <w14:textFill>
+                  <w14:solidFill>
+                    <w14:schemeClr w14:val="tx1"/>
+                  </w14:solidFill>
+                </w14:textFill>
+              </w:rPr>
+            </w:pPr>
+            <w:r>
+              <w:rPr>
+                <w:color w:val="000000" w:themeColor="text1"/>
+                <w:sz w:val="28"/>
+                <w:szCs w:val="28"/>
+                <w14:textFill>
+                  <w14:solidFill>
+                    <w14:schemeClr w14:val="tx1"/>
+                  </w14:solidFill>
+                </w14:textFill>
+              </w:rPr>
+              <w:t xml:space="preserve">✓</w:t>
+            </w:r>
+          </w:p>
+        </w:tc>
+        <w:tc>
+          <w:tcPr>
+            <w:tcW w:w="696" w:type="dxa"/>
+            <w:vAlign w:val="center"/>
+          </w:tcPr>
+          <w:p>
+            <w:pPr>
+              <w:rPr>
+                <w:color w:val="000000" w:themeColor="text1"/>
+                <w:sz w:val="28"/>
+                <w:szCs w:val="28"/>
+                <w14:textFill>
+                  <w14:solidFill>
+                    <w14:schemeClr w14:val="tx1"/>
+                  </w14:solidFill>
+                </w14:textFill>
+              </w:rPr>
+            </w:pPr>
+            <w:r>
+              <w:rPr>
+                <w:color w:val="000000" w:themeColor="text1"/>
+                <w:sz w:val="28"/>
+                <w:szCs w:val="28"/>
+                <w14:textFill>
+                  <w14:solidFill>
+                    <w14:schemeClr w14:val="tx1"/>
+                  </w14:solidFill>
+                </w14:textFill>
+              </w:rPr>
+              <w:t xml:space="preserve">✓</w:t>
+            </w:r>
+          </w:p>
+        </w:tc>
+      </w:tr>
+      <w:tr>
+        <w:tblPrEx>
+          <w:tblBorders>
+            <w:top w:val="single" w:color="auto" w:sz="4" w:space="0"/>
+            <w:left w:val="single" w:color="auto" w:sz="4" w:space="0"/>
+            <w:bottom w:val="single" w:color="auto" w:sz="4" w:space="0"/>
+            <w:right w:val="single" w:color="auto" w:sz="4" w:space="0"/>
+            <w:insideH w:val="single" w:color="auto" w:sz="4" w:space="0"/>
+            <w:insideV w:val="single" w:color="auto" w:sz="4" w:space="0"/>
+          </w:tblBorders>
+          <w:tblCellMar>
+            <w:top w:w="0" w:type="dxa"/>
+            <w:left w:w="108" w:type="dxa"/>
+            <w:bottom w:w="0" w:type="dxa"/>
+            <w:right w:w="108" w:type="dxa"/>
+          </w:tblCellMar>
+        </w:tblPrEx>
+        <w:trPr>
+          <w:cantSplit/>
+        </w:trPr>
+        <w:tc>
+          <w:tcPr>
+            <w:tcW w:w="2962" w:type="dxa"/>
+            <w:vAlign w:val="center"/>
+          </w:tcPr>
+          <w:p>
+            <w:pPr>
+              <w:jc w:val="left"/>
+              <w:rPr>
+                <w:color w:val="000000" w:themeColor="text1"/>
+                <w:sz w:val="28"/>
+                <w:szCs w:val="28"/>
+                <w14:textFill>
+                  <w14:solidFill>
+                    <w14:schemeClr w14:val="tx1"/>
+                  </w14:solidFill>
+                </w14:textFill>
+              </w:rPr>
+            </w:pPr>
+            <w:r>
+              <w:rPr>
+                <w:color w:val="000000" w:themeColor="text1"/>
+                <w:sz w:val="28"/>
+                <w:szCs w:val="28"/>
+                <w14:textFill>
+                  <w14:solidFill>
+                    <w14:schemeClr w14:val="tx1"/>
+                  </w14:solidFill>
+                </w14:textFill>
+              </w:rPr>
+              <w:t xml:space="preserve">tx_count_90d</w:t>
+            </w:r>
+          </w:p>
+        </w:tc>
+        <w:tc>
+          <w:tcPr>
+            <w:tcW w:w="4356" w:type="dxa"/>
+            <w:vAlign w:val="center"/>
+          </w:tcPr>
+          <w:p>
+            <w:pPr>
+              <w:jc w:val="left"/>
+              <w:rPr>
+                <w:color w:val="000000" w:themeColor="text1"/>
+                <w:sz w:val="28"/>
+                <w:szCs w:val="28"/>
+                <w14:textFill>
+                  <w14:solidFill>
+                    <w14:schemeClr w14:val="tx1"/>
+                  </w14:solidFill>
+                </w14:textFill>
+              </w:rPr>
+            </w:pPr>
+            <w:r>
+              <w:rPr>
+                <w:color w:val="000000" w:themeColor="text1"/>
+                <w:sz w:val="28"/>
+                <w:szCs w:val="28"/>
+                <w14:textFill>
+                  <w14:solidFill>
+                    <w14:schemeClr w14:val="tx1"/>
+                  </w14:solidFill>
+                </w14:textFill>
+              </w:rPr>
+              <w:t xml:space="preserve">Attempts in (t − 90 d, t]</w:t>
+            </w:r>
+          </w:p>
+        </w:tc>
+        <w:tc>
+          <w:tcPr>
+            <w:tcW w:w="696" w:type="dxa"/>
+            <w:vAlign w:val="center"/>
+          </w:tcPr>
+          <w:p>
+            <w:pPr>
+              <w:rPr>
+                <w:color w:val="000000" w:themeColor="text1"/>
+                <w:sz w:val="28"/>
+                <w:szCs w:val="28"/>
+                <w14:textFill>
+                  <w14:solidFill>
+                    <w14:schemeClr w14:val="tx1"/>
+                  </w14:solidFill>
+                </w14:textFill>
+              </w:rPr>
+            </w:pPr>
+            <w:r>
+              <w:rPr>
+                <w:color w:val="000000" w:themeColor="text1"/>
+                <w:sz w:val="28"/>
+                <w:szCs w:val="28"/>
+                <w14:textFill>
+                  <w14:solidFill>
+                    <w14:schemeClr w14:val="tx1"/>
+                  </w14:solidFill>
+                </w14:textFill>
+              </w:rPr>
+              <w:t xml:space="preserve">✓</w:t>
+            </w:r>
+          </w:p>
+        </w:tc>
+        <w:tc>
+          <w:tcPr>
+            <w:tcW w:w="696" w:type="dxa"/>
+            <w:vAlign w:val="center"/>
+          </w:tcPr>
+          <w:p>
+            <w:pPr>
+              <w:rPr>
+                <w:color w:val="000000" w:themeColor="text1"/>
+                <w:sz w:val="28"/>
+                <w:szCs w:val="28"/>
+                <w14:textFill>
+                  <w14:solidFill>
+                    <w14:schemeClr w14:val="tx1"/>
+                  </w14:solidFill>
+                </w14:textFill>
+              </w:rPr>
+            </w:pPr>
+            <w:r>
+              <w:rPr>
+                <w:color w:val="000000" w:themeColor="text1"/>
+                <w:sz w:val="28"/>
+                <w:szCs w:val="28"/>
+                <w14:textFill>
+                  <w14:solidFill>
+                    <w14:schemeClr w14:val="tx1"/>
+                  </w14:solidFill>
+                </w14:textFill>
+              </w:rPr>
+              <w:t xml:space="preserve">✓</w:t>
+            </w:r>
+          </w:p>
+        </w:tc>
+      </w:tr>
+      <w:tr>
+        <w:tblPrEx>
+          <w:tblBorders>
+            <w:top w:val="single" w:color="auto" w:sz="4" w:space="0"/>
+            <w:left w:val="single" w:color="auto" w:sz="4" w:space="0"/>
+            <w:bottom w:val="single" w:color="auto" w:sz="4" w:space="0"/>
+            <w:right w:val="single" w:color="auto" w:sz="4" w:space="0"/>
+            <w:insideH w:val="single" w:color="auto" w:sz="4" w:space="0"/>
+            <w:insideV w:val="single" w:color="auto" w:sz="4" w:space="0"/>
+          </w:tblBorders>
+          <w:tblCellMar>
+            <w:top w:w="0" w:type="dxa"/>
+            <w:left w:w="108" w:type="dxa"/>
+            <w:bottom w:w="0" w:type="dxa"/>
+            <w:right w:w="108" w:type="dxa"/>
+          </w:tblCellMar>
+        </w:tblPrEx>
+        <w:trPr>
+          <w:cantSplit/>
+        </w:trPr>
+        <w:tc>
+          <w:tcPr>
+            <w:tcW w:w="2962" w:type="dxa"/>
+            <w:vAlign w:val="center"/>
+          </w:tcPr>
+          <w:p>
+            <w:pPr>
+              <w:jc w:val="left"/>
+              <w:rPr>
+                <w:color w:val="000000" w:themeColor="text1"/>
+                <w:sz w:val="28"/>
+                <w:szCs w:val="28"/>
+                <w14:textFill>
+                  <w14:solidFill>
+                    <w14:schemeClr w14:val="tx1"/>
+                  </w14:solidFill>
+                </w14:textFill>
+              </w:rPr>
+            </w:pPr>
+            <w:r>
+              <w:rPr>
+                <w:color w:val="000000" w:themeColor="text1"/>
+                <w:sz w:val="28"/>
+                <w:szCs w:val="28"/>
+                <w14:textFill>
+                  <w14:solidFill>
+                    <w14:schemeClr w14:val="tx1"/>
+                  </w14:solidFill>
+                </w14:textFill>
+              </w:rPr>
+              <w:t xml:space="preserve">frequency_change</w:t>
+            </w:r>
+          </w:p>
+        </w:tc>
+        <w:tc>
+          <w:tcPr>
+            <w:tcW w:w="4356" w:type="dxa"/>
+            <w:vAlign w:val="center"/>
+          </w:tcPr>
+          <w:p>
+            <w:pPr>
+              <w:jc w:val="left"/>
+              <w:rPr>
+                <w:color w:val="000000" w:themeColor="text1"/>
+                <w:sz w:val="28"/>
+                <w:szCs w:val="28"/>
+                <w14:textFill>
+                  <w14:solidFill>
+                    <w14:schemeClr w14:val="tx1"/>
+                  </w14:solidFill>
+                </w14:textFill>
+              </w:rPr>
+            </w:pPr>
+            <w:r>
+              <w:rPr>
+                <w:color w:val="000000" w:themeColor="text1"/>
+                <w:sz w:val="28"/>
+                <w:szCs w:val="28"/>
+                <w14:textFill>
+                  <w14:solidFill>
+                    <w14:schemeClr w14:val="tx1"/>
+                  </w14:solidFill>
+                </w14:textFill>
+              </w:rPr>
+              <w:t xml:space="preserve">tx_count_30d − tx_count_prev_30d</w:t>
+            </w:r>
+          </w:p>
+        </w:tc>
+        <w:tc>
+          <w:tcPr>
+            <w:tcW w:w="696" w:type="dxa"/>
+            <w:vAlign w:val="center"/>
+          </w:tcPr>
+          <w:p>
+            <w:pPr>
+              <w:rPr>
+                <w:color w:val="000000" w:themeColor="text1"/>
+                <w:sz w:val="28"/>
+                <w:szCs w:val="28"/>
+                <w14:textFill>
+                  <w14:solidFill>
+                    <w14:schemeClr w14:val="tx1"/>
+                  </w14:solidFill>
+                </w14:textFill>
+              </w:rPr>
+            </w:pPr>
+            <w:r>
+              <w:rPr>
+                <w:color w:val="000000" w:themeColor="text1"/>
+                <w:sz w:val="28"/>
+                <w:szCs w:val="28"/>
+                <w14:textFill>
+                  <w14:solidFill>
+                    <w14:schemeClr w14:val="tx1"/>
+                  </w14:solidFill>
+                </w14:textFill>
+              </w:rPr>
+              <w:t xml:space="preserve">✓</w:t>
+            </w:r>
+          </w:p>
+        </w:tc>
+        <w:tc>
+          <w:tcPr>
+            <w:tcW w:w="696" w:type="dxa"/>
+            <w:vAlign w:val="center"/>
+          </w:tcPr>
+          <w:p>
+            <w:pPr>
+              <w:rPr>
+                <w:color w:val="000000" w:themeColor="text1"/>
+                <w:sz w:val="28"/>
+                <w:szCs w:val="28"/>
+                <w14:textFill>
+                  <w14:solidFill>
+                    <w14:schemeClr w14:val="tx1"/>
+                  </w14:solidFill>
+                </w14:textFill>
+              </w:rPr>
+            </w:pPr>
+            <w:r>
+              <w:rPr>
+                <w:color w:val="000000" w:themeColor="text1"/>
+                <w:sz w:val="28"/>
+                <w:szCs w:val="28"/>
+                <w14:textFill>
+                  <w14:solidFill>
+                    <w14:schemeClr w14:val="tx1"/>
+                  </w14:solidFill>
+                </w14:textFill>
+              </w:rPr>
+              <w:t xml:space="preserve">✓</w:t>
+            </w:r>
+          </w:p>
+        </w:tc>
+      </w:tr>
+      <w:tr>
+        <w:tblPrEx>
+          <w:tblBorders>
+            <w:top w:val="single" w:color="auto" w:sz="4" w:space="0"/>
+            <w:left w:val="single" w:color="auto" w:sz="4" w:space="0"/>
+            <w:bottom w:val="single" w:color="auto" w:sz="4" w:space="0"/>
+            <w:right w:val="single" w:color="auto" w:sz="4" w:space="0"/>
+            <w:insideH w:val="single" w:color="auto" w:sz="4" w:space="0"/>
+            <w:insideV w:val="single" w:color="auto" w:sz="4" w:space="0"/>
+          </w:tblBorders>
+          <w:tblCellMar>
+            <w:top w:w="0" w:type="dxa"/>
+            <w:left w:w="108" w:type="dxa"/>
+            <w:bottom w:w="0" w:type="dxa"/>
+            <w:right w:w="108" w:type="dxa"/>
+          </w:tblCellMar>
+        </w:tblPrEx>
+        <w:trPr>
+          <w:cantSplit/>
+        </w:trPr>
+        <w:tc>
+          <w:tcPr>
+            <w:tcW w:w="2962" w:type="dxa"/>
+            <w:vAlign w:val="center"/>
+          </w:tcPr>
+          <w:p>
+            <w:pPr>
+              <w:jc w:val="left"/>
+              <w:rPr>
+                <w:color w:val="000000" w:themeColor="text1"/>
+                <w:sz w:val="28"/>
+                <w:szCs w:val="28"/>
+                <w14:textFill>
+                  <w14:solidFill>
+                    <w14:schemeClr w14:val="tx1"/>
+                  </w14:solidFill>
+                </w14:textFill>
+              </w:rPr>
+            </w:pPr>
+            <w:r>
+              <w:rPr>
+                <w:color w:val="000000" w:themeColor="text1"/>
+                <w:sz w:val="28"/>
+                <w:szCs w:val="28"/>
+                <w14:textFill>
+                  <w14:solidFill>
+                    <w14:schemeClr w14:val="tx1"/>
+                  </w14:solidFill>
+                </w14:textFill>
+              </w:rPr>
+              <w:t xml:space="preserve">avg_success_amount_30d</w:t>
+            </w:r>
+          </w:p>
+        </w:tc>
+        <w:tc>
+          <w:tcPr>
+            <w:tcW w:w="4356" w:type="dxa"/>
+            <w:vAlign w:val="center"/>
+          </w:tcPr>
+          <w:p>
+            <w:pPr>
+              <w:jc w:val="left"/>
+              <w:rPr>
+                <w:color w:val="000000" w:themeColor="text1"/>
+                <w:sz w:val="28"/>
+                <w:szCs w:val="28"/>
+                <w14:textFill>
+                  <w14:solidFill>
+                    <w14:schemeClr w14:val="tx1"/>
+                  </w14:solidFill>
+                </w14:textFill>
+              </w:rPr>
+            </w:pPr>
+            <w:r>
+              <w:rPr>
+                <w:color w:val="000000" w:themeColor="text1"/>
+                <w:sz w:val="28"/>
+                <w:szCs w:val="28"/>
+                <w14:textFill>
+                  <w14:solidFill>
+                    <w14:schemeClr w14:val="tx1"/>
+                  </w14:solidFill>
+                </w14:textFill>
+              </w:rPr>
+              <w:t xml:space="preserve">Mean amount_minor of SUCCESS payments in (t − 30 d, t]</w:t>
+            </w:r>
+          </w:p>
+        </w:tc>
+        <w:tc>
+          <w:tcPr>
+            <w:tcW w:w="696" w:type="dxa"/>
+            <w:vAlign w:val="center"/>
+          </w:tcPr>
+          <w:p>
+            <w:pPr>
+              <w:rPr>
+                <w:color w:val="000000" w:themeColor="text1"/>
+                <w:sz w:val="28"/>
+                <w:szCs w:val="28"/>
+                <w14:textFill>
+                  <w14:solidFill>
+                    <w14:schemeClr w14:val="tx1"/>
+                  </w14:solidFill>
+                </w14:textFill>
+              </w:rPr>
+            </w:pPr>
+            <w:r>
+              <w:rPr>
+                <w:color w:val="000000" w:themeColor="text1"/>
+                <w:sz w:val="28"/>
+                <w:szCs w:val="28"/>
+                <w14:textFill>
+                  <w14:solidFill>
+                    <w14:schemeClr w14:val="tx1"/>
+                  </w14:solidFill>
+                </w14:textFill>
+              </w:rPr>
+              <w:t xml:space="preserve">✓</w:t>
+            </w:r>
+          </w:p>
+        </w:tc>
+        <w:tc>
+          <w:tcPr>
+            <w:tcW w:w="696" w:type="dxa"/>
+            <w:vAlign w:val="center"/>
+          </w:tcPr>
+          <w:p>
+            <w:pPr>
+              <w:rPr>
+                <w:color w:val="000000" w:themeColor="text1"/>
+                <w:sz w:val="28"/>
+                <w:szCs w:val="28"/>
+                <w14:textFill>
+                  <w14:solidFill>
+                    <w14:schemeClr w14:val="tx1"/>
+                  </w14:solidFill>
+                </w14:textFill>
+              </w:rPr>
+            </w:pPr>
+            <w:r>
+              <w:rPr>
+                <w:color w:val="000000" w:themeColor="text1"/>
+                <w:sz w:val="28"/>
+                <w:szCs w:val="28"/>
+                <w14:textFill>
+                  <w14:solidFill>
+                    <w14:schemeClr w14:val="tx1"/>
+                  </w14:solidFill>
+                </w14:textFill>
+              </w:rPr>
+              <w:t xml:space="preserve">✓</w:t>
+            </w:r>
+          </w:p>
+        </w:tc>
+      </w:tr>
+      <w:tr>
+        <w:tblPrEx>
+          <w:tblBorders>
+            <w:top w:val="single" w:color="auto" w:sz="4" w:space="0"/>
+            <w:left w:val="single" w:color="auto" w:sz="4" w:space="0"/>
+            <w:bottom w:val="single" w:color="auto" w:sz="4" w:space="0"/>
+            <w:right w:val="single" w:color="auto" w:sz="4" w:space="0"/>
+            <w:insideH w:val="single" w:color="auto" w:sz="4" w:space="0"/>
+            <w:insideV w:val="single" w:color="auto" w:sz="4" w:space="0"/>
+          </w:tblBorders>
+          <w:tblCellMar>
+            <w:top w:w="0" w:type="dxa"/>
+            <w:left w:w="108" w:type="dxa"/>
+            <w:bottom w:w="0" w:type="dxa"/>
+            <w:right w:w="108" w:type="dxa"/>
+          </w:tblCellMar>
+        </w:tblPrEx>
+        <w:trPr>
+          <w:cantSplit/>
+        </w:trPr>
+        <w:tc>
+          <w:tcPr>
+            <w:tcW w:w="2962" w:type="dxa"/>
+            <w:vAlign w:val="center"/>
+          </w:tcPr>
+          <w:p>
+            <w:pPr>
+              <w:jc w:val="left"/>
+              <w:rPr>
+                <w:color w:val="000000" w:themeColor="text1"/>
+                <w:sz w:val="28"/>
+                <w:szCs w:val="28"/>
+                <w14:textFill>
+                  <w14:solidFill>
+                    <w14:schemeClr w14:val="tx1"/>
+                  </w14:solidFill>
+                </w14:textFill>
+              </w:rPr>
+            </w:pPr>
+            <w:r>
+              <w:rPr>
+                <w:color w:val="000000" w:themeColor="text1"/>
+                <w:sz w:val="28"/>
+                <w:szCs w:val="28"/>
+                <w14:textFill>
+                  <w14:solidFill>
+                    <w14:schemeClr w14:val="tx1"/>
+                  </w14:solidFill>
+                </w14:textFill>
+              </w:rPr>
+              <w:t xml:space="preserve">avg_success_amount_prev_30d</w:t>
+            </w:r>
+          </w:p>
+        </w:tc>
+        <w:tc>
+          <w:tcPr>
+            <w:tcW w:w="4356" w:type="dxa"/>
+            <w:vAlign w:val="center"/>
+          </w:tcPr>
+          <w:p>
+            <w:pPr>
+              <w:jc w:val="left"/>
+              <w:rPr>
+                <w:color w:val="000000" w:themeColor="text1"/>
+                <w:sz w:val="28"/>
+                <w:szCs w:val="28"/>
+                <w14:textFill>
+                  <w14:solidFill>
+                    <w14:schemeClr w14:val="tx1"/>
+                  </w14:solidFill>
+                </w14:textFill>
+              </w:rPr>
+            </w:pPr>
+            <w:r>
+              <w:rPr>
+                <w:color w:val="000000" w:themeColor="text1"/>
+                <w:sz w:val="28"/>
+                <w:szCs w:val="28"/>
+                <w14:textFill>
+                  <w14:solidFill>
+                    <w14:schemeClr w14:val="tx1"/>
+                  </w14:solidFill>
+                </w14:textFill>
+              </w:rPr>
+              <w:t xml:space="preserve">The same mean over (t − 60 d, t − 30 d]</w:t>
+            </w:r>
+          </w:p>
+        </w:tc>
+        <w:tc>
+          <w:tcPr>
+            <w:tcW w:w="696" w:type="dxa"/>
+            <w:vAlign w:val="center"/>
+          </w:tcPr>
+          <w:p>
+            <w:pPr>
+              <w:rPr>
+                <w:color w:val="000000" w:themeColor="text1"/>
+                <w:sz w:val="28"/>
+                <w:szCs w:val="28"/>
+                <w14:textFill>
+                  <w14:solidFill>
+                    <w14:schemeClr w14:val="tx1"/>
+                  </w14:solidFill>
+                </w14:textFill>
+              </w:rPr>
+            </w:pPr>
+            <w:r>
+              <w:rPr>
+                <w:color w:val="000000" w:themeColor="text1"/>
+                <w:sz w:val="28"/>
+                <w:szCs w:val="28"/>
+                <w14:textFill>
+                  <w14:solidFill>
+                    <w14:schemeClr w14:val="tx1"/>
+                  </w14:solidFill>
+                </w14:textFill>
+              </w:rPr>
+              <w:t xml:space="preserve">✓</w:t>
+            </w:r>
+          </w:p>
+        </w:tc>
+        <w:tc>
+          <w:tcPr>
+            <w:tcW w:w="696" w:type="dxa"/>
+            <w:vAlign w:val="center"/>
+          </w:tcPr>
+          <w:p>
+            <w:pPr>
+              <w:rPr>
+                <w:color w:val="000000" w:themeColor="text1"/>
+                <w:sz w:val="28"/>
+                <w:szCs w:val="28"/>
+                <w14:textFill>
+                  <w14:solidFill>
+                    <w14:schemeClr w14:val="tx1"/>
+                  </w14:solidFill>
+                </w14:textFill>
+              </w:rPr>
+            </w:pPr>
+            <w:r>
+              <w:rPr>
+                <w:color w:val="000000" w:themeColor="text1"/>
+                <w:sz w:val="28"/>
+                <w:szCs w:val="28"/>
+                <w14:textFill>
+                  <w14:solidFill>
+                    <w14:schemeClr w14:val="tx1"/>
+                  </w14:solidFill>
+                </w14:textFill>
+              </w:rPr>
+              <w:t xml:space="preserve">✓</w:t>
+            </w:r>
+          </w:p>
+        </w:tc>
+      </w:tr>
+      <w:tr>
+        <w:tblPrEx>
+          <w:tblBorders>
+            <w:top w:val="single" w:color="auto" w:sz="4" w:space="0"/>
+            <w:left w:val="single" w:color="auto" w:sz="4" w:space="0"/>
+            <w:bottom w:val="single" w:color="auto" w:sz="4" w:space="0"/>
+            <w:right w:val="single" w:color="auto" w:sz="4" w:space="0"/>
+            <w:insideH w:val="single" w:color="auto" w:sz="4" w:space="0"/>
+            <w:insideV w:val="single" w:color="auto" w:sz="4" w:space="0"/>
+          </w:tblBorders>
+          <w:tblCellMar>
+            <w:top w:w="0" w:type="dxa"/>
+            <w:left w:w="108" w:type="dxa"/>
+            <w:bottom w:w="0" w:type="dxa"/>
+            <w:right w:w="108" w:type="dxa"/>
+          </w:tblCellMar>
+        </w:tblPrEx>
+        <w:trPr>
+          <w:cantSplit/>
+        </w:trPr>
+        <w:tc>
+          <w:tcPr>
+            <w:tcW w:w="2962" w:type="dxa"/>
+            <w:vAlign w:val="center"/>
+          </w:tcPr>
+          <w:p>
+            <w:pPr>
+              <w:jc w:val="left"/>
+              <w:rPr>
+                <w:color w:val="000000" w:themeColor="text1"/>
+                <w:sz w:val="28"/>
+                <w:szCs w:val="28"/>
+                <w14:textFill>
+                  <w14:solidFill>
+                    <w14:schemeClr w14:val="tx1"/>
+                  </w14:solidFill>
+                </w14:textFill>
+              </w:rPr>
+            </w:pPr>
+            <w:r>
+              <w:rPr>
+                <w:color w:val="000000" w:themeColor="text1"/>
+                <w:sz w:val="28"/>
+                <w:szCs w:val="28"/>
+                <w14:textFill>
+                  <w14:solidFill>
+                    <w14:schemeClr w14:val="tx1"/>
+                  </w14:solidFill>
+                </w14:textFill>
+              </w:rPr>
+              <w:t xml:space="preserve">monetary_change</w:t>
+            </w:r>
+          </w:p>
+        </w:tc>
+        <w:tc>
+          <w:tcPr>
+            <w:tcW w:w="4356" w:type="dxa"/>
+            <w:vAlign w:val="center"/>
+          </w:tcPr>
+          <w:p>
+            <w:pPr>
+              <w:jc w:val="left"/>
+              <w:rPr>
+                <w:color w:val="000000" w:themeColor="text1"/>
+                <w:sz w:val="28"/>
+                <w:szCs w:val="28"/>
+                <w14:textFill>
+                  <w14:solidFill>
+                    <w14:schemeClr w14:val="tx1"/>
+                  </w14:solidFill>
+                </w14:textFill>
+              </w:rPr>
+            </w:pPr>
+            <w:r>
+              <w:rPr>
+                <w:color w:val="000000" w:themeColor="text1"/>
+                <w:sz w:val="28"/>
+                <w:szCs w:val="28"/>
+                <w14:textFill>
+                  <w14:solidFill>
+                    <w14:schemeClr w14:val="tx1"/>
+                  </w14:solidFill>
+                </w14:textFill>
+              </w:rPr>
+              <w:t xml:space="preserve">avg_success_amount_30d − avg_success_amount_prev_30d</w:t>
+            </w:r>
+          </w:p>
+        </w:tc>
+        <w:tc>
+          <w:tcPr>
+            <w:tcW w:w="696" w:type="dxa"/>
+            <w:vAlign w:val="center"/>
+          </w:tcPr>
+          <w:p>
+            <w:pPr>
+              <w:rPr>
+                <w:color w:val="000000" w:themeColor="text1"/>
+                <w:sz w:val="28"/>
+                <w:szCs w:val="28"/>
+                <w14:textFill>
+                  <w14:solidFill>
+                    <w14:schemeClr w14:val="tx1"/>
+                  </w14:solidFill>
+                </w14:textFill>
+              </w:rPr>
+            </w:pPr>
+            <w:r>
+              <w:rPr>
+                <w:color w:val="000000" w:themeColor="text1"/>
+                <w:sz w:val="28"/>
+                <w:szCs w:val="28"/>
+                <w14:textFill>
+                  <w14:solidFill>
+                    <w14:schemeClr w14:val="tx1"/>
+                  </w14:solidFill>
+                </w14:textFill>
+              </w:rPr>
+              <w:t xml:space="preserve">✓</w:t>
+            </w:r>
+          </w:p>
+        </w:tc>
+        <w:tc>
+          <w:tcPr>
+            <w:tcW w:w="696" w:type="dxa"/>
+            <w:vAlign w:val="center"/>
+          </w:tcPr>
+          <w:p>
+            <w:pPr>
+              <w:rPr>
+                <w:color w:val="000000" w:themeColor="text1"/>
+                <w:sz w:val="28"/>
+                <w:szCs w:val="28"/>
+                <w14:textFill>
+                  <w14:solidFill>
+                    <w14:schemeClr w14:val="tx1"/>
+                  </w14:solidFill>
+                </w14:textFill>
+              </w:rPr>
+            </w:pPr>
+            <w:r>
+              <w:rPr>
+                <w:color w:val="000000" w:themeColor="text1"/>
+                <w:sz w:val="28"/>
+                <w:szCs w:val="28"/>
+                <w14:textFill>
+                  <w14:solidFill>
+                    <w14:schemeClr w14:val="tx1"/>
+                  </w14:solidFill>
+                </w14:textFill>
+              </w:rPr>
+              <w:t xml:space="preserve">✓</w:t>
+            </w:r>
+          </w:p>
+        </w:tc>
+      </w:tr>
+      <w:tr>
+        <w:tblPrEx>
+          <w:tblBorders>
+            <w:top w:val="single" w:color="auto" w:sz="4" w:space="0"/>
+            <w:left w:val="single" w:color="auto" w:sz="4" w:space="0"/>
+            <w:bottom w:val="single" w:color="auto" w:sz="4" w:space="0"/>
+            <w:right w:val="single" w:color="auto" w:sz="4" w:space="0"/>
+            <w:insideH w:val="single" w:color="auto" w:sz="4" w:space="0"/>
+            <w:insideV w:val="single" w:color="auto" w:sz="4" w:space="0"/>
+          </w:tblBorders>
+          <w:tblCellMar>
+            <w:top w:w="0" w:type="dxa"/>
+            <w:left w:w="108" w:type="dxa"/>
+            <w:bottom w:w="0" w:type="dxa"/>
+            <w:right w:w="108" w:type="dxa"/>
+          </w:tblCellMar>
+        </w:tblPrEx>
+        <w:trPr>
+          <w:cantSplit/>
+        </w:trPr>
+        <w:tc>
+          <w:tcPr>
+            <w:tcW w:w="2962" w:type="dxa"/>
+            <w:vAlign w:val="center"/>
+          </w:tcPr>
+          <w:p>
+            <w:pPr>
+              <w:jc w:val="left"/>
+              <w:rPr>
+                <w:color w:val="000000" w:themeColor="text1"/>
+                <w:sz w:val="28"/>
+                <w:szCs w:val="28"/>
+                <w14:textFill>
+                  <w14:solidFill>
+                    <w14:schemeClr w14:val="tx1"/>
+                  </w14:solidFill>
+                </w14:textFill>
+              </w:rPr>
+            </w:pPr>
+            <w:r>
+              <w:rPr>
+                <w:color w:val="000000" w:themeColor="text1"/>
+                <w:sz w:val="28"/>
+                <w:szCs w:val="28"/>
+                <w14:textFill>
+                  <w14:solidFill>
+                    <w14:schemeClr w14:val="tx1"/>
+                  </w14:solidFill>
+                </w14:textFill>
+              </w:rPr>
+              <w:t xml:space="preserve">failure_rate_30d</w:t>
+            </w:r>
+          </w:p>
+        </w:tc>
+        <w:tc>
+          <w:tcPr>
+            <w:tcW w:w="4356" w:type="dxa"/>
+            <w:vAlign w:val="center"/>
+          </w:tcPr>
+          <w:p>
+            <w:pPr>
+              <w:jc w:val="left"/>
+              <w:rPr>
+                <w:color w:val="000000" w:themeColor="text1"/>
+                <w:sz w:val="28"/>
+                <w:szCs w:val="28"/>
+                <w14:textFill>
+                  <w14:solidFill>
+                    <w14:schemeClr w14:val="tx1"/>
+                  </w14:solidFill>
+                </w14:textFill>
+              </w:rPr>
+            </w:pPr>
+            <w:r>
+              <w:rPr>
+                <w:color w:val="000000" w:themeColor="text1"/>
+                <w:sz w:val="28"/>
+                <w:szCs w:val="28"/>
+                <w14:textFill>
+                  <w14:solidFill>
+                    <w14:schemeClr w14:val="tx1"/>
+                  </w14:solidFill>
+                </w14:textFill>
+              </w:rPr>
+              <w:t xml:space="preserve">FAILED ÷ (SUCCESS + FAILED) over (t − 30 d, t]</w:t>
+            </w:r>
+          </w:p>
+        </w:tc>
+        <w:tc>
+          <w:tcPr>
+            <w:tcW w:w="696" w:type="dxa"/>
+            <w:vAlign w:val="center"/>
+          </w:tcPr>
+          <w:p>
+            <w:pPr>
+              <w:rPr>
+                <w:color w:val="000000" w:themeColor="text1"/>
+                <w:sz w:val="28"/>
+                <w:szCs w:val="28"/>
+                <w14:textFill>
+                  <w14:solidFill>
+                    <w14:schemeClr w14:val="tx1"/>
+                  </w14:solidFill>
+                </w14:textFill>
+              </w:rPr>
+            </w:pPr>
+            <w:r>
+              <w:rPr>
+                <w:color w:val="000000" w:themeColor="text1"/>
+                <w:sz w:val="28"/>
+                <w:szCs w:val="28"/>
+                <w14:textFill>
+                  <w14:solidFill>
+                    <w14:schemeClr w14:val="tx1"/>
+                  </w14:solidFill>
+                </w14:textFill>
+              </w:rPr>
+              <w:t xml:space="preserve">—</w:t>
+            </w:r>
+          </w:p>
+        </w:tc>
+        <w:tc>
+          <w:tcPr>
+            <w:tcW w:w="696" w:type="dxa"/>
+            <w:vAlign w:val="center"/>
+          </w:tcPr>
+          <w:p>
+            <w:pPr>
+              <w:rPr>
+                <w:color w:val="000000" w:themeColor="text1"/>
+                <w:sz w:val="28"/>
+                <w:szCs w:val="28"/>
+                <w14:textFill>
+                  <w14:solidFill>
+                    <w14:schemeClr w14:val="tx1"/>
+                  </w14:solidFill>
+                </w14:textFill>
+              </w:rPr>
+            </w:pPr>
+            <w:r>
+              <w:rPr>
+                <w:color w:val="000000" w:themeColor="text1"/>
+                <w:sz w:val="28"/>
+                <w:szCs w:val="28"/>
+                <w14:textFill>
+                  <w14:solidFill>
+                    <w14:schemeClr w14:val="tx1"/>
+                  </w14:solidFill>
+                </w14:textFill>
+              </w:rPr>
+              <w:t xml:space="preserve">✓</w:t>
+            </w:r>
+          </w:p>
+        </w:tc>
+      </w:tr>
+      <w:tr>
+        <w:tblPrEx>
+          <w:tblBorders>
+            <w:top w:val="single" w:color="auto" w:sz="4" w:space="0"/>
+            <w:left w:val="single" w:color="auto" w:sz="4" w:space="0"/>
+            <w:bottom w:val="single" w:color="auto" w:sz="4" w:space="0"/>
+            <w:right w:val="single" w:color="auto" w:sz="4" w:space="0"/>
+            <w:insideH w:val="single" w:color="auto" w:sz="4" w:space="0"/>
+            <w:insideV w:val="single" w:color="auto" w:sz="4" w:space="0"/>
+          </w:tblBorders>
+          <w:tblCellMar>
+            <w:top w:w="0" w:type="dxa"/>
+            <w:left w:w="108" w:type="dxa"/>
+            <w:bottom w:w="0" w:type="dxa"/>
+            <w:right w:w="108" w:type="dxa"/>
+          </w:tblCellMar>
+        </w:tblPrEx>
+        <w:trPr>
+          <w:cantSplit/>
+        </w:trPr>
+        <w:tc>
+          <w:tcPr>
+            <w:tcW w:w="2962" w:type="dxa"/>
+            <w:vAlign w:val="center"/>
+          </w:tcPr>
+          <w:p>
+            <w:pPr>
+              <w:jc w:val="left"/>
+              <w:rPr>
+                <w:color w:val="000000" w:themeColor="text1"/>
+                <w:sz w:val="28"/>
+                <w:szCs w:val="28"/>
+                <w14:textFill>
+                  <w14:solidFill>
+                    <w14:schemeClr w14:val="tx1"/>
+                  </w14:solidFill>
+                </w14:textFill>
+              </w:rPr>
+            </w:pPr>
+            <w:r>
+              <w:rPr>
+                <w:color w:val="000000" w:themeColor="text1"/>
+                <w:sz w:val="28"/>
+                <w:szCs w:val="28"/>
+                <w14:textFill>
+                  <w14:solidFill>
+                    <w14:schemeClr w14:val="tx1"/>
+                  </w14:solidFill>
+                </w14:textFill>
+              </w:rPr>
+              <w:t xml:space="preserve">failure_rate_prev_30d</w:t>
+            </w:r>
+          </w:p>
+        </w:tc>
+        <w:tc>
+          <w:tcPr>
+            <w:tcW w:w="4356" w:type="dxa"/>
+            <w:vAlign w:val="center"/>
+          </w:tcPr>
+          <w:p>
+            <w:pPr>
+              <w:jc w:val="left"/>
+              <w:rPr>
+                <w:color w:val="000000" w:themeColor="text1"/>
+                <w:sz w:val="28"/>
+                <w:szCs w:val="28"/>
+                <w14:textFill>
+                  <w14:solidFill>
+                    <w14:schemeClr w14:val="tx1"/>
+                  </w14:solidFill>
+                </w14:textFill>
+              </w:rPr>
+            </w:pPr>
+            <w:r>
+              <w:rPr>
+                <w:color w:val="000000" w:themeColor="text1"/>
+                <w:sz w:val="28"/>
+                <w:szCs w:val="28"/>
+                <w14:textFill>
+                  <w14:solidFill>
+                    <w14:schemeClr w14:val="tx1"/>
+                  </w14:solidFill>
+                </w14:textFill>
+              </w:rPr>
+              <w:t xml:space="preserve">The same ratio over (t − 60 d, t − 30 d]</w:t>
+            </w:r>
+          </w:p>
+        </w:tc>
+        <w:tc>
+          <w:tcPr>
+            <w:tcW w:w="696" w:type="dxa"/>
+            <w:vAlign w:val="center"/>
+          </w:tcPr>
+          <w:p>
+            <w:pPr>
+              <w:rPr>
+                <w:color w:val="000000" w:themeColor="text1"/>
+                <w:sz w:val="28"/>
+                <w:szCs w:val="28"/>
+                <w14:textFill>
+                  <w14:solidFill>
+                    <w14:schemeClr w14:val="tx1"/>
+                  </w14:solidFill>
+                </w14:textFill>
+              </w:rPr>
+            </w:pPr>
+            <w:r>
+              <w:rPr>
+                <w:color w:val="000000" w:themeColor="text1"/>
+                <w:sz w:val="28"/>
+                <w:szCs w:val="28"/>
+                <w14:textFill>
+                  <w14:solidFill>
+                    <w14:schemeClr w14:val="tx1"/>
+                  </w14:solidFill>
+                </w14:textFill>
+              </w:rPr>
+              <w:t xml:space="preserve">—</w:t>
+            </w:r>
+          </w:p>
+        </w:tc>
+        <w:tc>
+          <w:tcPr>
+            <w:tcW w:w="696" w:type="dxa"/>
+            <w:vAlign w:val="center"/>
+          </w:tcPr>
+          <w:p>
+            <w:pPr>
+              <w:rPr>
+                <w:color w:val="000000" w:themeColor="text1"/>
+                <w:sz w:val="28"/>
+                <w:szCs w:val="28"/>
+                <w14:textFill>
+                  <w14:solidFill>
+                    <w14:schemeClr w14:val="tx1"/>
+                  </w14:solidFill>
+                </w14:textFill>
+              </w:rPr>
+            </w:pPr>
+            <w:r>
+              <w:rPr>
+                <w:color w:val="000000" w:themeColor="text1"/>
+                <w:sz w:val="28"/>
+                <w:szCs w:val="28"/>
+                <w14:textFill>
+                  <w14:solidFill>
+                    <w14:schemeClr w14:val="tx1"/>
+                  </w14:solidFill>
+                </w14:textFill>
+              </w:rPr>
+              <w:t xml:space="preserve">✓</w:t>
+            </w:r>
+          </w:p>
+        </w:tc>
+      </w:tr>
+      <w:tr>
+        <w:tblPrEx>
+          <w:tblBorders>
+            <w:top w:val="single" w:color="auto" w:sz="4" w:space="0"/>
+            <w:left w:val="single" w:color="auto" w:sz="4" w:space="0"/>
+            <w:bottom w:val="single" w:color="auto" w:sz="4" w:space="0"/>
+            <w:right w:val="single" w:color="auto" w:sz="4" w:space="0"/>
+            <w:insideH w:val="single" w:color="auto" w:sz="4" w:space="0"/>
+            <w:insideV w:val="single" w:color="auto" w:sz="4" w:space="0"/>
+          </w:tblBorders>
+          <w:tblCellMar>
+            <w:top w:w="0" w:type="dxa"/>
+            <w:left w:w="108" w:type="dxa"/>
+            <w:bottom w:w="0" w:type="dxa"/>
+            <w:right w:w="108" w:type="dxa"/>
+          </w:tblCellMar>
+        </w:tblPrEx>
+        <w:trPr>
+          <w:cantSplit/>
+        </w:trPr>
+        <w:tc>
+          <w:tcPr>
+            <w:tcW w:w="2962" w:type="dxa"/>
+            <w:vAlign w:val="center"/>
+          </w:tcPr>
+          <w:p>
+            <w:pPr>
+              <w:jc w:val="left"/>
+              <w:rPr>
+                <w:color w:val="000000" w:themeColor="text1"/>
+                <w:sz w:val="28"/>
+                <w:szCs w:val="28"/>
+                <w14:textFill>
+                  <w14:solidFill>
+                    <w14:schemeClr w14:val="tx1"/>
+                  </w14:solidFill>
+                </w14:textFill>
+              </w:rPr>
+            </w:pPr>
+            <w:r>
+              <w:rPr>
+                <w:color w:val="000000" w:themeColor="text1"/>
+                <w:sz w:val="28"/>
+                <w:szCs w:val="28"/>
+                <w14:textFill>
+                  <w14:solidFill>
+                    <w14:schemeClr w14:val="tx1"/>
+                  </w14:solidFill>
+                </w14:textFill>
+              </w:rPr>
+              <w:t xml:space="preserve">failure_rate_change</w:t>
+            </w:r>
+          </w:p>
+        </w:tc>
+        <w:tc>
+          <w:tcPr>
+            <w:tcW w:w="4356" w:type="dxa"/>
+            <w:vAlign w:val="center"/>
+          </w:tcPr>
+          <w:p>
+            <w:pPr>
+              <w:jc w:val="left"/>
+              <w:rPr>
+                <w:color w:val="000000" w:themeColor="text1"/>
+                <w:sz w:val="28"/>
+                <w:szCs w:val="28"/>
+                <w14:textFill>
+                  <w14:solidFill>
+                    <w14:schemeClr w14:val="tx1"/>
+                  </w14:solidFill>
+                </w14:textFill>
+              </w:rPr>
+            </w:pPr>
+            <w:r>
+              <w:rPr>
+                <w:color w:val="000000" w:themeColor="text1"/>
+                <w:sz w:val="28"/>
+                <w:szCs w:val="28"/>
+                <w14:textFill>
+                  <w14:solidFill>
+                    <w14:schemeClr w14:val="tx1"/>
+                  </w14:solidFill>
+                </w14:textFill>
+              </w:rPr>
+              <w:t xml:space="preserve">failure_rate_30d − failure_rate_prev_30d</w:t>
+            </w:r>
+          </w:p>
+        </w:tc>
+        <w:tc>
+          <w:tcPr>
+            <w:tcW w:w="696" w:type="dxa"/>
+            <w:vAlign w:val="center"/>
+          </w:tcPr>
+          <w:p>
+            <w:pPr>
+              <w:rPr>
+                <w:color w:val="000000" w:themeColor="text1"/>
+                <w:sz w:val="28"/>
+                <w:szCs w:val="28"/>
+                <w14:textFill>
+                  <w14:solidFill>
+                    <w14:schemeClr w14:val="tx1"/>
+                  </w14:solidFill>
+                </w14:textFill>
+              </w:rPr>
+            </w:pPr>
+            <w:r>
+              <w:rPr>
+                <w:color w:val="000000" w:themeColor="text1"/>
+                <w:sz w:val="28"/>
+                <w:szCs w:val="28"/>
+                <w14:textFill>
+                  <w14:solidFill>
+                    <w14:schemeClr w14:val="tx1"/>
+                  </w14:solidFill>
+                </w14:textFill>
+              </w:rPr>
+              <w:t xml:space="preserve">—</w:t>
+            </w:r>
+          </w:p>
+        </w:tc>
+        <w:tc>
+          <w:tcPr>
+            <w:tcW w:w="696" w:type="dxa"/>
+            <w:vAlign w:val="center"/>
+          </w:tcPr>
+          <w:p>
+            <w:pPr>
+              <w:rPr>
+                <w:color w:val="000000" w:themeColor="text1"/>
+                <w:sz w:val="28"/>
+                <w:szCs w:val="28"/>
+                <w14:textFill>
+                  <w14:solidFill>
+                    <w14:schemeClr w14:val="tx1"/>
+                  </w14:solidFill>
+                </w14:textFill>
+              </w:rPr>
+            </w:pPr>
+            <w:r>
+              <w:rPr>
+                <w:color w:val="000000" w:themeColor="text1"/>
+                <w:sz w:val="28"/>
+                <w:szCs w:val="28"/>
+                <w14:textFill>
+                  <w14:solidFill>
+                    <w14:schemeClr w14:val="tx1"/>
+                  </w14:solidFill>
+                </w14:textFill>
+              </w:rPr>
+              <w:t xml:space="preserve">✓</w:t>
+            </w:r>
+          </w:p>
+        </w:tc>
+      </w:tr>
+      <w:tr>
+        <w:tblPrEx>
+          <w:tblBorders>
+            <w:top w:val="single" w:color="auto" w:sz="4" w:space="0"/>
+            <w:left w:val="single" w:color="auto" w:sz="4" w:space="0"/>
+            <w:bottom w:val="single" w:color="auto" w:sz="4" w:space="0"/>
+            <w:right w:val="single" w:color="auto" w:sz="4" w:space="0"/>
+            <w:insideH w:val="single" w:color="auto" w:sz="4" w:space="0"/>
+            <w:insideV w:val="single" w:color="auto" w:sz="4" w:space="0"/>
+          </w:tblBorders>
+          <w:tblCellMar>
+            <w:top w:w="0" w:type="dxa"/>
+            <w:left w:w="108" w:type="dxa"/>
+            <w:bottom w:w="0" w:type="dxa"/>
+            <w:right w:w="108" w:type="dxa"/>
+          </w:tblCellMar>
+        </w:tblPrEx>
+        <w:trPr>
+          <w:cantSplit/>
+        </w:trPr>
+        <w:tc>
+          <w:tcPr>
+            <w:tcW w:w="2962" w:type="dxa"/>
+            <w:vAlign w:val="center"/>
+          </w:tcPr>
+          <w:p>
+            <w:pPr>
+              <w:jc w:val="left"/>
+              <w:rPr>
+                <w:color w:val="000000" w:themeColor="text1"/>
+                <w:sz w:val="28"/>
+                <w:szCs w:val="28"/>
+                <w14:textFill>
+                  <w14:solidFill>
+                    <w14:schemeClr w14:val="tx1"/>
+                  </w14:solidFill>
+                </w14:textFill>
+              </w:rPr>
+            </w:pPr>
+            <w:r>
+              <w:rPr>
+                <w:color w:val="000000" w:themeColor="text1"/>
+                <w:sz w:val="28"/>
+                <w:szCs w:val="28"/>
+                <w14:textFill>
+                  <w14:solidFill>
+                    <w14:schemeClr w14:val="tx1"/>
+                  </w14:solidFill>
+                </w14:textFill>
+              </w:rPr>
+              <w:t xml:space="preserve">tenure_days</w:t>
+            </w:r>
+          </w:p>
+        </w:tc>
+        <w:tc>
+          <w:tcPr>
+            <w:tcW w:w="4356" w:type="dxa"/>
+            <w:vAlign w:val="center"/>
+          </w:tcPr>
+          <w:p>
+            <w:pPr>
+              <w:jc w:val="left"/>
+              <w:rPr>
+                <w:color w:val="000000" w:themeColor="text1"/>
+                <w:sz w:val="28"/>
+                <w:szCs w:val="28"/>
+                <w14:textFill>
+                  <w14:solidFill>
+                    <w14:schemeClr w14:val="tx1"/>
+                  </w14:solidFill>
+                </w14:textFill>
+              </w:rPr>
+            </w:pPr>
+            <w:r>
+              <w:rPr>
+                <w:color w:val="000000" w:themeColor="text1"/>
+                <w:sz w:val="28"/>
+                <w:szCs w:val="28"/>
+                <w14:textFill>
+                  <w14:solidFill>
+                    <w14:schemeClr w14:val="tx1"/>
+                  </w14:solidFill>
+                </w14:textFill>
+              </w:rPr>
+              <w:t xml:space="preserve">t − merchant.joined_at</w:t>
+            </w:r>
+          </w:p>
+        </w:tc>
+        <w:tc>
+          <w:tcPr>
+            <w:tcW w:w="696" w:type="dxa"/>
+            <w:vAlign w:val="center"/>
+          </w:tcPr>
+          <w:p>
+            <w:pPr>
+              <w:rPr>
+                <w:color w:val="000000" w:themeColor="text1"/>
+                <w:sz w:val="28"/>
+                <w:szCs w:val="28"/>
+                <w14:textFill>
+                  <w14:solidFill>
+                    <w14:schemeClr w14:val="tx1"/>
+                  </w14:solidFill>
+                </w14:textFill>
+              </w:rPr>
+            </w:pPr>
+            <w:r>
+              <w:rPr>
+                <w:color w:val="000000" w:themeColor="text1"/>
+                <w:sz w:val="28"/>
+                <w:szCs w:val="28"/>
+                <w14:textFill>
+                  <w14:solidFill>
+                    <w14:schemeClr w14:val="tx1"/>
+                  </w14:solidFill>
+                </w14:textFill>
+              </w:rPr>
+              <w:t xml:space="preserve">✓</w:t>
+            </w:r>
+          </w:p>
+        </w:tc>
+        <w:tc>
+          <w:tcPr>
+            <w:tcW w:w="696" w:type="dxa"/>
+            <w:vAlign w:val="center"/>
+          </w:tcPr>
+          <w:p>
+            <w:pPr>
+              <w:rPr>
+                <w:color w:val="000000" w:themeColor="text1"/>
+                <w:sz w:val="28"/>
+                <w:szCs w:val="28"/>
+                <w14:textFill>
+                  <w14:solidFill>
+                    <w14:schemeClr w14:val="tx1"/>
+                  </w14:solidFill>
+                </w14:textFill>
+              </w:rPr>
+            </w:pPr>
+            <w:r>
+              <w:rPr>
+                <w:color w:val="000000" w:themeColor="text1"/>
+                <w:sz w:val="28"/>
+                <w:szCs w:val="28"/>
+                <w14:textFill>
+                  <w14:solidFill>
+                    <w14:schemeClr w14:val="tx1"/>
+                  </w14:solidFill>
+                </w14:textFill>
+              </w:rPr>
+              <w:t xml:space="preserve">✓</w:t>
+            </w:r>
+          </w:p>
+        </w:tc>
+      </w:tr>
+      <w:tr>
+        <w:tblPrEx>
+          <w:tblBorders>
+            <w:top w:val="single" w:color="auto" w:sz="4" w:space="0"/>
+            <w:left w:val="single" w:color="auto" w:sz="4" w:space="0"/>
+            <w:bottom w:val="single" w:color="auto" w:sz="4" w:space="0"/>
+            <w:right w:val="single" w:color="auto" w:sz="4" w:space="0"/>
+            <w:insideH w:val="single" w:color="auto" w:sz="4" w:space="0"/>
+            <w:insideV w:val="single" w:color="auto" w:sz="4" w:space="0"/>
+          </w:tblBorders>
+          <w:tblCellMar>
+            <w:top w:w="0" w:type="dxa"/>
+            <w:left w:w="108" w:type="dxa"/>
+            <w:bottom w:w="0" w:type="dxa"/>
+            <w:right w:w="108" w:type="dxa"/>
+          </w:tblCellMar>
+        </w:tblPrEx>
+        <w:trPr>
+          <w:cantSplit/>
+        </w:trPr>
+        <w:tc>
+          <w:tcPr>
+            <w:tcW w:w="2962" w:type="dxa"/>
+            <w:vAlign w:val="center"/>
+          </w:tcPr>
+          <w:p>
+            <w:pPr>
+              <w:jc w:val="left"/>
+              <w:rPr>
+                <w:color w:val="000000" w:themeColor="text1"/>
+                <w:sz w:val="28"/>
+                <w:szCs w:val="28"/>
+                <w14:textFill>
+                  <w14:solidFill>
+                    <w14:schemeClr w14:val="tx1"/>
+                  </w14:solidFill>
+                </w14:textFill>
+              </w:rPr>
+            </w:pPr>
+            <w:r>
+              <w:rPr>
+                <w:color w:val="000000" w:themeColor="text1"/>
+                <w:sz w:val="28"/>
+                <w:szCs w:val="28"/>
+                <w14:textFill>
+                  <w14:solidFill>
+                    <w14:schemeClr w14:val="tx1"/>
+                  </w14:solidFill>
+                </w14:textFill>
+              </w:rPr>
+              <w:t xml:space="preserve">churn_next_60d</w:t>
+            </w:r>
+          </w:p>
+        </w:tc>
+        <w:tc>
+          <w:tcPr>
+            <w:tcW w:w="4356" w:type="dxa"/>
+            <w:vAlign w:val="center"/>
+          </w:tcPr>
+          <w:p>
+            <w:pPr>
+              <w:jc w:val="left"/>
+              <w:rPr>
+                <w:color w:val="000000" w:themeColor="text1"/>
+                <w:sz w:val="28"/>
+                <w:szCs w:val="28"/>
+                <w14:textFill>
+                  <w14:solidFill>
+                    <w14:schemeClr w14:val="tx1"/>
+                  </w14:solidFill>
+                </w14:textFill>
+              </w:rPr>
+            </w:pPr>
+            <w:r>
+              <w:rPr>
+                <w:color w:val="000000" w:themeColor="text1"/>
+                <w:sz w:val="28"/>
+                <w:szCs w:val="28"/>
+                <w14:textFill>
+                  <w14:solidFill>
+                    <w14:schemeClr w14:val="tx1"/>
+                  </w14:solidFill>
+                </w14:textFill>
+              </w:rPr>
+              <w:t xml:space="preserve">Label: 1 if zero attempts in (t, t + 60 d]</w:t>
+            </w:r>
+          </w:p>
+        </w:tc>
+        <w:tc>
+          <w:tcPr>
+            <w:tcW w:w="696" w:type="dxa"/>
+            <w:vAlign w:val="center"/>
+          </w:tcPr>
+          <w:p>
+            <w:pPr>
+              <w:rPr>
+                <w:color w:val="000000" w:themeColor="text1"/>
+                <w:sz w:val="28"/>
+                <w:szCs w:val="28"/>
+                <w14:textFill>
+                  <w14:solidFill>
+                    <w14:schemeClr w14:val="tx1"/>
+                  </w14:solidFill>
+                </w14:textFill>
+              </w:rPr>
+            </w:pPr>
+            <w:r>
+              <w:rPr>
+                <w:color w:val="000000" w:themeColor="text1"/>
+                <w:sz w:val="28"/>
+                <w:szCs w:val="28"/>
+                <w14:textFill>
+                  <w14:solidFill>
+                    <w14:schemeClr w14:val="tx1"/>
+                  </w14:solidFill>
+                </w14:textFill>
+              </w:rPr>
+              <w:t xml:space="preserve">—</w:t>
+            </w:r>
+          </w:p>
+        </w:tc>
+        <w:tc>
+          <w:tcPr>
+            <w:tcW w:w="696" w:type="dxa"/>
+            <w:vAlign w:val="center"/>
+          </w:tcPr>
+          <w:p>
+            <w:pPr>
+              <w:rPr>
+                <w:color w:val="000000" w:themeColor="text1"/>
+                <w:sz w:val="28"/>
+                <w:szCs w:val="28"/>
+                <w14:textFill>
+                  <w14:solidFill>
+                    <w14:schemeClr w14:val="tx1"/>
+                  </w14:solidFill>
+                </w14:textFill>
+              </w:rPr>
+            </w:pPr>
+            <w:r>
+              <w:rPr>
+                <w:color w:val="000000" w:themeColor="text1"/>
+                <w:sz w:val="28"/>
+                <w:szCs w:val="28"/>
+                <w14:textFill>
+                  <w14:solidFill>
+                    <w14:schemeClr w14:val="tx1"/>
+                  </w14:solidFill>
+                </w14:textFill>
+              </w:rPr>
+              <w:t xml:space="preserve">—</w:t>
+            </w:r>
+          </w:p>
+        </w:tc>
+      </w:tr>
+    </w:tbl>
     <w:p>
       <w:pPr>
         <w:pStyle w:val="3"/>
@@ -25562,7 +28173,7 @@
           <w:sz w:val="28"/>
           <w:szCs w:val="28"/>
         </w:rPr>
-        <w:t xml:space="preserve">Feature and Label Pipeline: ml/features/build_snapshots.py walks each merchant forward in 7-day steps, applies the eligibility rules, cuts the payment frame at created_at &lt;= t, derives the thirteen feature columns over the 90-day window, computes the 60-day forward label, and writes data/processed/merchant_snapshots.parquet.</w:t>
+        <w:t xml:space="preserve">Feature and Label Pipeline: ml/features/build_snapshots.py walks each merchant forward in 7-day steps, applies the eligibility rules, cuts the payment frame at created_at &lt;= t, derives the twelve feature columns over the 90-day window, computes the 60-day forward label, and writes data/processed/merchant_snapshots.parquet.</w:t>
       </w:r>
     </w:p>
     <w:p>
@@ -25705,6 +28316,1215 @@
         <w:t xml:space="preserve">Churn-Risk API: app/api/routes/analytics.py and app/services/churn_service.py load the model and metadata at application startup, rebuild the current feature vector for one merchant from the ledger using the same definitions as training, and return the churn score, risk band and top factors with the model version.</w:t>
       </w:r>
     </w:p>
+    <w:p>
+      <w:pPr>
+        <w:numPr>
+          <w:ilvl w:val="0"/>
+          <w:numId w:val="2"/>
+        </w:numPr>
+        <w:spacing w:before="100" w:beforeAutospacing="1" w:after="100" w:afterAutospacing="1" w:line="360" w:lineRule="auto"/>
+        <w:rPr>
+          <w:sz w:val="28"/>
+          <w:szCs w:val="28"/>
+        </w:rPr>
+      </w:pPr>
+      <w:r>
+        <w:rPr>
+          <w:sz w:val="28"/>
+          <w:szCs w:val="28"/>
+        </w:rPr>
+        <w:t xml:space="preserve">Table 5.1 is the HTTP contract the modules above expose; {id} stands for the resource's UUID path parameter. The payment endpoint is the only one that requires a header, and the only one whose failure modes encode idempotency semantics rather than ordinary validation.</w:t>
+      </w:r>
+    </w:p>
+    <w:p>
+      <w:pPr>
+        <w:keepNext/>
+        <w:jc w:val="center"/>
+        <w:rPr>
+          <w:b/>
+          <w:bCs/>
+          <w:lang w:val="en-US"/>
+        </w:rPr>
+      </w:pPr>
+      <w:r>
+        <w:rPr>
+          <w:b/>
+          <w:bCs/>
+          <w:lang w:val="en-US"/>
+        </w:rPr>
+        <w:t xml:space="preserve">Table 5.1  HTTP API Contract</w:t>
+      </w:r>
+    </w:p>
+    <w:tbl>
+      <w:tblPr>
+        <w:tblStyle w:val="21"/>
+        <w:tblInd w:w="0" w:type="dxa"/>
+        <w:tblBorders>
+          <w:top w:val="single" w:color="auto" w:sz="4" w:space="0"/>
+          <w:left w:val="single" w:color="auto" w:sz="4" w:space="0"/>
+          <w:bottom w:val="single" w:color="auto" w:sz="4" w:space="0"/>
+          <w:right w:val="single" w:color="auto" w:sz="4" w:space="0"/>
+          <w:insideH w:val="single" w:color="auto" w:sz="4" w:space="0"/>
+          <w:insideV w:val="single" w:color="auto" w:sz="4" w:space="0"/>
+        </w:tblBorders>
+        <w:tblCellMar>
+          <w:top w:w="0" w:type="dxa"/>
+          <w:left w:w="108" w:type="dxa"/>
+          <w:bottom w:w="0" w:type="dxa"/>
+          <w:right w:w="108" w:type="dxa"/>
+        </w:tblCellMar>
+        <w:tblW w:w="8711" w:type="dxa"/>
+        <w:tblLayout w:type="fixed"/>
+      </w:tblPr>
+      <w:tblGrid>
+        <w:gridCol w:w="2526"/>
+        <w:gridCol w:w="2178"/>
+        <w:gridCol w:w="1742"/>
+        <w:gridCol w:w="2265"/>
+      </w:tblGrid>
+      <w:tr>
+        <w:tblPrEx>
+          <w:tblBorders>
+            <w:top w:val="single" w:color="auto" w:sz="4" w:space="0"/>
+            <w:left w:val="single" w:color="auto" w:sz="4" w:space="0"/>
+            <w:bottom w:val="single" w:color="auto" w:sz="4" w:space="0"/>
+            <w:right w:val="single" w:color="auto" w:sz="4" w:space="0"/>
+            <w:insideH w:val="single" w:color="auto" w:sz="4" w:space="0"/>
+            <w:insideV w:val="single" w:color="auto" w:sz="4" w:space="0"/>
+          </w:tblBorders>
+          <w:tblCellMar>
+            <w:top w:w="0" w:type="dxa"/>
+            <w:left w:w="108" w:type="dxa"/>
+            <w:bottom w:w="0" w:type="dxa"/>
+            <w:right w:w="108" w:type="dxa"/>
+          </w:tblCellMar>
+        </w:tblPrEx>
+        <w:trPr>
+          <w:cantSplit/>
+          <w:tblHeader/>
+        </w:trPr>
+        <w:tc>
+          <w:tcPr>
+            <w:tcW w:w="2526" w:type="dxa"/>
+          </w:tcPr>
+          <w:p>
+            <w:pPr>
+              <w:keepNext/>
+              <w:jc w:val="left"/>
+              <w:rPr>
+                <w:color w:val="000000" w:themeColor="text1"/>
+                <w:sz w:val="28"/>
+                <w:szCs w:val="28"/>
+                <w14:textFill>
+                  <w14:solidFill>
+                    <w14:schemeClr w14:val="tx1"/>
+                  </w14:solidFill>
+                </w14:textFill>
+              </w:rPr>
+            </w:pPr>
+            <w:r>
+              <w:rPr>
+                <w:b/>
+                <w:bCs/>
+                <w:color w:val="000000" w:themeColor="text1"/>
+                <w:sz w:val="28"/>
+                <w:szCs w:val="28"/>
+                <w14:textFill>
+                  <w14:solidFill>
+                    <w14:schemeClr w14:val="tx1"/>
+                  </w14:solidFill>
+                </w14:textFill>
+              </w:rPr>
+              <w:t xml:space="preserve">Endpoint</w:t>
+            </w:r>
+          </w:p>
+        </w:tc>
+        <w:tc>
+          <w:tcPr>
+            <w:tcW w:w="2178" w:type="dxa"/>
+          </w:tcPr>
+          <w:p>
+            <w:pPr>
+              <w:keepNext/>
+              <w:jc w:val="left"/>
+              <w:rPr>
+                <w:color w:val="000000" w:themeColor="text1"/>
+                <w:sz w:val="28"/>
+                <w:szCs w:val="28"/>
+                <w14:textFill>
+                  <w14:solidFill>
+                    <w14:schemeClr w14:val="tx1"/>
+                  </w14:solidFill>
+                </w14:textFill>
+              </w:rPr>
+            </w:pPr>
+            <w:r>
+              <w:rPr>
+                <w:b/>
+                <w:bCs/>
+                <w:color w:val="000000" w:themeColor="text1"/>
+                <w:sz w:val="28"/>
+                <w:szCs w:val="28"/>
+                <w14:textFill>
+                  <w14:solidFill>
+                    <w14:schemeClr w14:val="tx1"/>
+                  </w14:solidFill>
+                </w14:textFill>
+              </w:rPr>
+              <w:t xml:space="preserve">Purpose</w:t>
+            </w:r>
+          </w:p>
+        </w:tc>
+        <w:tc>
+          <w:tcPr>
+            <w:tcW w:w="1742" w:type="dxa"/>
+          </w:tcPr>
+          <w:p>
+            <w:pPr>
+              <w:keepNext/>
+              <w:jc w:val="left"/>
+              <w:rPr>
+                <w:color w:val="000000" w:themeColor="text1"/>
+                <w:sz w:val="28"/>
+                <w:szCs w:val="28"/>
+                <w14:textFill>
+                  <w14:solidFill>
+                    <w14:schemeClr w14:val="tx1"/>
+                  </w14:solidFill>
+                </w14:textFill>
+              </w:rPr>
+            </w:pPr>
+            <w:r>
+              <w:rPr>
+                <w:b/>
+                <w:bCs/>
+                <w:color w:val="000000" w:themeColor="text1"/>
+                <w:sz w:val="28"/>
+                <w:szCs w:val="28"/>
+                <w14:textFill>
+                  <w14:solidFill>
+                    <w14:schemeClr w14:val="tx1"/>
+                  </w14:solidFill>
+                </w14:textFill>
+              </w:rPr>
+              <w:t xml:space="preserve">Success</w:t>
+            </w:r>
+          </w:p>
+        </w:tc>
+        <w:tc>
+          <w:tcPr>
+            <w:tcW w:w="2265" w:type="dxa"/>
+          </w:tcPr>
+          <w:p>
+            <w:pPr>
+              <w:keepNext/>
+              <w:jc w:val="left"/>
+              <w:rPr>
+                <w:color w:val="000000" w:themeColor="text1"/>
+                <w:sz w:val="28"/>
+                <w:szCs w:val="28"/>
+                <w14:textFill>
+                  <w14:solidFill>
+                    <w14:schemeClr w14:val="tx1"/>
+                  </w14:solidFill>
+                </w14:textFill>
+              </w:rPr>
+            </w:pPr>
+            <w:r>
+              <w:rPr>
+                <w:b/>
+                <w:bCs/>
+                <w:color w:val="000000" w:themeColor="text1"/>
+                <w:sz w:val="28"/>
+                <w:szCs w:val="28"/>
+                <w14:textFill>
+                  <w14:solidFill>
+                    <w14:schemeClr w14:val="tx1"/>
+                  </w14:solidFill>
+                </w14:textFill>
+              </w:rPr>
+              <w:t xml:space="preserve">Failure</w:t>
+            </w:r>
+          </w:p>
+        </w:tc>
+      </w:tr>
+      <w:tr>
+        <w:tblPrEx>
+          <w:tblBorders>
+            <w:top w:val="single" w:color="auto" w:sz="4" w:space="0"/>
+            <w:left w:val="single" w:color="auto" w:sz="4" w:space="0"/>
+            <w:bottom w:val="single" w:color="auto" w:sz="4" w:space="0"/>
+            <w:right w:val="single" w:color="auto" w:sz="4" w:space="0"/>
+            <w:insideH w:val="single" w:color="auto" w:sz="4" w:space="0"/>
+            <w:insideV w:val="single" w:color="auto" w:sz="4" w:space="0"/>
+          </w:tblBorders>
+          <w:tblCellMar>
+            <w:top w:w="0" w:type="dxa"/>
+            <w:left w:w="108" w:type="dxa"/>
+            <w:bottom w:w="0" w:type="dxa"/>
+            <w:right w:w="108" w:type="dxa"/>
+          </w:tblCellMar>
+        </w:tblPrEx>
+        <w:trPr>
+          <w:cantSplit/>
+        </w:trPr>
+        <w:tc>
+          <w:tcPr>
+            <w:tcW w:w="2526" w:type="dxa"/>
+            <w:vAlign w:val="center"/>
+          </w:tcPr>
+          <w:p>
+            <w:pPr>
+              <w:keepNext/>
+              <w:jc w:val="left"/>
+              <w:rPr>
+                <w:color w:val="000000" w:themeColor="text1"/>
+                <w:sz w:val="28"/>
+                <w:szCs w:val="28"/>
+                <w14:textFill>
+                  <w14:solidFill>
+                    <w14:schemeClr w14:val="tx1"/>
+                  </w14:solidFill>
+                </w14:textFill>
+              </w:rPr>
+            </w:pPr>
+            <w:r>
+              <w:rPr>
+                <w:color w:val="000000" w:themeColor="text1"/>
+                <w:sz w:val="28"/>
+                <w:szCs w:val="28"/>
+                <w14:textFill>
+                  <w14:solidFill>
+                    <w14:schemeClr w14:val="tx1"/>
+                  </w14:solidFill>
+                </w14:textFill>
+              </w:rPr>
+              <w:t xml:space="preserve">POST /merchants</w:t>
+            </w:r>
+          </w:p>
+        </w:tc>
+        <w:tc>
+          <w:tcPr>
+            <w:tcW w:w="2178" w:type="dxa"/>
+            <w:vAlign w:val="center"/>
+          </w:tcPr>
+          <w:p>
+            <w:pPr>
+              <w:keepNext/>
+              <w:jc w:val="left"/>
+              <w:rPr>
+                <w:color w:val="000000" w:themeColor="text1"/>
+                <w:sz w:val="28"/>
+                <w:szCs w:val="28"/>
+                <w14:textFill>
+                  <w14:solidFill>
+                    <w14:schemeClr w14:val="tx1"/>
+                  </w14:solidFill>
+                </w14:textFill>
+              </w:rPr>
+            </w:pPr>
+            <w:r>
+              <w:rPr>
+                <w:color w:val="000000" w:themeColor="text1"/>
+                <w:sz w:val="28"/>
+                <w:szCs w:val="28"/>
+                <w14:textFill>
+                  <w14:solidFill>
+                    <w14:schemeClr w14:val="tx1"/>
+                  </w14:solidFill>
+                </w14:textFill>
+              </w:rPr>
+              <w:t xml:space="preserve">Create a merchant; joined_at is server-generated</w:t>
+            </w:r>
+          </w:p>
+        </w:tc>
+        <w:tc>
+          <w:tcPr>
+            <w:tcW w:w="1742" w:type="dxa"/>
+            <w:vAlign w:val="center"/>
+          </w:tcPr>
+          <w:p>
+            <w:pPr>
+              <w:keepNext/>
+              <w:jc w:val="left"/>
+              <w:rPr>
+                <w:color w:val="000000" w:themeColor="text1"/>
+                <w:sz w:val="28"/>
+                <w:szCs w:val="28"/>
+                <w14:textFill>
+                  <w14:solidFill>
+                    <w14:schemeClr w14:val="tx1"/>
+                  </w14:solidFill>
+                </w14:textFill>
+              </w:rPr>
+            </w:pPr>
+            <w:r>
+              <w:rPr>
+                <w:color w:val="000000" w:themeColor="text1"/>
+                <w:sz w:val="28"/>
+                <w:szCs w:val="28"/>
+                <w14:textFill>
+                  <w14:solidFill>
+                    <w14:schemeClr w14:val="tx1"/>
+                  </w14:solidFill>
+                </w14:textFill>
+              </w:rPr>
+              <w:t xml:space="preserve">201 Created</w:t>
+            </w:r>
+          </w:p>
+        </w:tc>
+        <w:tc>
+          <w:tcPr>
+            <w:tcW w:w="2265" w:type="dxa"/>
+            <w:vAlign w:val="center"/>
+          </w:tcPr>
+          <w:p>
+            <w:pPr>
+              <w:keepNext/>
+              <w:jc w:val="left"/>
+              <w:rPr>
+                <w:color w:val="000000" w:themeColor="text1"/>
+                <w:sz w:val="28"/>
+                <w:szCs w:val="28"/>
+                <w14:textFill>
+                  <w14:solidFill>
+                    <w14:schemeClr w14:val="tx1"/>
+                  </w14:solidFill>
+                </w14:textFill>
+              </w:rPr>
+            </w:pPr>
+            <w:r>
+              <w:rPr>
+                <w:color w:val="000000" w:themeColor="text1"/>
+                <w:sz w:val="28"/>
+                <w:szCs w:val="28"/>
+                <w14:textFill>
+                  <w14:solidFill>
+                    <w14:schemeClr w14:val="tx1"/>
+                  </w14:solidFill>
+                </w14:textFill>
+              </w:rPr>
+              <w:t xml:space="preserve">422 invalid body</w:t>
+            </w:r>
+          </w:p>
+        </w:tc>
+      </w:tr>
+      <w:tr>
+        <w:tblPrEx>
+          <w:tblBorders>
+            <w:top w:val="single" w:color="auto" w:sz="4" w:space="0"/>
+            <w:left w:val="single" w:color="auto" w:sz="4" w:space="0"/>
+            <w:bottom w:val="single" w:color="auto" w:sz="4" w:space="0"/>
+            <w:right w:val="single" w:color="auto" w:sz="4" w:space="0"/>
+            <w:insideH w:val="single" w:color="auto" w:sz="4" w:space="0"/>
+            <w:insideV w:val="single" w:color="auto" w:sz="4" w:space="0"/>
+          </w:tblBorders>
+          <w:tblCellMar>
+            <w:top w:w="0" w:type="dxa"/>
+            <w:left w:w="108" w:type="dxa"/>
+            <w:bottom w:w="0" w:type="dxa"/>
+            <w:right w:w="108" w:type="dxa"/>
+          </w:tblCellMar>
+        </w:tblPrEx>
+        <w:trPr>
+          <w:cantSplit/>
+        </w:trPr>
+        <w:tc>
+          <w:tcPr>
+            <w:tcW w:w="2526" w:type="dxa"/>
+            <w:vAlign w:val="center"/>
+          </w:tcPr>
+          <w:p>
+            <w:pPr>
+              <w:keepNext/>
+              <w:jc w:val="left"/>
+              <w:rPr>
+                <w:color w:val="000000" w:themeColor="text1"/>
+                <w:sz w:val="28"/>
+                <w:szCs w:val="28"/>
+                <w14:textFill>
+                  <w14:solidFill>
+                    <w14:schemeClr w14:val="tx1"/>
+                  </w14:solidFill>
+                </w14:textFill>
+              </w:rPr>
+            </w:pPr>
+            <w:r>
+              <w:rPr>
+                <w:color w:val="000000" w:themeColor="text1"/>
+                <w:sz w:val="28"/>
+                <w:szCs w:val="28"/>
+                <w14:textFill>
+                  <w14:solidFill>
+                    <w14:schemeClr w14:val="tx1"/>
+                  </w14:solidFill>
+                </w14:textFill>
+              </w:rPr>
+              <w:t xml:space="preserve">GET /merchants/{id}</w:t>
+            </w:r>
+          </w:p>
+        </w:tc>
+        <w:tc>
+          <w:tcPr>
+            <w:tcW w:w="2178" w:type="dxa"/>
+            <w:vAlign w:val="center"/>
+          </w:tcPr>
+          <w:p>
+            <w:pPr>
+              <w:keepNext/>
+              <w:jc w:val="left"/>
+              <w:rPr>
+                <w:color w:val="000000" w:themeColor="text1"/>
+                <w:sz w:val="28"/>
+                <w:szCs w:val="28"/>
+                <w14:textFill>
+                  <w14:solidFill>
+                    <w14:schemeClr w14:val="tx1"/>
+                  </w14:solidFill>
+                </w14:textFill>
+              </w:rPr>
+            </w:pPr>
+            <w:r>
+              <w:rPr>
+                <w:color w:val="000000" w:themeColor="text1"/>
+                <w:sz w:val="28"/>
+                <w:szCs w:val="28"/>
+                <w14:textFill>
+                  <w14:solidFill>
+                    <w14:schemeClr w14:val="tx1"/>
+                  </w14:solidFill>
+                </w14:textFill>
+              </w:rPr>
+              <w:t xml:space="preserve">Merchant metadata</w:t>
+            </w:r>
+          </w:p>
+        </w:tc>
+        <w:tc>
+          <w:tcPr>
+            <w:tcW w:w="1742" w:type="dxa"/>
+            <w:vAlign w:val="center"/>
+          </w:tcPr>
+          <w:p>
+            <w:pPr>
+              <w:keepNext/>
+              <w:jc w:val="left"/>
+              <w:rPr>
+                <w:color w:val="000000" w:themeColor="text1"/>
+                <w:sz w:val="28"/>
+                <w:szCs w:val="28"/>
+                <w14:textFill>
+                  <w14:solidFill>
+                    <w14:schemeClr w14:val="tx1"/>
+                  </w14:solidFill>
+                </w14:textFill>
+              </w:rPr>
+            </w:pPr>
+            <w:r>
+              <w:rPr>
+                <w:color w:val="000000" w:themeColor="text1"/>
+                <w:sz w:val="28"/>
+                <w:szCs w:val="28"/>
+                <w14:textFill>
+                  <w14:solidFill>
+                    <w14:schemeClr w14:val="tx1"/>
+                  </w14:solidFill>
+                </w14:textFill>
+              </w:rPr>
+              <w:t xml:space="preserve">200 OK</w:t>
+            </w:r>
+          </w:p>
+        </w:tc>
+        <w:tc>
+          <w:tcPr>
+            <w:tcW w:w="2265" w:type="dxa"/>
+            <w:vAlign w:val="center"/>
+          </w:tcPr>
+          <w:p>
+            <w:pPr>
+              <w:keepNext/>
+              <w:jc w:val="left"/>
+              <w:rPr>
+                <w:color w:val="000000" w:themeColor="text1"/>
+                <w:sz w:val="28"/>
+                <w:szCs w:val="28"/>
+                <w14:textFill>
+                  <w14:solidFill>
+                    <w14:schemeClr w14:val="tx1"/>
+                  </w14:solidFill>
+                </w14:textFill>
+              </w:rPr>
+            </w:pPr>
+            <w:r>
+              <w:rPr>
+                <w:color w:val="000000" w:themeColor="text1"/>
+                <w:sz w:val="28"/>
+                <w:szCs w:val="28"/>
+                <w14:textFill>
+                  <w14:solidFill>
+                    <w14:schemeClr w14:val="tx1"/>
+                  </w14:solidFill>
+                </w14:textFill>
+              </w:rPr>
+              <w:t xml:space="preserve">404 unknown merchant</w:t>
+            </w:r>
+          </w:p>
+        </w:tc>
+      </w:tr>
+      <w:tr>
+        <w:tblPrEx>
+          <w:tblBorders>
+            <w:top w:val="single" w:color="auto" w:sz="4" w:space="0"/>
+            <w:left w:val="single" w:color="auto" w:sz="4" w:space="0"/>
+            <w:bottom w:val="single" w:color="auto" w:sz="4" w:space="0"/>
+            <w:right w:val="single" w:color="auto" w:sz="4" w:space="0"/>
+            <w:insideH w:val="single" w:color="auto" w:sz="4" w:space="0"/>
+            <w:insideV w:val="single" w:color="auto" w:sz="4" w:space="0"/>
+          </w:tblBorders>
+          <w:tblCellMar>
+            <w:top w:w="0" w:type="dxa"/>
+            <w:left w:w="108" w:type="dxa"/>
+            <w:bottom w:w="0" w:type="dxa"/>
+            <w:right w:w="108" w:type="dxa"/>
+          </w:tblCellMar>
+        </w:tblPrEx>
+        <w:trPr>
+          <w:cantSplit/>
+        </w:trPr>
+        <w:tc>
+          <w:tcPr>
+            <w:tcW w:w="2526" w:type="dxa"/>
+            <w:vAlign w:val="center"/>
+          </w:tcPr>
+          <w:p>
+            <w:pPr>
+              <w:keepNext/>
+              <w:jc w:val="left"/>
+              <w:rPr>
+                <w:color w:val="000000" w:themeColor="text1"/>
+                <w:sz w:val="28"/>
+                <w:szCs w:val="28"/>
+                <w14:textFill>
+                  <w14:solidFill>
+                    <w14:schemeClr w14:val="tx1"/>
+                  </w14:solidFill>
+                </w14:textFill>
+              </w:rPr>
+            </w:pPr>
+            <w:r>
+              <w:rPr>
+                <w:color w:val="000000" w:themeColor="text1"/>
+                <w:sz w:val="28"/>
+                <w:szCs w:val="28"/>
+                <w14:textFill>
+                  <w14:solidFill>
+                    <w14:schemeClr w14:val="tx1"/>
+                  </w14:solidFill>
+                </w14:textFill>
+              </w:rPr>
+              <w:t xml:space="preserve">POST /payments</w:t>
+            </w:r>
+          </w:p>
+        </w:tc>
+        <w:tc>
+          <w:tcPr>
+            <w:tcW w:w="2178" w:type="dxa"/>
+            <w:vAlign w:val="center"/>
+          </w:tcPr>
+          <w:p>
+            <w:pPr>
+              <w:keepNext/>
+              <w:jc w:val="left"/>
+              <w:rPr>
+                <w:color w:val="000000" w:themeColor="text1"/>
+                <w:sz w:val="28"/>
+                <w:szCs w:val="28"/>
+                <w14:textFill>
+                  <w14:solidFill>
+                    <w14:schemeClr w14:val="tx1"/>
+                  </w14:solidFill>
+                </w14:textFill>
+              </w:rPr>
+            </w:pPr>
+            <w:r>
+              <w:rPr>
+                <w:color w:val="000000" w:themeColor="text1"/>
+                <w:sz w:val="28"/>
+                <w:szCs w:val="28"/>
+                <w14:textFill>
+                  <w14:solidFill>
+                    <w14:schemeClr w14:val="tx1"/>
+                  </w14:solidFill>
+                </w14:textFill>
+              </w:rPr>
+              <w:t xml:space="preserve">Create one logical payment. Requires Idempotency-Key; the fingerprint covers merchant_id, amount_minor and currency</w:t>
+            </w:r>
+          </w:p>
+        </w:tc>
+        <w:tc>
+          <w:tcPr>
+            <w:tcW w:w="1742" w:type="dxa"/>
+            <w:vAlign w:val="center"/>
+          </w:tcPr>
+          <w:p>
+            <w:pPr>
+              <w:keepNext/>
+              <w:jc w:val="left"/>
+              <w:rPr>
+                <w:color w:val="000000" w:themeColor="text1"/>
+                <w:sz w:val="28"/>
+                <w:szCs w:val="28"/>
+                <w14:textFill>
+                  <w14:solidFill>
+                    <w14:schemeClr w14:val="tx1"/>
+                  </w14:solidFill>
+                </w14:textFill>
+              </w:rPr>
+            </w:pPr>
+            <w:r>
+              <w:rPr>
+                <w:color w:val="000000" w:themeColor="text1"/>
+                <w:sz w:val="28"/>
+                <w:szCs w:val="28"/>
+                <w14:textFill>
+                  <w14:solidFill>
+                    <w14:schemeClr w14:val="tx1"/>
+                  </w14:solidFill>
+                </w14:textFill>
+              </w:rPr>
+              <w:t xml:space="preserve">201 Created, or the stored status code and body on a legitimate replay</w:t>
+            </w:r>
+          </w:p>
+        </w:tc>
+        <w:tc>
+          <w:tcPr>
+            <w:tcW w:w="2265" w:type="dxa"/>
+            <w:vAlign w:val="center"/>
+          </w:tcPr>
+          <w:p>
+            <w:pPr>
+              <w:keepNext/>
+              <w:jc w:val="left"/>
+              <w:rPr>
+                <w:color w:val="000000" w:themeColor="text1"/>
+                <w:sz w:val="28"/>
+                <w:szCs w:val="28"/>
+                <w14:textFill>
+                  <w14:solidFill>
+                    <w14:schemeClr w14:val="tx1"/>
+                  </w14:solidFill>
+                </w14:textFill>
+              </w:rPr>
+            </w:pPr>
+            <w:r>
+              <w:rPr>
+                <w:color w:val="000000" w:themeColor="text1"/>
+                <w:sz w:val="28"/>
+                <w:szCs w:val="28"/>
+                <w14:textFill>
+                  <w14:solidFill>
+                    <w14:schemeClr w14:val="tx1"/>
+                  </w14:solidFill>
+                </w14:textFill>
+              </w:rPr>
+              <w:t xml:space="preserve">409 same key with a different payload; 409 winner still processing; 404 unknown merchant; 422 invalid body</w:t>
+            </w:r>
+          </w:p>
+        </w:tc>
+      </w:tr>
+      <w:tr>
+        <w:tblPrEx>
+          <w:tblBorders>
+            <w:top w:val="single" w:color="auto" w:sz="4" w:space="0"/>
+            <w:left w:val="single" w:color="auto" w:sz="4" w:space="0"/>
+            <w:bottom w:val="single" w:color="auto" w:sz="4" w:space="0"/>
+            <w:right w:val="single" w:color="auto" w:sz="4" w:space="0"/>
+            <w:insideH w:val="single" w:color="auto" w:sz="4" w:space="0"/>
+            <w:insideV w:val="single" w:color="auto" w:sz="4" w:space="0"/>
+          </w:tblBorders>
+          <w:tblCellMar>
+            <w:top w:w="0" w:type="dxa"/>
+            <w:left w:w="108" w:type="dxa"/>
+            <w:bottom w:w="0" w:type="dxa"/>
+            <w:right w:w="108" w:type="dxa"/>
+          </w:tblCellMar>
+        </w:tblPrEx>
+        <w:trPr>
+          <w:cantSplit/>
+        </w:trPr>
+        <w:tc>
+          <w:tcPr>
+            <w:tcW w:w="2526" w:type="dxa"/>
+            <w:vAlign w:val="center"/>
+          </w:tcPr>
+          <w:p>
+            <w:pPr>
+              <w:keepNext/>
+              <w:jc w:val="left"/>
+              <w:rPr>
+                <w:color w:val="000000" w:themeColor="text1"/>
+                <w:sz w:val="28"/>
+                <w:szCs w:val="28"/>
+                <w14:textFill>
+                  <w14:solidFill>
+                    <w14:schemeClr w14:val="tx1"/>
+                  </w14:solidFill>
+                </w14:textFill>
+              </w:rPr>
+            </w:pPr>
+            <w:r>
+              <w:rPr>
+                <w:color w:val="000000" w:themeColor="text1"/>
+                <w:sz w:val="28"/>
+                <w:szCs w:val="28"/>
+                <w14:textFill>
+                  <w14:solidFill>
+                    <w14:schemeClr w14:val="tx1"/>
+                  </w14:solidFill>
+                </w14:textFill>
+              </w:rPr>
+              <w:t xml:space="preserve">GET /payments/{id}</w:t>
+            </w:r>
+          </w:p>
+        </w:tc>
+        <w:tc>
+          <w:tcPr>
+            <w:tcW w:w="2178" w:type="dxa"/>
+            <w:vAlign w:val="center"/>
+          </w:tcPr>
+          <w:p>
+            <w:pPr>
+              <w:keepNext/>
+              <w:jc w:val="left"/>
+              <w:rPr>
+                <w:color w:val="000000" w:themeColor="text1"/>
+                <w:sz w:val="28"/>
+                <w:szCs w:val="28"/>
+                <w14:textFill>
+                  <w14:solidFill>
+                    <w14:schemeClr w14:val="tx1"/>
+                  </w14:solidFill>
+                </w14:textFill>
+              </w:rPr>
+            </w:pPr>
+            <w:r>
+              <w:rPr>
+                <w:color w:val="000000" w:themeColor="text1"/>
+                <w:sz w:val="28"/>
+                <w:szCs w:val="28"/>
+                <w14:textFill>
+                  <w14:solidFill>
+                    <w14:schemeClr w14:val="tx1"/>
+                  </w14:solidFill>
+                </w14:textFill>
+              </w:rPr>
+              <w:t xml:space="preserve">Final logical payment state</w:t>
+            </w:r>
+          </w:p>
+        </w:tc>
+        <w:tc>
+          <w:tcPr>
+            <w:tcW w:w="1742" w:type="dxa"/>
+            <w:vAlign w:val="center"/>
+          </w:tcPr>
+          <w:p>
+            <w:pPr>
+              <w:keepNext/>
+              <w:jc w:val="left"/>
+              <w:rPr>
+                <w:color w:val="000000" w:themeColor="text1"/>
+                <w:sz w:val="28"/>
+                <w:szCs w:val="28"/>
+                <w14:textFill>
+                  <w14:solidFill>
+                    <w14:schemeClr w14:val="tx1"/>
+                  </w14:solidFill>
+                </w14:textFill>
+              </w:rPr>
+            </w:pPr>
+            <w:r>
+              <w:rPr>
+                <w:color w:val="000000" w:themeColor="text1"/>
+                <w:sz w:val="28"/>
+                <w:szCs w:val="28"/>
+                <w14:textFill>
+                  <w14:solidFill>
+                    <w14:schemeClr w14:val="tx1"/>
+                  </w14:solidFill>
+                </w14:textFill>
+              </w:rPr>
+              <w:t xml:space="preserve">200 OK</w:t>
+            </w:r>
+          </w:p>
+        </w:tc>
+        <w:tc>
+          <w:tcPr>
+            <w:tcW w:w="2265" w:type="dxa"/>
+            <w:vAlign w:val="center"/>
+          </w:tcPr>
+          <w:p>
+            <w:pPr>
+              <w:keepNext/>
+              <w:jc w:val="left"/>
+              <w:rPr>
+                <w:color w:val="000000" w:themeColor="text1"/>
+                <w:sz w:val="28"/>
+                <w:szCs w:val="28"/>
+                <w14:textFill>
+                  <w14:solidFill>
+                    <w14:schemeClr w14:val="tx1"/>
+                  </w14:solidFill>
+                </w14:textFill>
+              </w:rPr>
+            </w:pPr>
+            <w:r>
+              <w:rPr>
+                <w:color w:val="000000" w:themeColor="text1"/>
+                <w:sz w:val="28"/>
+                <w:szCs w:val="28"/>
+                <w14:textFill>
+                  <w14:solidFill>
+                    <w14:schemeClr w14:val="tx1"/>
+                  </w14:solidFill>
+                </w14:textFill>
+              </w:rPr>
+              <w:t xml:space="preserve">404 unknown payment</w:t>
+            </w:r>
+          </w:p>
+        </w:tc>
+      </w:tr>
+      <w:tr>
+        <w:tblPrEx>
+          <w:tblBorders>
+            <w:top w:val="single" w:color="auto" w:sz="4" w:space="0"/>
+            <w:left w:val="single" w:color="auto" w:sz="4" w:space="0"/>
+            <w:bottom w:val="single" w:color="auto" w:sz="4" w:space="0"/>
+            <w:right w:val="single" w:color="auto" w:sz="4" w:space="0"/>
+            <w:insideH w:val="single" w:color="auto" w:sz="4" w:space="0"/>
+            <w:insideV w:val="single" w:color="auto" w:sz="4" w:space="0"/>
+          </w:tblBorders>
+          <w:tblCellMar>
+            <w:top w:w="0" w:type="dxa"/>
+            <w:left w:w="108" w:type="dxa"/>
+            <w:bottom w:w="0" w:type="dxa"/>
+            <w:right w:w="108" w:type="dxa"/>
+          </w:tblCellMar>
+        </w:tblPrEx>
+        <w:trPr>
+          <w:cantSplit/>
+        </w:trPr>
+        <w:tc>
+          <w:tcPr>
+            <w:tcW w:w="2526" w:type="dxa"/>
+            <w:vAlign w:val="center"/>
+          </w:tcPr>
+          <w:p>
+            <w:pPr>
+              <w:keepNext/>
+              <w:jc w:val="left"/>
+              <w:rPr>
+                <w:color w:val="000000" w:themeColor="text1"/>
+                <w:sz w:val="28"/>
+                <w:szCs w:val="28"/>
+                <w14:textFill>
+                  <w14:solidFill>
+                    <w14:schemeClr w14:val="tx1"/>
+                  </w14:solidFill>
+                </w14:textFill>
+              </w:rPr>
+            </w:pPr>
+            <w:r>
+              <w:rPr>
+                <w:color w:val="000000" w:themeColor="text1"/>
+                <w:sz w:val="28"/>
+                <w:szCs w:val="28"/>
+                <w14:textFill>
+                  <w14:solidFill>
+                    <w14:schemeClr w14:val="tx1"/>
+                  </w14:solidFill>
+                </w14:textFill>
+              </w:rPr>
+              <w:t xml:space="preserve">GET /merchants/{id}/churn-risk</w:t>
+            </w:r>
+          </w:p>
+        </w:tc>
+        <w:tc>
+          <w:tcPr>
+            <w:tcW w:w="2178" w:type="dxa"/>
+            <w:vAlign w:val="center"/>
+          </w:tcPr>
+          <w:p>
+            <w:pPr>
+              <w:keepNext/>
+              <w:jc w:val="left"/>
+              <w:rPr>
+                <w:color w:val="000000" w:themeColor="text1"/>
+                <w:sz w:val="28"/>
+                <w:szCs w:val="28"/>
+                <w14:textFill>
+                  <w14:solidFill>
+                    <w14:schemeClr w14:val="tx1"/>
+                  </w14:solidFill>
+                </w14:textFill>
+              </w:rPr>
+            </w:pPr>
+            <w:r>
+              <w:rPr>
+                <w:color w:val="000000" w:themeColor="text1"/>
+                <w:sz w:val="28"/>
+                <w:szCs w:val="28"/>
+                <w14:textFill>
+                  <w14:solidFill>
+                    <w14:schemeClr w14:val="tx1"/>
+                  </w14:solidFill>
+                </w14:textFill>
+              </w:rPr>
+              <w:t xml:space="preserve">Churn score, risk band and top factors, derived server-side from the ledger</w:t>
+            </w:r>
+          </w:p>
+        </w:tc>
+        <w:tc>
+          <w:tcPr>
+            <w:tcW w:w="1742" w:type="dxa"/>
+            <w:vAlign w:val="center"/>
+          </w:tcPr>
+          <w:p>
+            <w:pPr>
+              <w:keepNext/>
+              <w:jc w:val="left"/>
+              <w:rPr>
+                <w:color w:val="000000" w:themeColor="text1"/>
+                <w:sz w:val="28"/>
+                <w:szCs w:val="28"/>
+                <w14:textFill>
+                  <w14:solidFill>
+                    <w14:schemeClr w14:val="tx1"/>
+                  </w14:solidFill>
+                </w14:textFill>
+              </w:rPr>
+            </w:pPr>
+            <w:r>
+              <w:rPr>
+                <w:color w:val="000000" w:themeColor="text1"/>
+                <w:sz w:val="28"/>
+                <w:szCs w:val="28"/>
+                <w14:textFill>
+                  <w14:solidFill>
+                    <w14:schemeClr w14:val="tx1"/>
+                  </w14:solidFill>
+                </w14:textFill>
+              </w:rPr>
+              <w:t xml:space="preserve">200 OK</w:t>
+            </w:r>
+          </w:p>
+        </w:tc>
+        <w:tc>
+          <w:tcPr>
+            <w:tcW w:w="2265" w:type="dxa"/>
+            <w:vAlign w:val="center"/>
+          </w:tcPr>
+          <w:p>
+            <w:pPr>
+              <w:keepNext/>
+              <w:jc w:val="left"/>
+              <w:rPr>
+                <w:color w:val="000000" w:themeColor="text1"/>
+                <w:sz w:val="28"/>
+                <w:szCs w:val="28"/>
+                <w14:textFill>
+                  <w14:solidFill>
+                    <w14:schemeClr w14:val="tx1"/>
+                  </w14:solidFill>
+                </w14:textFill>
+              </w:rPr>
+            </w:pPr>
+            <w:r>
+              <w:rPr>
+                <w:color w:val="000000" w:themeColor="text1"/>
+                <w:sz w:val="28"/>
+                <w:szCs w:val="28"/>
+                <w14:textFill>
+                  <w14:solidFill>
+                    <w14:schemeClr w14:val="tx1"/>
+                  </w14:solidFill>
+                </w14:textFill>
+              </w:rPr>
+              <w:t xml:space="preserve">404 unknown merchant; </w:t>
+            </w:r>
+            <w:r>
+              <w:rPr>
+                <w:rStyle w:val="DraftValue"/>
+                <w:color w:val="000000" w:themeColor="text1"/>
+                <w:sz w:val="28"/>
+                <w:szCs w:val="28"/>
+                <w14:textFill>
+                  <w14:solidFill>
+                    <w14:schemeClr w14:val="tx1"/>
+                  </w14:solidFill>
+                </w14:textFill>
+              </w:rPr>
+              <w:t xml:space="preserve">409 insufficient history</w:t>
+            </w:r>
+          </w:p>
+        </w:tc>
+      </w:tr>
+      <w:tr>
+        <w:tblPrEx>
+          <w:tblBorders>
+            <w:top w:val="single" w:color="auto" w:sz="4" w:space="0"/>
+            <w:left w:val="single" w:color="auto" w:sz="4" w:space="0"/>
+            <w:bottom w:val="single" w:color="auto" w:sz="4" w:space="0"/>
+            <w:right w:val="single" w:color="auto" w:sz="4" w:space="0"/>
+            <w:insideH w:val="single" w:color="auto" w:sz="4" w:space="0"/>
+            <w:insideV w:val="single" w:color="auto" w:sz="4" w:space="0"/>
+          </w:tblBorders>
+          <w:tblCellMar>
+            <w:top w:w="0" w:type="dxa"/>
+            <w:left w:w="108" w:type="dxa"/>
+            <w:bottom w:w="0" w:type="dxa"/>
+            <w:right w:w="108" w:type="dxa"/>
+          </w:tblCellMar>
+        </w:tblPrEx>
+        <w:trPr>
+          <w:cantSplit/>
+        </w:trPr>
+        <w:tc>
+          <w:tcPr>
+            <w:tcW w:w="2526" w:type="dxa"/>
+            <w:vAlign w:val="center"/>
+          </w:tcPr>
+          <w:p>
+            <w:pPr>
+              <w:jc w:val="left"/>
+              <w:rPr>
+                <w:color w:val="000000" w:themeColor="text1"/>
+                <w:sz w:val="28"/>
+                <w:szCs w:val="28"/>
+                <w14:textFill>
+                  <w14:solidFill>
+                    <w14:schemeClr w14:val="tx1"/>
+                  </w14:solidFill>
+                </w14:textFill>
+              </w:rPr>
+            </w:pPr>
+            <w:r>
+              <w:rPr>
+                <w:color w:val="000000" w:themeColor="text1"/>
+                <w:sz w:val="28"/>
+                <w:szCs w:val="28"/>
+                <w14:textFill>
+                  <w14:solidFill>
+                    <w14:schemeClr w14:val="tx1"/>
+                  </w14:solidFill>
+                </w14:textFill>
+              </w:rPr>
+              <w:t xml:space="preserve">GET /health</w:t>
+            </w:r>
+          </w:p>
+        </w:tc>
+        <w:tc>
+          <w:tcPr>
+            <w:tcW w:w="2178" w:type="dxa"/>
+            <w:vAlign w:val="center"/>
+          </w:tcPr>
+          <w:p>
+            <w:pPr>
+              <w:jc w:val="left"/>
+              <w:rPr>
+                <w:color w:val="000000" w:themeColor="text1"/>
+                <w:sz w:val="28"/>
+                <w:szCs w:val="28"/>
+                <w14:textFill>
+                  <w14:solidFill>
+                    <w14:schemeClr w14:val="tx1"/>
+                  </w14:solidFill>
+                </w14:textFill>
+              </w:rPr>
+            </w:pPr>
+            <w:r>
+              <w:rPr>
+                <w:color w:val="000000" w:themeColor="text1"/>
+                <w:sz w:val="28"/>
+                <w:szCs w:val="28"/>
+                <w14:textFill>
+                  <w14:solidFill>
+                    <w14:schemeClr w14:val="tx1"/>
+                  </w14:solidFill>
+                </w14:textFill>
+              </w:rPr>
+              <w:t xml:space="preserve">Container and load-balancer health check</w:t>
+            </w:r>
+          </w:p>
+        </w:tc>
+        <w:tc>
+          <w:tcPr>
+            <w:tcW w:w="1742" w:type="dxa"/>
+            <w:vAlign w:val="center"/>
+          </w:tcPr>
+          <w:p>
+            <w:pPr>
+              <w:jc w:val="left"/>
+              <w:rPr>
+                <w:color w:val="000000" w:themeColor="text1"/>
+                <w:sz w:val="28"/>
+                <w:szCs w:val="28"/>
+                <w14:textFill>
+                  <w14:solidFill>
+                    <w14:schemeClr w14:val="tx1"/>
+                  </w14:solidFill>
+                </w14:textFill>
+              </w:rPr>
+            </w:pPr>
+            <w:r>
+              <w:rPr>
+                <w:color w:val="000000" w:themeColor="text1"/>
+                <w:sz w:val="28"/>
+                <w:szCs w:val="28"/>
+                <w14:textFill>
+                  <w14:solidFill>
+                    <w14:schemeClr w14:val="tx1"/>
+                  </w14:solidFill>
+                </w14:textFill>
+              </w:rPr>
+              <w:t xml:space="preserve">200 OK</w:t>
+            </w:r>
+          </w:p>
+        </w:tc>
+        <w:tc>
+          <w:tcPr>
+            <w:tcW w:w="2265" w:type="dxa"/>
+            <w:vAlign w:val="center"/>
+          </w:tcPr>
+          <w:p>
+            <w:pPr>
+              <w:jc w:val="left"/>
+              <w:rPr>
+                <w:color w:val="000000" w:themeColor="text1"/>
+                <w:sz w:val="28"/>
+                <w:szCs w:val="28"/>
+                <w14:textFill>
+                  <w14:solidFill>
+                    <w14:schemeClr w14:val="tx1"/>
+                  </w14:solidFill>
+                </w14:textFill>
+              </w:rPr>
+            </w:pPr>
+            <w:r>
+              <w:rPr>
+                <w:color w:val="000000" w:themeColor="text1"/>
+                <w:sz w:val="28"/>
+                <w:szCs w:val="28"/>
+                <w14:textFill>
+                  <w14:solidFill>
+                    <w14:schemeClr w14:val="tx1"/>
+                  </w14:solidFill>
+                </w14:textFill>
+              </w:rPr>
+              <w:t xml:space="preserve">—</w:t>
+            </w:r>
+          </w:p>
+        </w:tc>
+      </w:tr>
+    </w:tbl>
     <w:p>
       <w:pPr>
         <w:pStyle w:val="3"/>
@@ -31985,94 +35805,6 @@
         </w:tc>
       </w:tr>
     </w:tbl>
-    <w:tbl>
-      <w:tblPr>
-        <w:tblW w:type="auto" w:w="0"/>
-        <w:jc w:val="center"/>
-        <w:tblLayout w:type="fixed"/>
-        <w:tblLook w:firstColumn="1" w:firstRow="1" w:lastColumn="0" w:lastRow="0" w:noHBand="0" w:noVBand="1" w:val="04A0"/>
-        <w:tblBorders>
-          <w:top w:val="none"/>
-          <w:left w:val="none"/>
-          <w:bottom w:val="none"/>
-          <w:right w:val="none"/>
-          <w:insideH w:val="none"/>
-          <w:insideV w:val="none"/>
-        </w:tblBorders>
-      </w:tblPr>
-      <w:tblGrid>
-        <w:gridCol w:w="8712"/>
-      </w:tblGrid>
-      <w:tr>
-        <w:trPr>
-          <w:trHeight w:val="3969"/>
-          <w:cantSplit/>
-        </w:trPr>
-        <w:tc>
-          <w:tcPr>
-            <w:tcW w:type="dxa" w:w="8712"/>
-            <w:tcBorders>
-              <w:top w:val="single" w:sz="6" w:space="0" w:color="A6A6A6"/>
-              <w:left w:val="single" w:sz="6" w:space="0" w:color="A6A6A6"/>
-              <w:bottom w:val="single" w:sz="6" w:space="0" w:color="A6A6A6"/>
-              <w:right w:val="single" w:sz="6" w:space="0" w:color="A6A6A6"/>
-            </w:tcBorders>
-            <w:vAlign w:val="center"/>
-          </w:tcPr>
-          <w:p>
-            <w:pPr>
-              <w:keepNext/>
-              <w:jc w:val="center"/>
-            </w:pPr>
-            <w:r>
-              <w:rPr>
-                <w:rFonts w:ascii="Times New Roman" w:hAnsi="Times New Roman"/>
-                <w:i/>
-                <w:color w:val="7F7F7F"/>
-                <w:sz w:val="20"/>
-              </w:rPr>
-              <w:t>FIGURE PLACEHOLDER — Grouped bar chart, one group per split (train, validation, test), showing positive and negative snapshot counts on a log scale, with the positive rate printed above each group. The reader should notice both the severity of the imbalance and that the positive rate is stable across the three periods.</w:t>
-            </w:r>
-          </w:p>
-        </w:tc>
-      </w:tr>
-      <w:tr>
-        <w:trPr>
-          <w:cantSplit/>
-        </w:trPr>
-        <w:tc>
-          <w:tcPr>
-            <w:tcW w:type="dxa" w:w="8712"/>
-          </w:tcPr>
-          <w:p>
-            <w:pPr>
-              <w:keepNext/>
-              <w:spacing w:after="120" w:line="276" w:lineRule="auto"/>
-              <w:jc w:val="center"/>
-              <w:rPr>
-                <w:b/>
-                <w:bCs/>
-                <w:iCs/>
-                <w:sz w:val="26"/>
-                <w:szCs w:val="26"/>
-                <w:lang w:val="en-US"/>
-              </w:rPr>
-            </w:pPr>
-            <w:r>
-              <w:rPr>
-                <w:b/>
-                <w:bCs/>
-                <w:iCs/>
-                <w:sz w:val="26"/>
-                <w:szCs w:val="26"/>
-                <w:lang w:val="en-US"/>
-              </w:rPr>
-              <w:t xml:space="preserve">Figure 6.1  Class Balance Across the Chronological Splits</w:t>
-            </w:r>
-          </w:p>
-        </w:tc>
-      </w:tr>
-    </w:tbl>
     <w:p>
       <w:pPr>
         <w:keepNext/>
@@ -32088,6 +35820,45 @@
         </w:rPr>
       </w:pPr>
       <w:r>
+        <w:drawing>
+          <wp:inline xmlns:a="http://schemas.openxmlformats.org/drawingml/2006/main" xmlns:pic="http://schemas.openxmlformats.org/drawingml/2006/picture">
+            <wp:extent cx="5120640" cy="2874363"/>
+            <wp:docPr id="35" name="Picture 35"/>
+            <wp:cNvGraphicFramePr>
+              <a:graphicFrameLocks noChangeAspect="1"/>
+            </wp:cNvGraphicFramePr>
+            <a:graphic>
+              <a:graphicData uri="http://schemas.openxmlformats.org/drawingml/2006/picture">
+                <pic:pic>
+                  <pic:nvPicPr>
+                    <pic:cNvPr id="0" name="fig_class_balance.png"/>
+                    <pic:cNvPicPr/>
+                  </pic:nvPicPr>
+                  <pic:blipFill>
+                    <a:blip r:embed="rId23"/>
+                    <a:stretch>
+                      <a:fillRect/>
+                    </a:stretch>
+                  </pic:blipFill>
+                  <pic:spPr>
+                    <a:xfrm>
+                      <a:off x="0" y="0"/>
+                      <a:ext cx="5120640" cy="2874363"/>
+                    </a:xfrm>
+                    <a:prstGeom prst="rect"/>
+                  </pic:spPr>
+                </pic:pic>
+              </a:graphicData>
+            </a:graphic>
+          </wp:inline>
+        </w:drawing>
+      </w:r>
+    </w:p>
+    <w:p>
+      <w:pPr>
+        <w:keepNext/>
+        <w:spacing w:after="120" w:line="276" w:lineRule="auto"/>
+        <w:jc w:val="center"/>
         <w:rPr>
           <w:b/>
           <w:bCs/>
@@ -32096,6 +35867,17 @@
           <w:szCs w:val="26"/>
           <w:lang w:val="en-US"/>
         </w:rPr>
+      </w:pPr>
+      <w:r>
+        <w:rPr>
+          <w:b/>
+          <w:bCs/>
+          <w:iCs/>
+          <w:sz w:val="26"/>
+          <w:szCs w:val="26"/>
+          <w:lang w:val="en-US"/>
+        </w:rPr>
+        <w:t xml:space="preserve">Figure 6.1  Class Balance Across the Chronological Splits</w:t>
       </w:r>
     </w:p>
     <w:p>
@@ -33538,94 +37320,6 @@
         <w:t xml:space="preserve"> who left without being flagged.</w:t>
       </w:r>
     </w:p>
-    <w:tbl>
-      <w:tblPr>
-        <w:tblW w:type="auto" w:w="0"/>
-        <w:jc w:val="center"/>
-        <w:tblLayout w:type="fixed"/>
-        <w:tblLook w:firstColumn="1" w:firstRow="1" w:lastColumn="0" w:lastRow="0" w:noHBand="0" w:noVBand="1" w:val="04A0"/>
-        <w:tblBorders>
-          <w:top w:val="none"/>
-          <w:left w:val="none"/>
-          <w:bottom w:val="none"/>
-          <w:right w:val="none"/>
-          <w:insideH w:val="none"/>
-          <w:insideV w:val="none"/>
-        </w:tblBorders>
-      </w:tblPr>
-      <w:tblGrid>
-        <w:gridCol w:w="8712"/>
-      </w:tblGrid>
-      <w:tr>
-        <w:trPr>
-          <w:trHeight w:val="3969"/>
-          <w:cantSplit/>
-        </w:trPr>
-        <w:tc>
-          <w:tcPr>
-            <w:tcW w:type="dxa" w:w="8712"/>
-            <w:tcBorders>
-              <w:top w:val="single" w:sz="6" w:space="0" w:color="A6A6A6"/>
-              <w:left w:val="single" w:sz="6" w:space="0" w:color="A6A6A6"/>
-              <w:bottom w:val="single" w:sz="6" w:space="0" w:color="A6A6A6"/>
-              <w:right w:val="single" w:sz="6" w:space="0" w:color="A6A6A6"/>
-            </w:tcBorders>
-            <w:vAlign w:val="center"/>
-          </w:tcPr>
-          <w:p>
-            <w:pPr>
-              <w:keepNext/>
-              <w:jc w:val="center"/>
-            </w:pPr>
-            <w:r>
-              <w:rPr>
-                <w:rFonts w:ascii="Times New Roman" w:hAnsi="Times New Roman"/>
-                <w:i/>
-                <w:color w:val="7F7F7F"/>
-                <w:sz w:val="20"/>
-              </w:rPr>
-              <w:t>FIGURE PLACEHOLDER — Precision–recall curves for all four models on the test split: recall on the x-axis, precision on the y-axis, one line per model with PR-AUC in the legend, and a horizontal dashed line at the 0.039 positive-rate baseline. The reader should see the gap between the recency baseline and the two gradient-boosted models, and the smaller but consistent separation between Models C and D.</w:t>
-            </w:r>
-          </w:p>
-        </w:tc>
-      </w:tr>
-      <w:tr>
-        <w:trPr>
-          <w:cantSplit/>
-        </w:trPr>
-        <w:tc>
-          <w:tcPr>
-            <w:tcW w:type="dxa" w:w="8712"/>
-          </w:tcPr>
-          <w:p>
-            <w:pPr>
-              <w:keepNext/>
-              <w:spacing w:after="120" w:line="276" w:lineRule="auto"/>
-              <w:jc w:val="center"/>
-              <w:rPr>
-                <w:b/>
-                <w:bCs/>
-                <w:iCs/>
-                <w:sz w:val="26"/>
-                <w:szCs w:val="26"/>
-                <w:lang w:val="en-US"/>
-              </w:rPr>
-            </w:pPr>
-            <w:r>
-              <w:rPr>
-                <w:b/>
-                <w:bCs/>
-                <w:iCs/>
-                <w:sz w:val="26"/>
-                <w:szCs w:val="26"/>
-                <w:lang w:val="en-US"/>
-              </w:rPr>
-              <w:t xml:space="preserve">Figure 6.2  Precision–Recall Curves for Models A–D</w:t>
-            </w:r>
-          </w:p>
-        </w:tc>
-      </w:tr>
-    </w:tbl>
     <w:p>
       <w:pPr>
         <w:keepNext/>
@@ -33641,6 +37335,45 @@
         </w:rPr>
       </w:pPr>
       <w:r>
+        <w:drawing>
+          <wp:inline xmlns:a="http://schemas.openxmlformats.org/drawingml/2006/main" xmlns:pic="http://schemas.openxmlformats.org/drawingml/2006/picture">
+            <wp:extent cx="4937760" cy="3121858"/>
+            <wp:docPr id="36" name="Picture 36"/>
+            <wp:cNvGraphicFramePr>
+              <a:graphicFrameLocks noChangeAspect="1"/>
+            </wp:cNvGraphicFramePr>
+            <a:graphic>
+              <a:graphicData uri="http://schemas.openxmlformats.org/drawingml/2006/picture">
+                <pic:pic>
+                  <pic:nvPicPr>
+                    <pic:cNvPr id="0" name="fig_pr_curves.png"/>
+                    <pic:cNvPicPr/>
+                  </pic:nvPicPr>
+                  <pic:blipFill>
+                    <a:blip r:embed="rId24"/>
+                    <a:stretch>
+                      <a:fillRect/>
+                    </a:stretch>
+                  </pic:blipFill>
+                  <pic:spPr>
+                    <a:xfrm>
+                      <a:off x="0" y="0"/>
+                      <a:ext cx="4937760" cy="3121858"/>
+                    </a:xfrm>
+                    <a:prstGeom prst="rect"/>
+                  </pic:spPr>
+                </pic:pic>
+              </a:graphicData>
+            </a:graphic>
+          </wp:inline>
+        </w:drawing>
+      </w:r>
+    </w:p>
+    <w:p>
+      <w:pPr>
+        <w:keepNext/>
+        <w:spacing w:after="120" w:line="276" w:lineRule="auto"/>
+        <w:jc w:val="center"/>
         <w:rPr>
           <w:b/>
           <w:bCs/>
@@ -33649,101 +37382,8 @@
           <w:szCs w:val="26"/>
           <w:lang w:val="en-US"/>
         </w:rPr>
-      </w:r>
-    </w:p>
-    <w:tbl>
-      <w:tblPr>
-        <w:tblW w:type="auto" w:w="0"/>
-        <w:jc w:val="center"/>
-        <w:tblLayout w:type="fixed"/>
-        <w:tblLook w:firstColumn="1" w:firstRow="1" w:lastColumn="0" w:lastRow="0" w:noHBand="0" w:noVBand="1" w:val="04A0"/>
-        <w:tblBorders>
-          <w:top w:val="none"/>
-          <w:left w:val="none"/>
-          <w:bottom w:val="none"/>
-          <w:right w:val="none"/>
-          <w:insideH w:val="none"/>
-          <w:insideV w:val="none"/>
-        </w:tblBorders>
-      </w:tblPr>
-      <w:tblGrid>
-        <w:gridCol w:w="8712"/>
-      </w:tblGrid>
-      <w:tr>
-        <w:trPr>
-          <w:trHeight w:val="3969"/>
-          <w:cantSplit/>
-        </w:trPr>
-        <w:tc>
-          <w:tcPr>
-            <w:tcW w:type="dxa" w:w="8712"/>
-            <w:tcBorders>
-              <w:top w:val="single" w:sz="6" w:space="0" w:color="A6A6A6"/>
-              <w:left w:val="single" w:sz="6" w:space="0" w:color="A6A6A6"/>
-              <w:bottom w:val="single" w:sz="6" w:space="0" w:color="A6A6A6"/>
-              <w:right w:val="single" w:sz="6" w:space="0" w:color="A6A6A6"/>
-            </w:tcBorders>
-            <w:vAlign w:val="center"/>
-          </w:tcPr>
-          <w:p>
-            <w:pPr>
-              <w:keepNext/>
-              <w:jc w:val="center"/>
-            </w:pPr>
-            <w:r>
-              <w:rPr>
-                <w:rFonts w:ascii="Times New Roman" w:hAnsi="Times New Roman"/>
-                <w:i/>
-                <w:color w:val="7F7F7F"/>
-                <w:sz w:val="20"/>
-              </w:rPr>
-              <w:t>FIGURE PLACEHOLDER — A 2×2 confusion matrix heatmap for Model D on the test split at threshold 0.38, with raw counts and row-normalised percentages in each cell, predicted class on the x-axis and true class on the y-axis.</w:t>
-            </w:r>
-          </w:p>
-        </w:tc>
-      </w:tr>
-      <w:tr>
-        <w:trPr>
-          <w:cantSplit/>
-        </w:trPr>
-        <w:tc>
-          <w:tcPr>
-            <w:tcW w:type="dxa" w:w="8712"/>
-          </w:tcPr>
-          <w:p>
-            <w:pPr>
-              <w:keepNext/>
-              <w:spacing w:after="120" w:line="276" w:lineRule="auto"/>
-              <w:jc w:val="center"/>
-              <w:rPr>
-                <w:b/>
-                <w:bCs/>
-                <w:iCs/>
-                <w:sz w:val="26"/>
-                <w:szCs w:val="26"/>
-                <w:lang w:val="en-US"/>
-              </w:rPr>
-            </w:pPr>
-            <w:r>
-              <w:rPr>
-                <w:b/>
-                <w:bCs/>
-                <w:iCs/>
-                <w:sz w:val="26"/>
-                <w:szCs w:val="26"/>
-                <w:lang w:val="en-US"/>
-              </w:rPr>
-              <w:t xml:space="preserve">Figure 6.3  Confusion Matrix for Model D at the Frozen Threshold</w:t>
-            </w:r>
-          </w:p>
-        </w:tc>
-      </w:tr>
-    </w:tbl>
-    <w:p>
-      <w:pPr>
-        <w:keepNext/>
-        <w:spacing w:after="120" w:line="276" w:lineRule="auto"/>
-        <w:jc w:val="center"/>
+      </w:pPr>
+      <w:r>
         <w:rPr>
           <w:b/>
           <w:bCs/>
@@ -33752,8 +37392,14 @@
           <w:szCs w:val="26"/>
           <w:lang w:val="en-US"/>
         </w:rPr>
-      </w:pPr>
-      <w:r>
+        <w:t xml:space="preserve">Figure 6.2  Precision–Recall Curves for Models A–D</w:t>
+      </w:r>
+    </w:p>
+    <w:p>
+      <w:pPr>
+        <w:keepNext/>
+        <w:spacing w:after="120" w:line="276" w:lineRule="auto"/>
+        <w:jc w:val="center"/>
         <w:rPr>
           <w:b/>
           <w:bCs/>
@@ -33762,155 +37408,42 @@
           <w:szCs w:val="26"/>
           <w:lang w:val="en-US"/>
         </w:rPr>
-      </w:r>
-    </w:p>
-    <w:p>
-      <w:pPr>
-        <w:keepNext/>
-        <w:keepLines/>
-        <w:spacing w:after="160" w:line="360" w:lineRule="auto"/>
-        <w:jc w:val="both"/>
-        <w:rPr>
-          <w:color w:val="000000" w:themeColor="text1"/>
-          <w:sz w:val="28"/>
-          <w:szCs w:val="28"/>
-          <w:lang w:val="en-US"/>
-          <w14:textFill>
-            <w14:solidFill>
-              <w14:schemeClr w14:val="tx1"/>
-            </w14:solidFill>
-          </w14:textFill>
-        </w:rPr>
-      </w:pPr>
-      <w:r>
-        <w:rPr>
-          <w:color w:val="000000" w:themeColor="text1"/>
-          <w:sz w:val="28"/>
-          <w:szCs w:val="28"/>
-          <w14:textFill>
-            <w14:solidFill>
-              <w14:schemeClr w14:val="tx1"/>
-            </w14:solidFill>
-          </w14:textFill>
-        </w:rPr>
-        <w:t xml:space="preserve">Figure 6.4 is the SHAP beeswarm over the test split and Figure 6.5 a waterfall for a single high-risk merchant. Ranked by mean absolute SHAP value, the global ordering is </w:t>
-      </w:r>
-      <w:r>
-        <w:rPr>
-          <w:rStyle w:val="DraftValue"/>
-          <w:color w:val="000000" w:themeColor="text1"/>
-          <w:sz w:val="28"/>
-          <w:szCs w:val="28"/>
-          <w14:textFill>
-            <w14:solidFill>
-              <w14:schemeClr w14:val="tx1"/>
-            </w14:solidFill>
-          </w14:textFill>
-        </w:rPr>
-        <w:t xml:space="preserve">recency_days, frequency_change, tx_count_30d, failure_rate_change, failure_rate_30d, monetary_change, tx_count_90d and tenure_days</w:t>
-      </w:r>
-      <w:r>
-        <w:rPr>
-          <w:color w:val="000000" w:themeColor="text1"/>
-          <w:sz w:val="28"/>
-          <w:szCs w:val="28"/>
-          <w14:textFill>
-            <w14:solidFill>
-              <w14:schemeClr w14:val="tx1"/>
-            </w14:solidFill>
-          </w14:textFill>
-        </w:rPr>
-        <w:t xml:space="preserve">, with the remaining features contributing little.</w:t>
-      </w:r>
-    </w:p>
-    <w:tbl>
-      <w:tblPr>
-        <w:tblW w:type="auto" w:w="0"/>
-        <w:jc w:val="center"/>
-        <w:tblLayout w:type="fixed"/>
-        <w:tblLook w:firstColumn="1" w:firstRow="1" w:lastColumn="0" w:lastRow="0" w:noHBand="0" w:noVBand="1" w:val="04A0"/>
-        <w:tblBorders>
-          <w:top w:val="none"/>
-          <w:left w:val="none"/>
-          <w:bottom w:val="none"/>
-          <w:right w:val="none"/>
-          <w:insideH w:val="none"/>
-          <w:insideV w:val="none"/>
-        </w:tblBorders>
-      </w:tblPr>
-      <w:tblGrid>
-        <w:gridCol w:w="8712"/>
-      </w:tblGrid>
-      <w:tr>
-        <w:trPr>
-          <w:trHeight w:val="3969"/>
-          <w:cantSplit/>
-        </w:trPr>
-        <w:tc>
-          <w:tcPr>
-            <w:tcW w:type="dxa" w:w="8712"/>
-            <w:tcBorders>
-              <w:top w:val="single" w:sz="6" w:space="0" w:color="A6A6A6"/>
-              <w:left w:val="single" w:sz="6" w:space="0" w:color="A6A6A6"/>
-              <w:bottom w:val="single" w:sz="6" w:space="0" w:color="A6A6A6"/>
-              <w:right w:val="single" w:sz="6" w:space="0" w:color="A6A6A6"/>
-            </w:tcBorders>
-            <w:vAlign w:val="center"/>
-          </w:tcPr>
-          <w:p>
-            <w:pPr>
-              <w:keepNext/>
-              <w:jc w:val="center"/>
-            </w:pPr>
-            <w:r>
-              <w:rPr>
-                <w:rFonts w:ascii="Times New Roman" w:hAnsi="Times New Roman"/>
-                <w:i/>
-                <w:color w:val="7F7F7F"/>
-                <w:sz w:val="20"/>
-              </w:rPr>
-              <w:t>FIGURE PLACEHOLDER — SHAP beeswarm over the test split, features ordered by mean absolute SHAP value, one point per snapshot coloured by feature value. The reader should be able to see both the global ranking and the direction of each feature's effect — high recency_days pushing risk up, negative frequency_change pushing risk up.</w:t>
-            </w:r>
-          </w:p>
-        </w:tc>
-      </w:tr>
-      <w:tr>
-        <w:trPr>
-          <w:cantSplit/>
-        </w:trPr>
-        <w:tc>
-          <w:tcPr>
-            <w:tcW w:type="dxa" w:w="8712"/>
-          </w:tcPr>
-          <w:p>
-            <w:pPr>
-              <w:keepNext/>
-              <w:spacing w:after="120" w:line="276" w:lineRule="auto"/>
-              <w:jc w:val="center"/>
-              <w:rPr>
-                <w:b/>
-                <w:bCs/>
-                <w:iCs/>
-                <w:sz w:val="26"/>
-                <w:szCs w:val="26"/>
-                <w:lang w:val="en-US"/>
-              </w:rPr>
-            </w:pPr>
-            <w:r>
-              <w:rPr>
-                <w:b/>
-                <w:bCs/>
-                <w:iCs/>
-                <w:sz w:val="26"/>
-                <w:szCs w:val="26"/>
-                <w:lang w:val="en-US"/>
-              </w:rPr>
-              <w:t xml:space="preserve">Figure 6.4  SHAP Summary (Beeswarm) for Model D</w:t>
-            </w:r>
-          </w:p>
-        </w:tc>
-      </w:tr>
-    </w:tbl>
+      </w:pPr>
+      <w:r>
+        <w:drawing>
+          <wp:inline xmlns:a="http://schemas.openxmlformats.org/drawingml/2006/main" xmlns:pic="http://schemas.openxmlformats.org/drawingml/2006/picture">
+            <wp:extent cx="4206240" cy="2551326"/>
+            <wp:docPr id="37" name="Picture 37"/>
+            <wp:cNvGraphicFramePr>
+              <a:graphicFrameLocks noChangeAspect="1"/>
+            </wp:cNvGraphicFramePr>
+            <a:graphic>
+              <a:graphicData uri="http://schemas.openxmlformats.org/drawingml/2006/picture">
+                <pic:pic>
+                  <pic:nvPicPr>
+                    <pic:cNvPr id="0" name="fig_confusion_matrix.png"/>
+                    <pic:cNvPicPr/>
+                  </pic:nvPicPr>
+                  <pic:blipFill>
+                    <a:blip r:embed="rId25"/>
+                    <a:stretch>
+                      <a:fillRect/>
+                    </a:stretch>
+                  </pic:blipFill>
+                  <pic:spPr>
+                    <a:xfrm>
+                      <a:off x="0" y="0"/>
+                      <a:ext cx="4206240" cy="2551326"/>
+                    </a:xfrm>
+                    <a:prstGeom prst="rect"/>
+                  </pic:spPr>
+                </pic:pic>
+              </a:graphicData>
+            </a:graphic>
+          </wp:inline>
+        </w:drawing>
+      </w:r>
+    </w:p>
     <w:p>
       <w:pPr>
         <w:keepNext/>
@@ -33934,96 +37467,68 @@
           <w:szCs w:val="26"/>
           <w:lang w:val="en-US"/>
         </w:rPr>
-      </w:r>
-    </w:p>
-    <w:tbl>
-      <w:tblPr>
-        <w:tblW w:type="auto" w:w="0"/>
-        <w:jc w:val="center"/>
-        <w:tblLayout w:type="fixed"/>
-        <w:tblLook w:firstColumn="1" w:firstRow="1" w:lastColumn="0" w:lastRow="0" w:noHBand="0" w:noVBand="1" w:val="04A0"/>
-        <w:tblBorders>
-          <w:top w:val="none"/>
-          <w:left w:val="none"/>
-          <w:bottom w:val="none"/>
-          <w:right w:val="none"/>
-          <w:insideH w:val="none"/>
-          <w:insideV w:val="none"/>
-        </w:tblBorders>
-      </w:tblPr>
-      <w:tblGrid>
-        <w:gridCol w:w="8712"/>
-      </w:tblGrid>
-      <w:tr>
-        <w:trPr>
-          <w:trHeight w:val="3969"/>
-          <w:cantSplit/>
-        </w:trPr>
-        <w:tc>
-          <w:tcPr>
-            <w:tcW w:type="dxa" w:w="8712"/>
-            <w:tcBorders>
-              <w:top w:val="single" w:sz="6" w:space="0" w:color="A6A6A6"/>
-              <w:left w:val="single" w:sz="6" w:space="0" w:color="A6A6A6"/>
-              <w:bottom w:val="single" w:sz="6" w:space="0" w:color="A6A6A6"/>
-              <w:right w:val="single" w:sz="6" w:space="0" w:color="A6A6A6"/>
-            </w:tcBorders>
-            <w:vAlign w:val="center"/>
-          </w:tcPr>
-          <w:p>
-            <w:pPr>
-              <w:keepNext/>
-              <w:jc w:val="center"/>
-            </w:pPr>
-            <w:r>
-              <w:rPr>
-                <w:rFonts w:ascii="Times New Roman" w:hAnsi="Times New Roman"/>
-                <w:i/>
-                <w:color w:val="7F7F7F"/>
-                <w:sz w:val="20"/>
-              </w:rPr>
-              <w:t>FIGURE PLACEHOLDER — SHAP waterfall plot for a single high-risk test snapshot, from the base value to the final score, showing each feature's signed contribution. Use the same merchant as Figures 5.2 and 5.3 so the explanation in the API response can be traced back to this plot.</w:t>
-            </w:r>
-          </w:p>
-        </w:tc>
-      </w:tr>
-      <w:tr>
-        <w:trPr>
-          <w:cantSplit/>
-        </w:trPr>
-        <w:tc>
-          <w:tcPr>
-            <w:tcW w:type="dxa" w:w="8712"/>
-          </w:tcPr>
-          <w:p>
-            <w:pPr>
-              <w:keepNext/>
-              <w:spacing w:after="120" w:line="276" w:lineRule="auto"/>
-              <w:jc w:val="center"/>
-              <w:rPr>
-                <w:b/>
-                <w:bCs/>
-                <w:iCs/>
-                <w:sz w:val="26"/>
-                <w:szCs w:val="26"/>
-                <w:lang w:val="en-US"/>
-              </w:rPr>
-            </w:pPr>
-            <w:r>
-              <w:rPr>
-                <w:b/>
-                <w:bCs/>
-                <w:iCs/>
-                <w:sz w:val="26"/>
-                <w:szCs w:val="26"/>
-                <w:lang w:val="en-US"/>
-              </w:rPr>
-              <w:t xml:space="preserve">Figure 6.5  SHAP Waterfall for One High-Risk Merchant</w:t>
-            </w:r>
-          </w:p>
-        </w:tc>
-      </w:tr>
-    </w:tbl>
+        <w:t xml:space="preserve">Figure 6.3  Confusion Matrix for Model D at the Frozen Threshold</w:t>
+      </w:r>
+    </w:p>
+    <w:p>
+      <w:pPr>
+        <w:keepNext/>
+        <w:keepLines/>
+        <w:spacing w:after="160" w:line="360" w:lineRule="auto"/>
+        <w:jc w:val="both"/>
+        <w:rPr>
+          <w:color w:val="000000" w:themeColor="text1"/>
+          <w:sz w:val="28"/>
+          <w:szCs w:val="28"/>
+          <w:lang w:val="en-US"/>
+          <w14:textFill>
+            <w14:solidFill>
+              <w14:schemeClr w14:val="tx1"/>
+            </w14:solidFill>
+          </w14:textFill>
+        </w:rPr>
+      </w:pPr>
+      <w:r>
+        <w:rPr>
+          <w:color w:val="000000" w:themeColor="text1"/>
+          <w:sz w:val="28"/>
+          <w:szCs w:val="28"/>
+          <w14:textFill>
+            <w14:solidFill>
+              <w14:schemeClr w14:val="tx1"/>
+            </w14:solidFill>
+          </w14:textFill>
+        </w:rPr>
+        <w:t xml:space="preserve">Figure 6.4 is the SHAP beeswarm over the test split and Figure 6.5 a waterfall for a single high-risk merchant. Ranked by mean absolute SHAP value, the global ordering is </w:t>
+      </w:r>
+      <w:r>
+        <w:rPr>
+          <w:rStyle w:val="DraftValue"/>
+          <w:color w:val="000000" w:themeColor="text1"/>
+          <w:sz w:val="28"/>
+          <w:szCs w:val="28"/>
+          <w14:textFill>
+            <w14:solidFill>
+              <w14:schemeClr w14:val="tx1"/>
+            </w14:solidFill>
+          </w14:textFill>
+        </w:rPr>
+        <w:t xml:space="preserve">recency_days, frequency_change, tx_count_30d, failure_rate_change, failure_rate_30d, monetary_change, tx_count_90d and tenure_days</w:t>
+      </w:r>
+      <w:r>
+        <w:rPr>
+          <w:color w:val="000000" w:themeColor="text1"/>
+          <w:sz w:val="28"/>
+          <w:szCs w:val="28"/>
+          <w14:textFill>
+            <w14:solidFill>
+              <w14:schemeClr w14:val="tx1"/>
+            </w14:solidFill>
+          </w14:textFill>
+        </w:rPr>
+        <w:t xml:space="preserve">, with the remaining features contributing little.</w:t>
+      </w:r>
+    </w:p>
     <w:p>
       <w:pPr>
         <w:keepNext/>
@@ -34039,6 +37544,45 @@
         </w:rPr>
       </w:pPr>
       <w:r>
+        <w:drawing>
+          <wp:inline xmlns:a="http://schemas.openxmlformats.org/drawingml/2006/main" xmlns:pic="http://schemas.openxmlformats.org/drawingml/2006/picture">
+            <wp:extent cx="5212080" cy="2891216"/>
+            <wp:docPr id="38" name="Picture 38"/>
+            <wp:cNvGraphicFramePr>
+              <a:graphicFrameLocks noChangeAspect="1"/>
+            </wp:cNvGraphicFramePr>
+            <a:graphic>
+              <a:graphicData uri="http://schemas.openxmlformats.org/drawingml/2006/picture">
+                <pic:pic>
+                  <pic:nvPicPr>
+                    <pic:cNvPr id="0" name="fig_shap_beeswarm.png"/>
+                    <pic:cNvPicPr/>
+                  </pic:nvPicPr>
+                  <pic:blipFill>
+                    <a:blip r:embed="rId26"/>
+                    <a:stretch>
+                      <a:fillRect/>
+                    </a:stretch>
+                  </pic:blipFill>
+                  <pic:spPr>
+                    <a:xfrm>
+                      <a:off x="0" y="0"/>
+                      <a:ext cx="5212080" cy="2891216"/>
+                    </a:xfrm>
+                    <a:prstGeom prst="rect"/>
+                  </pic:spPr>
+                </pic:pic>
+              </a:graphicData>
+            </a:graphic>
+          </wp:inline>
+        </w:drawing>
+      </w:r>
+    </w:p>
+    <w:p>
+      <w:pPr>
+        <w:keepNext/>
+        <w:spacing w:after="120" w:line="276" w:lineRule="auto"/>
+        <w:jc w:val="center"/>
         <w:rPr>
           <w:b/>
           <w:bCs/>
@@ -34047,6 +37591,92 @@
           <w:szCs w:val="26"/>
           <w:lang w:val="en-US"/>
         </w:rPr>
+      </w:pPr>
+      <w:r>
+        <w:rPr>
+          <w:b/>
+          <w:bCs/>
+          <w:iCs/>
+          <w:sz w:val="26"/>
+          <w:szCs w:val="26"/>
+          <w:lang w:val="en-US"/>
+        </w:rPr>
+        <w:t xml:space="preserve">Figure 6.4  SHAP Summary (Beeswarm) for Model D</w:t>
+      </w:r>
+    </w:p>
+    <w:p>
+      <w:pPr>
+        <w:keepNext/>
+        <w:spacing w:after="120" w:line="276" w:lineRule="auto"/>
+        <w:jc w:val="center"/>
+        <w:rPr>
+          <w:b/>
+          <w:bCs/>
+          <w:iCs/>
+          <w:sz w:val="26"/>
+          <w:szCs w:val="26"/>
+          <w:lang w:val="en-US"/>
+        </w:rPr>
+      </w:pPr>
+      <w:r>
+        <w:drawing>
+          <wp:inline xmlns:a="http://schemas.openxmlformats.org/drawingml/2006/main" xmlns:pic="http://schemas.openxmlformats.org/drawingml/2006/picture">
+            <wp:extent cx="5212080" cy="2739281"/>
+            <wp:docPr id="39" name="Picture 39"/>
+            <wp:cNvGraphicFramePr>
+              <a:graphicFrameLocks noChangeAspect="1"/>
+            </wp:cNvGraphicFramePr>
+            <a:graphic>
+              <a:graphicData uri="http://schemas.openxmlformats.org/drawingml/2006/picture">
+                <pic:pic>
+                  <pic:nvPicPr>
+                    <pic:cNvPr id="0" name="fig_shap_waterfall.png"/>
+                    <pic:cNvPicPr/>
+                  </pic:nvPicPr>
+                  <pic:blipFill>
+                    <a:blip r:embed="rId27"/>
+                    <a:stretch>
+                      <a:fillRect/>
+                    </a:stretch>
+                  </pic:blipFill>
+                  <pic:spPr>
+                    <a:xfrm>
+                      <a:off x="0" y="0"/>
+                      <a:ext cx="5212080" cy="2739281"/>
+                    </a:xfrm>
+                    <a:prstGeom prst="rect"/>
+                  </pic:spPr>
+                </pic:pic>
+              </a:graphicData>
+            </a:graphic>
+          </wp:inline>
+        </w:drawing>
+      </w:r>
+    </w:p>
+    <w:p>
+      <w:pPr>
+        <w:keepNext/>
+        <w:spacing w:after="120" w:line="276" w:lineRule="auto"/>
+        <w:jc w:val="center"/>
+        <w:rPr>
+          <w:b/>
+          <w:bCs/>
+          <w:iCs/>
+          <w:sz w:val="26"/>
+          <w:szCs w:val="26"/>
+          <w:lang w:val="en-US"/>
+        </w:rPr>
+      </w:pPr>
+      <w:r>
+        <w:rPr>
+          <w:b/>
+          <w:bCs/>
+          <w:iCs/>
+          <w:sz w:val="26"/>
+          <w:szCs w:val="26"/>
+          <w:lang w:val="en-US"/>
+        </w:rPr>
+        <w:t xml:space="preserve">Figure 6.5  SHAP Waterfall for One High-Risk Merchant</w:t>
       </w:r>
     </w:p>
     <w:p>
@@ -36677,7 +40307,7 @@
             </w14:solidFill>
           </w14:textFill>
         </w:rPr>
-        <w:t xml:space="preserve">CO1 – Data preprocessing and feature engineering: a reproducible pipeline turning a raw payment ledger into thirteen leakage-safe temporal features over a 90-day window, with missing comparison periods preserved rather than imputed, Sections 4.3 and 5.1 and Code 5.1.</w:t>
+        <w:t xml:space="preserve">CO1 – Data preprocessing and feature engineering: a reproducible pipeline turning a raw payment ledger into twelve leakage-safe temporal features over a 90-day window, with missing comparison periods preserved rather than imputed, Sections 4.3 and 5.1 and Code 5.1.</w:t>
       </w:r>
     </w:p>
     <w:p>
@@ -38671,6 +42301,903 @@
     <w:p>
       <w:pPr>
         <w:keepNext/>
+        <w:keepLines/>
+        <w:pBdr>
+          <w:top w:val="single" w:color="808080" w:sz="6" w:space="4"/>
+          <w:left w:val="single" w:color="808080" w:sz="6" w:space="6"/>
+          <w:bottom w:val="single" w:color="808080" w:sz="6" w:space="4"/>
+          <w:right w:val="single" w:color="808080" w:sz="6" w:space="6"/>
+        </w:pBdr>
+        <w:shd w:val="clear" w:color="auto" w:fill="F2F2F2"/>
+        <w:ind w:left="360"/>
+        <w:rPr>
+          <w:color w:val="000000" w:themeColor="text1"/>
+          <w:sz w:val="28"/>
+          <w:szCs w:val="28"/>
+          <w:lang w:val="en-US"/>
+          <w14:textFill>
+            <w14:solidFill>
+              <w14:schemeClr w14:val="tx1"/>
+            </w14:solidFill>
+          </w14:textFill>
+        </w:rPr>
+      </w:pPr>
+      <w:r>
+        <w:rPr>
+          <w:rFonts w:ascii="Consolas" w:hAnsi="Consolas"/>
+          <w:color w:val="000000" w:themeColor="text1"/>
+          <w:sz w:val="18"/>
+          <w:szCs w:val="28"/>
+          <w14:textFill>
+            <w14:solidFill>
+              <w14:schemeClr w14:val="tx1"/>
+            </w14:solidFill>
+          </w14:textFill>
+        </w:rPr>
+        <w:t xml:space="preserve">vault-api/</w:t>
+      </w:r>
+    </w:p>
+    <w:p>
+      <w:pPr>
+        <w:keepNext/>
+        <w:keepLines/>
+        <w:pBdr>
+          <w:top w:val="single" w:color="808080" w:sz="6" w:space="4"/>
+          <w:left w:val="single" w:color="808080" w:sz="6" w:space="6"/>
+          <w:bottom w:val="single" w:color="808080" w:sz="6" w:space="4"/>
+          <w:right w:val="single" w:color="808080" w:sz="6" w:space="6"/>
+        </w:pBdr>
+        <w:shd w:val="clear" w:color="auto" w:fill="F2F2F2"/>
+        <w:ind w:left="360"/>
+        <w:rPr>
+          <w:color w:val="000000" w:themeColor="text1"/>
+          <w:sz w:val="28"/>
+          <w:szCs w:val="28"/>
+          <w:lang w:val="en-US"/>
+          <w14:textFill>
+            <w14:solidFill>
+              <w14:schemeClr w14:val="tx1"/>
+            </w14:solidFill>
+          </w14:textFill>
+        </w:rPr>
+      </w:pPr>
+      <w:r>
+        <w:rPr>
+          <w:rFonts w:ascii="Consolas" w:hAnsi="Consolas"/>
+          <w:color w:val="000000" w:themeColor="text1"/>
+          <w:sz w:val="18"/>
+          <w:szCs w:val="28"/>
+          <w14:textFill>
+            <w14:solidFill>
+              <w14:schemeClr w14:val="tx1"/>
+            </w14:solidFill>
+          </w14:textFill>
+        </w:rPr>
+        <w:t xml:space="preserve">├── app/</w:t>
+      </w:r>
+    </w:p>
+    <w:p>
+      <w:pPr>
+        <w:keepNext/>
+        <w:keepLines/>
+        <w:pBdr>
+          <w:top w:val="single" w:color="808080" w:sz="6" w:space="4"/>
+          <w:left w:val="single" w:color="808080" w:sz="6" w:space="6"/>
+          <w:bottom w:val="single" w:color="808080" w:sz="6" w:space="4"/>
+          <w:right w:val="single" w:color="808080" w:sz="6" w:space="6"/>
+        </w:pBdr>
+        <w:shd w:val="clear" w:color="auto" w:fill="F2F2F2"/>
+        <w:ind w:left="360"/>
+        <w:rPr>
+          <w:color w:val="000000" w:themeColor="text1"/>
+          <w:sz w:val="28"/>
+          <w:szCs w:val="28"/>
+          <w:lang w:val="en-US"/>
+          <w14:textFill>
+            <w14:solidFill>
+              <w14:schemeClr w14:val="tx1"/>
+            </w14:solidFill>
+          </w14:textFill>
+        </w:rPr>
+      </w:pPr>
+      <w:r>
+        <w:rPr>
+          <w:rFonts w:ascii="Consolas" w:hAnsi="Consolas"/>
+          <w:color w:val="000000" w:themeColor="text1"/>
+          <w:sz w:val="18"/>
+          <w:szCs w:val="28"/>
+          <w14:textFill>
+            <w14:solidFill>
+              <w14:schemeClr w14:val="tx1"/>
+            </w14:solidFill>
+          </w14:textFill>
+        </w:rPr>
+        <w:t xml:space="preserve">│   ├── api/routes/      health.py  merchants.py  payments.py  analytics.py</w:t>
+      </w:r>
+    </w:p>
+    <w:p>
+      <w:pPr>
+        <w:keepNext/>
+        <w:keepLines/>
+        <w:pBdr>
+          <w:top w:val="single" w:color="808080" w:sz="6" w:space="4"/>
+          <w:left w:val="single" w:color="808080" w:sz="6" w:space="6"/>
+          <w:bottom w:val="single" w:color="808080" w:sz="6" w:space="4"/>
+          <w:right w:val="single" w:color="808080" w:sz="6" w:space="6"/>
+        </w:pBdr>
+        <w:shd w:val="clear" w:color="auto" w:fill="F2F2F2"/>
+        <w:ind w:left="360"/>
+        <w:rPr>
+          <w:color w:val="000000" w:themeColor="text1"/>
+          <w:sz w:val="28"/>
+          <w:szCs w:val="28"/>
+          <w:lang w:val="en-US"/>
+          <w14:textFill>
+            <w14:solidFill>
+              <w14:schemeClr w14:val="tx1"/>
+            </w14:solidFill>
+          </w14:textFill>
+        </w:rPr>
+      </w:pPr>
+      <w:r>
+        <w:rPr>
+          <w:rFonts w:ascii="Consolas" w:hAnsi="Consolas"/>
+          <w:color w:val="000000" w:themeColor="text1"/>
+          <w:sz w:val="18"/>
+          <w:szCs w:val="28"/>
+          <w14:textFill>
+            <w14:solidFill>
+              <w14:schemeClr w14:val="tx1"/>
+            </w14:solidFill>
+          </w14:textFill>
+        </w:rPr>
+        <w:t xml:space="preserve">│   ├── core/            config.py</w:t>
+      </w:r>
+    </w:p>
+    <w:p>
+      <w:pPr>
+        <w:keepNext/>
+        <w:keepLines/>
+        <w:pBdr>
+          <w:top w:val="single" w:color="808080" w:sz="6" w:space="4"/>
+          <w:left w:val="single" w:color="808080" w:sz="6" w:space="6"/>
+          <w:bottom w:val="single" w:color="808080" w:sz="6" w:space="4"/>
+          <w:right w:val="single" w:color="808080" w:sz="6" w:space="6"/>
+        </w:pBdr>
+        <w:shd w:val="clear" w:color="auto" w:fill="F2F2F2"/>
+        <w:ind w:left="360"/>
+        <w:rPr>
+          <w:color w:val="000000" w:themeColor="text1"/>
+          <w:sz w:val="28"/>
+          <w:szCs w:val="28"/>
+          <w:lang w:val="en-US"/>
+          <w14:textFill>
+            <w14:solidFill>
+              <w14:schemeClr w14:val="tx1"/>
+            </w14:solidFill>
+          </w14:textFill>
+        </w:rPr>
+      </w:pPr>
+      <w:r>
+        <w:rPr>
+          <w:rFonts w:ascii="Consolas" w:hAnsi="Consolas"/>
+          <w:color w:val="000000" w:themeColor="text1"/>
+          <w:sz w:val="18"/>
+          <w:szCs w:val="28"/>
+          <w14:textFill>
+            <w14:solidFill>
+              <w14:schemeClr w14:val="tx1"/>
+            </w14:solidFill>
+          </w14:textFill>
+        </w:rPr>
+        <w:t xml:space="preserve">│   ├── db/models/       merchant.py  payment.py  idempotency.py</w:t>
+      </w:r>
+    </w:p>
+    <w:p>
+      <w:pPr>
+        <w:keepNext/>
+        <w:keepLines/>
+        <w:pBdr>
+          <w:top w:val="single" w:color="808080" w:sz="6" w:space="4"/>
+          <w:left w:val="single" w:color="808080" w:sz="6" w:space="6"/>
+          <w:bottom w:val="single" w:color="808080" w:sz="6" w:space="4"/>
+          <w:right w:val="single" w:color="808080" w:sz="6" w:space="6"/>
+        </w:pBdr>
+        <w:shd w:val="clear" w:color="auto" w:fill="F2F2F2"/>
+        <w:ind w:left="360"/>
+        <w:rPr>
+          <w:color w:val="000000" w:themeColor="text1"/>
+          <w:sz w:val="28"/>
+          <w:szCs w:val="28"/>
+          <w:lang w:val="en-US"/>
+          <w14:textFill>
+            <w14:solidFill>
+              <w14:schemeClr w14:val="tx1"/>
+            </w14:solidFill>
+          </w14:textFill>
+        </w:rPr>
+      </w:pPr>
+      <w:r>
+        <w:rPr>
+          <w:rFonts w:ascii="Consolas" w:hAnsi="Consolas"/>
+          <w:color w:val="000000" w:themeColor="text1"/>
+          <w:sz w:val="18"/>
+          <w:szCs w:val="28"/>
+          <w14:textFill>
+            <w14:solidFill>
+              <w14:schemeClr w14:val="tx1"/>
+            </w14:solidFill>
+          </w14:textFill>
+        </w:rPr>
+        <w:t xml:space="preserve">│   ├── schemas/         merchant.py  payment.py  analytics.py</w:t>
+      </w:r>
+    </w:p>
+    <w:p>
+      <w:pPr>
+        <w:keepNext/>
+        <w:keepLines/>
+        <w:pBdr>
+          <w:top w:val="single" w:color="808080" w:sz="6" w:space="4"/>
+          <w:left w:val="single" w:color="808080" w:sz="6" w:space="6"/>
+          <w:bottom w:val="single" w:color="808080" w:sz="6" w:space="4"/>
+          <w:right w:val="single" w:color="808080" w:sz="6" w:space="6"/>
+        </w:pBdr>
+        <w:shd w:val="clear" w:color="auto" w:fill="F2F2F2"/>
+        <w:ind w:left="360"/>
+        <w:rPr>
+          <w:color w:val="000000" w:themeColor="text1"/>
+          <w:sz w:val="28"/>
+          <w:szCs w:val="28"/>
+          <w:lang w:val="en-US"/>
+          <w14:textFill>
+            <w14:solidFill>
+              <w14:schemeClr w14:val="tx1"/>
+            </w14:solidFill>
+          </w14:textFill>
+        </w:rPr>
+      </w:pPr>
+      <w:r>
+        <w:rPr>
+          <w:rFonts w:ascii="Consolas" w:hAnsi="Consolas"/>
+          <w:color w:val="000000" w:themeColor="text1"/>
+          <w:sz w:val="18"/>
+          <w:szCs w:val="28"/>
+          <w14:textFill>
+            <w14:solidFill>
+              <w14:schemeClr w14:val="tx1"/>
+            </w14:solidFill>
+          </w14:textFill>
+        </w:rPr>
+        <w:t xml:space="preserve">│   ├── services/        payment_service.py  idempotency_service.py</w:t>
+      </w:r>
+    </w:p>
+    <w:p>
+      <w:pPr>
+        <w:keepNext/>
+        <w:keepLines/>
+        <w:pBdr>
+          <w:top w:val="single" w:color="808080" w:sz="6" w:space="4"/>
+          <w:left w:val="single" w:color="808080" w:sz="6" w:space="6"/>
+          <w:bottom w:val="single" w:color="808080" w:sz="6" w:space="4"/>
+          <w:right w:val="single" w:color="808080" w:sz="6" w:space="6"/>
+        </w:pBdr>
+        <w:shd w:val="clear" w:color="auto" w:fill="F2F2F2"/>
+        <w:ind w:left="360"/>
+        <w:rPr>
+          <w:color w:val="000000" w:themeColor="text1"/>
+          <w:sz w:val="28"/>
+          <w:szCs w:val="28"/>
+          <w:lang w:val="en-US"/>
+          <w14:textFill>
+            <w14:solidFill>
+              <w14:schemeClr w14:val="tx1"/>
+            </w14:solidFill>
+          </w14:textFill>
+        </w:rPr>
+      </w:pPr>
+      <w:r>
+        <w:rPr>
+          <w:rFonts w:ascii="Consolas" w:hAnsi="Consolas"/>
+          <w:color w:val="000000" w:themeColor="text1"/>
+          <w:sz w:val="18"/>
+          <w:szCs w:val="28"/>
+          <w14:textFill>
+            <w14:solidFill>
+              <w14:schemeClr w14:val="tx1"/>
+            </w14:solidFill>
+          </w14:textFill>
+        </w:rPr>
+        <w:t xml:space="preserve">│   │                    merchant_service.py  churn_service.py</w:t>
+      </w:r>
+    </w:p>
+    <w:p>
+      <w:pPr>
+        <w:keepNext/>
+        <w:keepLines/>
+        <w:pBdr>
+          <w:top w:val="single" w:color="808080" w:sz="6" w:space="4"/>
+          <w:left w:val="single" w:color="808080" w:sz="6" w:space="6"/>
+          <w:bottom w:val="single" w:color="808080" w:sz="6" w:space="4"/>
+          <w:right w:val="single" w:color="808080" w:sz="6" w:space="6"/>
+        </w:pBdr>
+        <w:shd w:val="clear" w:color="auto" w:fill="F2F2F2"/>
+        <w:ind w:left="360"/>
+        <w:rPr>
+          <w:color w:val="000000" w:themeColor="text1"/>
+          <w:sz w:val="28"/>
+          <w:szCs w:val="28"/>
+          <w:lang w:val="en-US"/>
+          <w14:textFill>
+            <w14:solidFill>
+              <w14:schemeClr w14:val="tx1"/>
+            </w14:solidFill>
+          </w14:textFill>
+        </w:rPr>
+      </w:pPr>
+      <w:r>
+        <w:rPr>
+          <w:rFonts w:ascii="Consolas" w:hAnsi="Consolas"/>
+          <w:color w:val="000000" w:themeColor="text1"/>
+          <w:sz w:val="18"/>
+          <w:szCs w:val="28"/>
+          <w14:textFill>
+            <w14:solidFill>
+              <w14:schemeClr w14:val="tx1"/>
+            </w14:solidFill>
+          </w14:textFill>
+        </w:rPr>
+        <w:t xml:space="preserve">│   └── main.py</w:t>
+      </w:r>
+    </w:p>
+    <w:p>
+      <w:pPr>
+        <w:keepNext/>
+        <w:keepLines/>
+        <w:pBdr>
+          <w:top w:val="single" w:color="808080" w:sz="6" w:space="4"/>
+          <w:left w:val="single" w:color="808080" w:sz="6" w:space="6"/>
+          <w:bottom w:val="single" w:color="808080" w:sz="6" w:space="4"/>
+          <w:right w:val="single" w:color="808080" w:sz="6" w:space="6"/>
+        </w:pBdr>
+        <w:shd w:val="clear" w:color="auto" w:fill="F2F2F2"/>
+        <w:ind w:left="360"/>
+        <w:rPr>
+          <w:color w:val="000000" w:themeColor="text1"/>
+          <w:sz w:val="28"/>
+          <w:szCs w:val="28"/>
+          <w:lang w:val="en-US"/>
+          <w14:textFill>
+            <w14:solidFill>
+              <w14:schemeClr w14:val="tx1"/>
+            </w14:solidFill>
+          </w14:textFill>
+        </w:rPr>
+      </w:pPr>
+      <w:r>
+        <w:rPr>
+          <w:rFonts w:ascii="Consolas" w:hAnsi="Consolas"/>
+          <w:color w:val="000000" w:themeColor="text1"/>
+          <w:sz w:val="18"/>
+          <w:szCs w:val="28"/>
+          <w14:textFill>
+            <w14:solidFill>
+              <w14:schemeClr w14:val="tx1"/>
+            </w14:solidFill>
+          </w14:textFill>
+        </w:rPr>
+        <w:t xml:space="preserve">├── ml/</w:t>
+      </w:r>
+    </w:p>
+    <w:p>
+      <w:pPr>
+        <w:keepNext/>
+        <w:keepLines/>
+        <w:pBdr>
+          <w:top w:val="single" w:color="808080" w:sz="6" w:space="4"/>
+          <w:left w:val="single" w:color="808080" w:sz="6" w:space="6"/>
+          <w:bottom w:val="single" w:color="808080" w:sz="6" w:space="4"/>
+          <w:right w:val="single" w:color="808080" w:sz="6" w:space="6"/>
+        </w:pBdr>
+        <w:shd w:val="clear" w:color="auto" w:fill="F2F2F2"/>
+        <w:ind w:left="360"/>
+        <w:rPr>
+          <w:color w:val="000000" w:themeColor="text1"/>
+          <w:sz w:val="28"/>
+          <w:szCs w:val="28"/>
+          <w:lang w:val="en-US"/>
+          <w14:textFill>
+            <w14:solidFill>
+              <w14:schemeClr w14:val="tx1"/>
+            </w14:solidFill>
+          </w14:textFill>
+        </w:rPr>
+      </w:pPr>
+      <w:r>
+        <w:rPr>
+          <w:rFonts w:ascii="Consolas" w:hAnsi="Consolas"/>
+          <w:color w:val="000000" w:themeColor="text1"/>
+          <w:sz w:val="18"/>
+          <w:szCs w:val="28"/>
+          <w14:textFill>
+            <w14:solidFill>
+              <w14:schemeClr w14:val="tx1"/>
+            </w14:solidFill>
+          </w14:textFill>
+        </w:rPr>
+        <w:t xml:space="preserve">│   ├── synthetic/       generate.py</w:t>
+      </w:r>
+    </w:p>
+    <w:p>
+      <w:pPr>
+        <w:keepNext/>
+        <w:keepLines/>
+        <w:pBdr>
+          <w:top w:val="single" w:color="808080" w:sz="6" w:space="4"/>
+          <w:left w:val="single" w:color="808080" w:sz="6" w:space="6"/>
+          <w:bottom w:val="single" w:color="808080" w:sz="6" w:space="4"/>
+          <w:right w:val="single" w:color="808080" w:sz="6" w:space="6"/>
+        </w:pBdr>
+        <w:shd w:val="clear" w:color="auto" w:fill="F2F2F2"/>
+        <w:ind w:left="360"/>
+        <w:rPr>
+          <w:color w:val="000000" w:themeColor="text1"/>
+          <w:sz w:val="28"/>
+          <w:szCs w:val="28"/>
+          <w:lang w:val="en-US"/>
+          <w14:textFill>
+            <w14:solidFill>
+              <w14:schemeClr w14:val="tx1"/>
+            </w14:solidFill>
+          </w14:textFill>
+        </w:rPr>
+      </w:pPr>
+      <w:r>
+        <w:rPr>
+          <w:rFonts w:ascii="Consolas" w:hAnsi="Consolas"/>
+          <w:color w:val="000000" w:themeColor="text1"/>
+          <w:sz w:val="18"/>
+          <w:szCs w:val="28"/>
+          <w14:textFill>
+            <w14:solidFill>
+              <w14:schemeClr w14:val="tx1"/>
+            </w14:solidFill>
+          </w14:textFill>
+        </w:rPr>
+        <w:t xml:space="preserve">│   ├── features/        build_snapshots.py</w:t>
+      </w:r>
+    </w:p>
+    <w:p>
+      <w:pPr>
+        <w:keepNext/>
+        <w:keepLines/>
+        <w:pBdr>
+          <w:top w:val="single" w:color="808080" w:sz="6" w:space="4"/>
+          <w:left w:val="single" w:color="808080" w:sz="6" w:space="6"/>
+          <w:bottom w:val="single" w:color="808080" w:sz="6" w:space="4"/>
+          <w:right w:val="single" w:color="808080" w:sz="6" w:space="6"/>
+        </w:pBdr>
+        <w:shd w:val="clear" w:color="auto" w:fill="F2F2F2"/>
+        <w:ind w:left="360"/>
+        <w:rPr>
+          <w:color w:val="000000" w:themeColor="text1"/>
+          <w:sz w:val="28"/>
+          <w:szCs w:val="28"/>
+          <w:lang w:val="en-US"/>
+          <w14:textFill>
+            <w14:solidFill>
+              <w14:schemeClr w14:val="tx1"/>
+            </w14:solidFill>
+          </w14:textFill>
+        </w:rPr>
+      </w:pPr>
+      <w:r>
+        <w:rPr>
+          <w:rFonts w:ascii="Consolas" w:hAnsi="Consolas"/>
+          <w:color w:val="000000" w:themeColor="text1"/>
+          <w:sz w:val="18"/>
+          <w:szCs w:val="28"/>
+          <w14:textFill>
+            <w14:solidFill>
+              <w14:schemeClr w14:val="tx1"/>
+            </w14:solidFill>
+          </w14:textFill>
+        </w:rPr>
+        <w:t xml:space="preserve">│   ├── baselines/       recency.py</w:t>
+      </w:r>
+    </w:p>
+    <w:p>
+      <w:pPr>
+        <w:keepNext/>
+        <w:keepLines/>
+        <w:pBdr>
+          <w:top w:val="single" w:color="808080" w:sz="6" w:space="4"/>
+          <w:left w:val="single" w:color="808080" w:sz="6" w:space="6"/>
+          <w:bottom w:val="single" w:color="808080" w:sz="6" w:space="4"/>
+          <w:right w:val="single" w:color="808080" w:sz="6" w:space="6"/>
+        </w:pBdr>
+        <w:shd w:val="clear" w:color="auto" w:fill="F2F2F2"/>
+        <w:ind w:left="360"/>
+        <w:rPr>
+          <w:color w:val="000000" w:themeColor="text1"/>
+          <w:sz w:val="28"/>
+          <w:szCs w:val="28"/>
+          <w:lang w:val="en-US"/>
+          <w14:textFill>
+            <w14:solidFill>
+              <w14:schemeClr w14:val="tx1"/>
+            </w14:solidFill>
+          </w14:textFill>
+        </w:rPr>
+      </w:pPr>
+      <w:r>
+        <w:rPr>
+          <w:rFonts w:ascii="Consolas" w:hAnsi="Consolas"/>
+          <w:color w:val="000000" w:themeColor="text1"/>
+          <w:sz w:val="18"/>
+          <w:szCs w:val="28"/>
+          <w14:textFill>
+            <w14:solidFill>
+              <w14:schemeClr w14:val="tx1"/>
+            </w14:solidFill>
+          </w14:textFill>
+        </w:rPr>
+        <w:t xml:space="preserve">│   └── train.py  evaluate.py  explain.py  inference.py</w:t>
+      </w:r>
+    </w:p>
+    <w:p>
+      <w:pPr>
+        <w:keepNext/>
+        <w:keepLines/>
+        <w:pBdr>
+          <w:top w:val="single" w:color="808080" w:sz="6" w:space="4"/>
+          <w:left w:val="single" w:color="808080" w:sz="6" w:space="6"/>
+          <w:bottom w:val="single" w:color="808080" w:sz="6" w:space="4"/>
+          <w:right w:val="single" w:color="808080" w:sz="6" w:space="6"/>
+        </w:pBdr>
+        <w:shd w:val="clear" w:color="auto" w:fill="F2F2F2"/>
+        <w:ind w:left="360"/>
+        <w:rPr>
+          <w:color w:val="000000" w:themeColor="text1"/>
+          <w:sz w:val="28"/>
+          <w:szCs w:val="28"/>
+          <w:lang w:val="en-US"/>
+          <w14:textFill>
+            <w14:solidFill>
+              <w14:schemeClr w14:val="tx1"/>
+            </w14:solidFill>
+          </w14:textFill>
+        </w:rPr>
+      </w:pPr>
+      <w:r>
+        <w:rPr>
+          <w:rFonts w:ascii="Consolas" w:hAnsi="Consolas"/>
+          <w:color w:val="000000" w:themeColor="text1"/>
+          <w:sz w:val="18"/>
+          <w:szCs w:val="28"/>
+          <w14:textFill>
+            <w14:solidFill>
+              <w14:schemeClr w14:val="tx1"/>
+            </w14:solidFill>
+          </w14:textFill>
+        </w:rPr>
+        <w:t xml:space="preserve">├── data/                generated/  processed/        (gitignored)</w:t>
+      </w:r>
+    </w:p>
+    <w:p>
+      <w:pPr>
+        <w:keepNext/>
+        <w:keepLines/>
+        <w:pBdr>
+          <w:top w:val="single" w:color="808080" w:sz="6" w:space="4"/>
+          <w:left w:val="single" w:color="808080" w:sz="6" w:space="6"/>
+          <w:bottom w:val="single" w:color="808080" w:sz="6" w:space="4"/>
+          <w:right w:val="single" w:color="808080" w:sz="6" w:space="6"/>
+        </w:pBdr>
+        <w:shd w:val="clear" w:color="auto" w:fill="F2F2F2"/>
+        <w:ind w:left="360"/>
+        <w:rPr>
+          <w:color w:val="000000" w:themeColor="text1"/>
+          <w:sz w:val="28"/>
+          <w:szCs w:val="28"/>
+          <w:lang w:val="en-US"/>
+          <w14:textFill>
+            <w14:solidFill>
+              <w14:schemeClr w14:val="tx1"/>
+            </w14:solidFill>
+          </w14:textFill>
+        </w:rPr>
+      </w:pPr>
+      <w:r>
+        <w:rPr>
+          <w:rFonts w:ascii="Consolas" w:hAnsi="Consolas"/>
+          <w:color w:val="000000" w:themeColor="text1"/>
+          <w:sz w:val="18"/>
+          <w:szCs w:val="28"/>
+          <w14:textFill>
+            <w14:solidFill>
+              <w14:schemeClr w14:val="tx1"/>
+            </w14:solidFill>
+          </w14:textFill>
+        </w:rPr>
+        <w:t xml:space="preserve">├── artifacts/           xgboost_model.json  model_metadata.json</w:t>
+      </w:r>
+    </w:p>
+    <w:p>
+      <w:pPr>
+        <w:keepNext/>
+        <w:keepLines/>
+        <w:pBdr>
+          <w:top w:val="single" w:color="808080" w:sz="6" w:space="4"/>
+          <w:left w:val="single" w:color="808080" w:sz="6" w:space="6"/>
+          <w:bottom w:val="single" w:color="808080" w:sz="6" w:space="4"/>
+          <w:right w:val="single" w:color="808080" w:sz="6" w:space="6"/>
+        </w:pBdr>
+        <w:shd w:val="clear" w:color="auto" w:fill="F2F2F2"/>
+        <w:ind w:left="360"/>
+        <w:rPr>
+          <w:color w:val="000000" w:themeColor="text1"/>
+          <w:sz w:val="28"/>
+          <w:szCs w:val="28"/>
+          <w:lang w:val="en-US"/>
+          <w14:textFill>
+            <w14:solidFill>
+              <w14:schemeClr w14:val="tx1"/>
+            </w14:solidFill>
+          </w14:textFill>
+        </w:rPr>
+      </w:pPr>
+      <w:r>
+        <w:rPr>
+          <w:rFonts w:ascii="Consolas" w:hAnsi="Consolas"/>
+          <w:color w:val="000000" w:themeColor="text1"/>
+          <w:sz w:val="18"/>
+          <w:szCs w:val="28"/>
+          <w14:textFill>
+            <w14:solidFill>
+              <w14:schemeClr w14:val="tx1"/>
+            </w14:solidFill>
+          </w14:textFill>
+        </w:rPr>
+        <w:t xml:space="preserve">│                        metrics.json</w:t>
+      </w:r>
+    </w:p>
+    <w:p>
+      <w:pPr>
+        <w:keepNext/>
+        <w:keepLines/>
+        <w:pBdr>
+          <w:top w:val="single" w:color="808080" w:sz="6" w:space="4"/>
+          <w:left w:val="single" w:color="808080" w:sz="6" w:space="6"/>
+          <w:bottom w:val="single" w:color="808080" w:sz="6" w:space="4"/>
+          <w:right w:val="single" w:color="808080" w:sz="6" w:space="6"/>
+        </w:pBdr>
+        <w:shd w:val="clear" w:color="auto" w:fill="F2F2F2"/>
+        <w:ind w:left="360"/>
+        <w:rPr>
+          <w:color w:val="000000" w:themeColor="text1"/>
+          <w:sz w:val="28"/>
+          <w:szCs w:val="28"/>
+          <w:lang w:val="en-US"/>
+          <w14:textFill>
+            <w14:solidFill>
+              <w14:schemeClr w14:val="tx1"/>
+            </w14:solidFill>
+          </w14:textFill>
+        </w:rPr>
+      </w:pPr>
+      <w:r>
+        <w:rPr>
+          <w:rFonts w:ascii="Consolas" w:hAnsi="Consolas"/>
+          <w:color w:val="000000" w:themeColor="text1"/>
+          <w:sz w:val="18"/>
+          <w:szCs w:val="28"/>
+          <w14:textFill>
+            <w14:solidFill>
+              <w14:schemeClr w14:val="tx1"/>
+            </w14:solidFill>
+          </w14:textFill>
+        </w:rPr>
+        <w:t xml:space="preserve">├── tests/               unit/  integration/  concurrency/</w:t>
+      </w:r>
+    </w:p>
+    <w:p>
+      <w:pPr>
+        <w:keepNext/>
+        <w:keepLines/>
+        <w:pBdr>
+          <w:top w:val="single" w:color="808080" w:sz="6" w:space="4"/>
+          <w:left w:val="single" w:color="808080" w:sz="6" w:space="6"/>
+          <w:bottom w:val="single" w:color="808080" w:sz="6" w:space="4"/>
+          <w:right w:val="single" w:color="808080" w:sz="6" w:space="6"/>
+        </w:pBdr>
+        <w:shd w:val="clear" w:color="auto" w:fill="F2F2F2"/>
+        <w:ind w:left="360"/>
+        <w:rPr>
+          <w:color w:val="000000" w:themeColor="text1"/>
+          <w:sz w:val="28"/>
+          <w:szCs w:val="28"/>
+          <w:lang w:val="en-US"/>
+          <w14:textFill>
+            <w14:solidFill>
+              <w14:schemeClr w14:val="tx1"/>
+            </w14:solidFill>
+          </w14:textFill>
+        </w:rPr>
+      </w:pPr>
+      <w:r>
+        <w:rPr>
+          <w:rFonts w:ascii="Consolas" w:hAnsi="Consolas"/>
+          <w:color w:val="000000" w:themeColor="text1"/>
+          <w:sz w:val="18"/>
+          <w:szCs w:val="28"/>
+          <w14:textFill>
+            <w14:solidFill>
+              <w14:schemeClr w14:val="tx1"/>
+            </w14:solidFill>
+          </w14:textFill>
+        </w:rPr>
+        <w:t xml:space="preserve">├── nginx/               nginx.conf</w:t>
+      </w:r>
+    </w:p>
+    <w:p>
+      <w:pPr>
+        <w:keepNext/>
+        <w:keepLines/>
+        <w:pBdr>
+          <w:top w:val="single" w:color="808080" w:sz="6" w:space="4"/>
+          <w:left w:val="single" w:color="808080" w:sz="6" w:space="6"/>
+          <w:bottom w:val="single" w:color="808080" w:sz="6" w:space="4"/>
+          <w:right w:val="single" w:color="808080" w:sz="6" w:space="6"/>
+        </w:pBdr>
+        <w:shd w:val="clear" w:color="auto" w:fill="F2F2F2"/>
+        <w:ind w:left="360"/>
+        <w:rPr>
+          <w:color w:val="000000" w:themeColor="text1"/>
+          <w:sz w:val="28"/>
+          <w:szCs w:val="28"/>
+          <w:lang w:val="en-US"/>
+          <w14:textFill>
+            <w14:solidFill>
+              <w14:schemeClr w14:val="tx1"/>
+            </w14:solidFill>
+          </w14:textFill>
+        </w:rPr>
+      </w:pPr>
+      <w:r>
+        <w:rPr>
+          <w:rFonts w:ascii="Consolas" w:hAnsi="Consolas"/>
+          <w:color w:val="000000" w:themeColor="text1"/>
+          <w:sz w:val="18"/>
+          <w:szCs w:val="28"/>
+          <w14:textFill>
+            <w14:solidFill>
+              <w14:schemeClr w14:val="tx1"/>
+            </w14:solidFill>
+          </w14:textFill>
+        </w:rPr>
+        <w:t xml:space="preserve">├── alembic/             versions/</w:t>
+      </w:r>
+    </w:p>
+    <w:p>
+      <w:pPr>
+        <w:keepNext/>
+        <w:keepLines/>
+        <w:pBdr>
+          <w:top w:val="single" w:color="808080" w:sz="6" w:space="4"/>
+          <w:left w:val="single" w:color="808080" w:sz="6" w:space="6"/>
+          <w:bottom w:val="single" w:color="808080" w:sz="6" w:space="4"/>
+          <w:right w:val="single" w:color="808080" w:sz="6" w:space="6"/>
+        </w:pBdr>
+        <w:shd w:val="clear" w:color="auto" w:fill="F2F2F2"/>
+        <w:ind w:left="360"/>
+        <w:rPr>
+          <w:color w:val="000000" w:themeColor="text1"/>
+          <w:sz w:val="28"/>
+          <w:szCs w:val="28"/>
+          <w:lang w:val="en-US"/>
+          <w14:textFill>
+            <w14:solidFill>
+              <w14:schemeClr w14:val="tx1"/>
+            </w14:solidFill>
+          </w14:textFill>
+        </w:rPr>
+      </w:pPr>
+      <w:r>
+        <w:rPr>
+          <w:rFonts w:ascii="Consolas" w:hAnsi="Consolas"/>
+          <w:color w:val="000000" w:themeColor="text1"/>
+          <w:sz w:val="18"/>
+          <w:szCs w:val="28"/>
+          <w14:textFill>
+            <w14:solidFill>
+              <w14:schemeClr w14:val="tx1"/>
+            </w14:solidFill>
+          </w14:textFill>
+        </w:rPr>
+        <w:t xml:space="preserve">├── scripts/             stress_test.py</w:t>
+      </w:r>
+    </w:p>
+    <w:p>
+      <w:pPr>
+        <w:keepNext/>
+        <w:keepLines/>
+        <w:pBdr>
+          <w:top w:val="single" w:color="808080" w:sz="6" w:space="4"/>
+          <w:left w:val="single" w:color="808080" w:sz="6" w:space="6"/>
+          <w:bottom w:val="single" w:color="808080" w:sz="6" w:space="4"/>
+          <w:right w:val="single" w:color="808080" w:sz="6" w:space="6"/>
+        </w:pBdr>
+        <w:shd w:val="clear" w:color="auto" w:fill="F2F2F2"/>
+        <w:ind w:left="360"/>
+        <w:rPr>
+          <w:color w:val="000000" w:themeColor="text1"/>
+          <w:sz w:val="28"/>
+          <w:szCs w:val="28"/>
+          <w:lang w:val="en-US"/>
+          <w14:textFill>
+            <w14:solidFill>
+              <w14:schemeClr w14:val="tx1"/>
+            </w14:solidFill>
+          </w14:textFill>
+        </w:rPr>
+      </w:pPr>
+      <w:r>
+        <w:rPr>
+          <w:rFonts w:ascii="Consolas" w:hAnsi="Consolas"/>
+          <w:color w:val="000000" w:themeColor="text1"/>
+          <w:sz w:val="18"/>
+          <w:szCs w:val="28"/>
+          <w14:textFill>
+            <w14:solidFill>
+              <w14:schemeClr w14:val="tx1"/>
+            </w14:solidFill>
+          </w14:textFill>
+        </w:rPr>
+        <w:t xml:space="preserve">├── docker-compose.yml   Dockerfile   pyproject.toml</w:t>
+      </w:r>
+    </w:p>
+    <w:p>
+      <w:pPr>
+        <w:keepNext/>
+        <w:keepLines/>
+        <w:pBdr>
+          <w:top w:val="single" w:color="808080" w:sz="6" w:space="4"/>
+          <w:left w:val="single" w:color="808080" w:sz="6" w:space="6"/>
+          <w:bottom w:val="single" w:color="808080" w:sz="6" w:space="4"/>
+          <w:right w:val="single" w:color="808080" w:sz="6" w:space="6"/>
+        </w:pBdr>
+        <w:shd w:val="clear" w:color="auto" w:fill="F2F2F2"/>
+        <w:ind w:left="360"/>
+        <w:rPr>
+          <w:color w:val="000000" w:themeColor="text1"/>
+          <w:sz w:val="28"/>
+          <w:szCs w:val="28"/>
+          <w:lang w:val="en-US"/>
+          <w14:textFill>
+            <w14:solidFill>
+              <w14:schemeClr w14:val="tx1"/>
+            </w14:solidFill>
+          </w14:textFill>
+        </w:rPr>
+      </w:pPr>
+      <w:r>
+        <w:rPr>
+          <w:rFonts w:ascii="Consolas" w:hAnsi="Consolas"/>
+          <w:color w:val="000000" w:themeColor="text1"/>
+          <w:sz w:val="18"/>
+          <w:szCs w:val="28"/>
+          <w14:textFill>
+            <w14:solidFill>
+              <w14:schemeClr w14:val="tx1"/>
+            </w14:solidFill>
+          </w14:textFill>
+        </w:rPr>
+        <w:t xml:space="preserve">├── PROJECT_SPEC.md      README.md</w:t>
+      </w:r>
+    </w:p>
+    <w:p>
+      <w:pPr>
+        <w:keepNext/>
         <w:spacing w:after="160" w:line="360" w:lineRule="auto"/>
         <w:jc w:val="both"/>
         <w:rPr>
@@ -38849,14 +43376,14 @@
           <w:bottom w:w="0" w:type="dxa"/>
           <w:right w:w="108" w:type="dxa"/>
         </w:tblCellMar>
-        <w:tblW w:w="8711" w:type="dxa"/>
+        <w:tblW w:w="8709" w:type="dxa"/>
         <w:tblLayout w:type="fixed"/>
       </w:tblPr>
       <w:tblGrid>
-        <w:gridCol w:w="1916"/>
-        <w:gridCol w:w="1481"/>
-        <w:gridCol w:w="1481"/>
-        <w:gridCol w:w="3833"/>
+        <w:gridCol w:w="2090"/>
+        <w:gridCol w:w="1306"/>
+        <w:gridCol w:w="1306"/>
+        <w:gridCol w:w="4007"/>
       </w:tblGrid>
       <w:tr>
         <w:trPr>
@@ -38881,13 +43408,13 @@
         </w:tblPrEx>
         <w:tc>
           <w:tcPr>
-            <w:tcW w:w="1916" w:type="dxa"/>
+            <w:tcW w:w="2090" w:type="dxa"/>
             <w:vAlign w:val="center"/>
           </w:tcPr>
           <w:p>
             <w:pPr>
               <w:keepNext/>
-              <w:jc w:val="both"/>
+              <w:jc w:val="left"/>
               <w:rPr>
                 <w:color w:val="000000" w:themeColor="text1"/>
                 <w:sz w:val="28"/>
@@ -38918,7 +43445,7 @@
         </w:tc>
         <w:tc>
           <w:tcPr>
-            <w:tcW w:w="1481" w:type="dxa"/>
+            <w:tcW w:w="1306" w:type="dxa"/>
             <w:vAlign w:val="center"/>
           </w:tcPr>
           <w:p>
@@ -38949,13 +43476,13 @@
                   </w14:solidFill>
                 </w14:textFill>
               </w:rPr>
-              <w:t xml:space="preserve">Self-Rated Contribution (%)</w:t>
-            </w:r>
-          </w:p>
-        </w:tc>
-        <w:tc>
-          <w:tcPr>
-            <w:tcW w:w="1481" w:type="dxa"/>
+              <w:t xml:space="preserve">Self-Rated (%)</w:t>
+            </w:r>
+          </w:p>
+        </w:tc>
+        <w:tc>
+          <w:tcPr>
+            <w:tcW w:w="1306" w:type="dxa"/>
             <w:vAlign w:val="center"/>
           </w:tcPr>
           <w:p>
@@ -38986,19 +43513,19 @@
                   </w14:solidFill>
                 </w14:textFill>
               </w:rPr>
-              <w:t xml:space="preserve">Peer-Rated Contribution (%)</w:t>
-            </w:r>
-          </w:p>
-        </w:tc>
-        <w:tc>
-          <w:tcPr>
-            <w:tcW w:w="3833" w:type="dxa"/>
+              <w:t xml:space="preserve">Peer-Rated (%)</w:t>
+            </w:r>
+          </w:p>
+        </w:tc>
+        <w:tc>
+          <w:tcPr>
+            <w:tcW w:w="4007" w:type="dxa"/>
             <w:vAlign w:val="center"/>
           </w:tcPr>
           <w:p>
             <w:pPr>
               <w:keepNext/>
-              <w:jc w:val="both"/>
+              <w:jc w:val="left"/>
               <w:rPr>
                 <w:color w:val="000000" w:themeColor="text1"/>
                 <w:sz w:val="28"/>
@@ -39050,11 +43577,12 @@
         </w:tblPrEx>
         <w:tc>
           <w:tcPr>
-            <w:tcW w:w="1916" w:type="dxa"/>
+            <w:tcW w:w="2090" w:type="dxa"/>
           </w:tcPr>
           <w:p>
             <w:pPr>
               <w:keepNext/>
+              <w:jc w:val="left"/>
               <w:rPr>
                 <w:color w:val="000000" w:themeColor="text1"/>
                 <w:sz w:val="28"/>
@@ -39083,7 +43611,7 @@
         </w:tc>
         <w:tc>
           <w:tcPr>
-            <w:tcW w:w="1481" w:type="dxa"/>
+            <w:tcW w:w="1306" w:type="dxa"/>
           </w:tcPr>
           <w:p>
             <w:pPr>
@@ -39116,7 +43644,7 @@
         </w:tc>
         <w:tc>
           <w:tcPr>
-            <w:tcW w:w="1481" w:type="dxa"/>
+            <w:tcW w:w="1306" w:type="dxa"/>
           </w:tcPr>
           <w:p>
             <w:pPr>
@@ -39149,11 +43677,12 @@
         </w:tc>
         <w:tc>
           <w:tcPr>
-            <w:tcW w:w="3833" w:type="dxa"/>
+            <w:tcW w:w="4007" w:type="dxa"/>
           </w:tcPr>
           <w:p>
             <w:pPr>
               <w:keepNext/>
+              <w:jc w:val="left"/>
               <w:rPr>
                 <w:color w:val="000000" w:themeColor="text1"/>
                 <w:sz w:val="28"/>
@@ -39203,10 +43732,11 @@
         </w:tblPrEx>
         <w:tc>
           <w:tcPr>
-            <w:tcW w:w="1916" w:type="dxa"/>
-          </w:tcPr>
-          <w:p>
-            <w:pPr>
+            <w:tcW w:w="2090" w:type="dxa"/>
+          </w:tcPr>
+          <w:p>
+            <w:pPr>
+              <w:jc w:val="left"/>
               <w:rPr>
                 <w:color w:val="000000" w:themeColor="text1"/>
                 <w:sz w:val="28"/>
@@ -39235,7 +43765,7 @@
         </w:tc>
         <w:tc>
           <w:tcPr>
-            <w:tcW w:w="1481" w:type="dxa"/>
+            <w:tcW w:w="1306" w:type="dxa"/>
           </w:tcPr>
           <w:p>
             <w:pPr>
@@ -39267,7 +43797,7 @@
         </w:tc>
         <w:tc>
           <w:tcPr>
-            <w:tcW w:w="1481" w:type="dxa"/>
+            <w:tcW w:w="1306" w:type="dxa"/>
           </w:tcPr>
           <w:p>
             <w:pPr>
@@ -39299,10 +43829,11 @@
         </w:tc>
         <w:tc>
           <w:tcPr>
-            <w:tcW w:w="3833" w:type="dxa"/>
-          </w:tcPr>
-          <w:p>
-            <w:pPr>
+            <w:tcW w:w="4007" w:type="dxa"/>
+          </w:tcPr>
+          <w:p>
+            <w:pPr>
+              <w:jc w:val="left"/>
               <w:rPr>
                 <w:color w:val="000000" w:themeColor="text1"/>
                 <w:sz w:val="28"/>
